--- a/docs/SocialNEURON_MCA401_Report.docx
+++ b/docs/SocialNEURON_MCA401_Report.docx
@@ -21,10 +21,10 @@
           <wp:anchor behindDoc="0" distT="0" distB="0" distL="114300" distR="114300" simplePos="0" locked="0" layoutInCell="0" allowOverlap="1" relativeHeight="3">
             <wp:simplePos x="0" y="0"/>
             <wp:positionH relativeFrom="column">
-              <wp:posOffset>-311785</wp:posOffset>
+              <wp:posOffset>-387985</wp:posOffset>
             </wp:positionH>
             <wp:positionV relativeFrom="paragraph">
-              <wp:posOffset>635</wp:posOffset>
+              <wp:posOffset>-189865</wp:posOffset>
             </wp:positionV>
             <wp:extent cx="6337300" cy="1244600"/>
             <wp:effectExtent l="0" t="0" r="0" b="0"/>
@@ -792,7 +792,7 @@
       </w:r>
       <w:r>
         <w:rPr/>
-        <w:t>______________________________</w:t>
+        <w:t>___Yogesh  Chauhan___________________________</w:t>
       </w:r>
     </w:p>
     <w:p>
@@ -886,7 +886,7 @@
             </w:pPr>
             <w:r>
               <w:rPr/>
-              <w:t>Address: _____________________</w:t>
+              <w:t>Address: ___ahemdabad__________________</w:t>
             </w:r>
           </w:p>
           <w:p>
@@ -941,29 +941,29 @@
             </w:pPr>
             <w:r>
               <w:rPr/>
-              <w:t>Name: _________________________</w:t>
-            </w:r>
-          </w:p>
-          <w:p>
-            <w:pPr>
-              <w:pStyle w:val="Normal"/>
-              <w:widowControl w:val="false"/>
-              <w:rPr/>
-            </w:pPr>
-            <w:r>
-              <w:rPr/>
-              <w:t>Designation: __________________</w:t>
-            </w:r>
-          </w:p>
-          <w:p>
-            <w:pPr>
-              <w:pStyle w:val="Normal"/>
-              <w:widowControl w:val="false"/>
-              <w:rPr/>
-            </w:pPr>
-            <w:r>
-              <w:rPr/>
-              <w:t>Address: ______________________</w:t>
+              <w:t xml:space="preserve">Name: Yogesh  Chauhan </w:t>
+            </w:r>
+          </w:p>
+          <w:p>
+            <w:pPr>
+              <w:pStyle w:val="Normal"/>
+              <w:widowControl w:val="false"/>
+              <w:rPr/>
+            </w:pPr>
+            <w:r>
+              <w:rPr/>
+              <w:t>Designation: Team Lead</w:t>
+            </w:r>
+          </w:p>
+          <w:p>
+            <w:pPr>
+              <w:pStyle w:val="Normal"/>
+              <w:widowControl w:val="false"/>
+              <w:rPr/>
+            </w:pPr>
+            <w:r>
+              <w:rPr/>
+              <w:t>Address: _____ahemdabad_________________</w:t>
             </w:r>
           </w:p>
           <w:p>
@@ -1394,9 +1394,9 @@
         <w:tblLook w:val="04a0" w:noHBand="0" w:noVBand="1" w:firstColumn="1" w:lastRow="0" w:lastColumn="0" w:firstRow="1"/>
       </w:tblPr>
       <w:tblGrid>
-        <w:gridCol w:w="1995"/>
-        <w:gridCol w:w="5493"/>
-        <w:gridCol w:w="1526"/>
+        <w:gridCol w:w="1992"/>
+        <w:gridCol w:w="5495"/>
+        <w:gridCol w:w="1527"/>
       </w:tblGrid>
       <w:tr>
         <w:trPr>
@@ -1405,7 +1405,7 @@
         </w:trPr>
         <w:tc>
           <w:tcPr>
-            <w:tcW w:w="1995" w:type="dxa"/>
+            <w:tcW w:w="1992" w:type="dxa"/>
             <w:tcBorders>
               <w:top w:val="single" w:sz="2" w:space="0" w:color="AAAAAA"/>
               <w:left w:val="single" w:sz="2" w:space="0" w:color="AAAAAA"/>
@@ -1436,7 +1436,7 @@
         </w:tc>
         <w:tc>
           <w:tcPr>
-            <w:tcW w:w="5493" w:type="dxa"/>
+            <w:tcW w:w="5495" w:type="dxa"/>
             <w:tcBorders>
               <w:top w:val="single" w:sz="2" w:space="0" w:color="AAAAAA"/>
               <w:left w:val="single" w:sz="2" w:space="0" w:color="AAAAAA"/>
@@ -1467,7 +1467,7 @@
         </w:tc>
         <w:tc>
           <w:tcPr>
-            <w:tcW w:w="1526" w:type="dxa"/>
+            <w:tcW w:w="1527" w:type="dxa"/>
             <w:tcBorders>
               <w:top w:val="single" w:sz="2" w:space="0" w:color="AAAAAA"/>
               <w:left w:val="single" w:sz="2" w:space="0" w:color="AAAAAA"/>
@@ -1503,7 +1503,7 @@
         </w:trPr>
         <w:tc>
           <w:tcPr>
-            <w:tcW w:w="1995" w:type="dxa"/>
+            <w:tcW w:w="1992" w:type="dxa"/>
             <w:tcBorders>
               <w:top w:val="single" w:sz="2" w:space="0" w:color="AAAAAA"/>
               <w:left w:val="single" w:sz="2" w:space="0" w:color="AAAAAA"/>
@@ -1529,7 +1529,7 @@
         </w:tc>
         <w:tc>
           <w:tcPr>
-            <w:tcW w:w="5493" w:type="dxa"/>
+            <w:tcW w:w="5495" w:type="dxa"/>
             <w:tcBorders>
               <w:top w:val="single" w:sz="2" w:space="0" w:color="AAAAAA"/>
               <w:left w:val="single" w:sz="2" w:space="0" w:color="AAAAAA"/>
@@ -1555,7 +1555,7 @@
         </w:tc>
         <w:tc>
           <w:tcPr>
-            <w:tcW w:w="1526" w:type="dxa"/>
+            <w:tcW w:w="1527" w:type="dxa"/>
             <w:tcBorders>
               <w:top w:val="single" w:sz="2" w:space="0" w:color="AAAAAA"/>
               <w:left w:val="single" w:sz="2" w:space="0" w:color="AAAAAA"/>
@@ -1582,7 +1582,7 @@
         </w:trPr>
         <w:tc>
           <w:tcPr>
-            <w:tcW w:w="1995" w:type="dxa"/>
+            <w:tcW w:w="1992" w:type="dxa"/>
             <w:tcBorders>
               <w:top w:val="single" w:sz="2" w:space="0" w:color="AAAAAA"/>
               <w:left w:val="single" w:sz="2" w:space="0" w:color="AAAAAA"/>
@@ -1608,7 +1608,7 @@
         </w:tc>
         <w:tc>
           <w:tcPr>
-            <w:tcW w:w="5493" w:type="dxa"/>
+            <w:tcW w:w="5495" w:type="dxa"/>
             <w:tcBorders>
               <w:top w:val="single" w:sz="2" w:space="0" w:color="AAAAAA"/>
               <w:left w:val="single" w:sz="2" w:space="0" w:color="AAAAAA"/>
@@ -1634,7 +1634,7 @@
         </w:tc>
         <w:tc>
           <w:tcPr>
-            <w:tcW w:w="1526" w:type="dxa"/>
+            <w:tcW w:w="1527" w:type="dxa"/>
             <w:tcBorders>
               <w:top w:val="single" w:sz="2" w:space="0" w:color="AAAAAA"/>
               <w:left w:val="single" w:sz="2" w:space="0" w:color="AAAAAA"/>
@@ -1661,7 +1661,7 @@
         </w:trPr>
         <w:tc>
           <w:tcPr>
-            <w:tcW w:w="1995" w:type="dxa"/>
+            <w:tcW w:w="1992" w:type="dxa"/>
             <w:tcBorders>
               <w:top w:val="single" w:sz="2" w:space="0" w:color="AAAAAA"/>
               <w:left w:val="single" w:sz="2" w:space="0" w:color="AAAAAA"/>
@@ -1687,7 +1687,7 @@
         </w:tc>
         <w:tc>
           <w:tcPr>
-            <w:tcW w:w="5493" w:type="dxa"/>
+            <w:tcW w:w="5495" w:type="dxa"/>
             <w:tcBorders>
               <w:top w:val="single" w:sz="2" w:space="0" w:color="AAAAAA"/>
               <w:left w:val="single" w:sz="2" w:space="0" w:color="AAAAAA"/>
@@ -1713,7 +1713,7 @@
         </w:tc>
         <w:tc>
           <w:tcPr>
-            <w:tcW w:w="1526" w:type="dxa"/>
+            <w:tcW w:w="1527" w:type="dxa"/>
             <w:tcBorders>
               <w:top w:val="single" w:sz="2" w:space="0" w:color="AAAAAA"/>
               <w:left w:val="single" w:sz="2" w:space="0" w:color="AAAAAA"/>
@@ -1740,7 +1740,7 @@
         </w:trPr>
         <w:tc>
           <w:tcPr>
-            <w:tcW w:w="1995" w:type="dxa"/>
+            <w:tcW w:w="1992" w:type="dxa"/>
             <w:tcBorders>
               <w:top w:val="single" w:sz="2" w:space="0" w:color="AAAAAA"/>
               <w:left w:val="single" w:sz="2" w:space="0" w:color="AAAAAA"/>
@@ -1766,7 +1766,7 @@
         </w:tc>
         <w:tc>
           <w:tcPr>
-            <w:tcW w:w="5493" w:type="dxa"/>
+            <w:tcW w:w="5495" w:type="dxa"/>
             <w:tcBorders>
               <w:top w:val="single" w:sz="2" w:space="0" w:color="AAAAAA"/>
               <w:left w:val="single" w:sz="2" w:space="0" w:color="AAAAAA"/>
@@ -1792,7 +1792,7 @@
         </w:tc>
         <w:tc>
           <w:tcPr>
-            <w:tcW w:w="1526" w:type="dxa"/>
+            <w:tcW w:w="1527" w:type="dxa"/>
             <w:tcBorders>
               <w:top w:val="single" w:sz="2" w:space="0" w:color="AAAAAA"/>
               <w:left w:val="single" w:sz="2" w:space="0" w:color="AAAAAA"/>
@@ -1819,7 +1819,7 @@
         </w:trPr>
         <w:tc>
           <w:tcPr>
-            <w:tcW w:w="1995" w:type="dxa"/>
+            <w:tcW w:w="1992" w:type="dxa"/>
             <w:tcBorders>
               <w:top w:val="single" w:sz="2" w:space="0" w:color="AAAAAA"/>
               <w:left w:val="single" w:sz="2" w:space="0" w:color="AAAAAA"/>
@@ -1845,7 +1845,7 @@
         </w:tc>
         <w:tc>
           <w:tcPr>
-            <w:tcW w:w="5493" w:type="dxa"/>
+            <w:tcW w:w="5495" w:type="dxa"/>
             <w:tcBorders>
               <w:top w:val="single" w:sz="2" w:space="0" w:color="AAAAAA"/>
               <w:left w:val="single" w:sz="2" w:space="0" w:color="AAAAAA"/>
@@ -1871,7 +1871,7 @@
         </w:tc>
         <w:tc>
           <w:tcPr>
-            <w:tcW w:w="1526" w:type="dxa"/>
+            <w:tcW w:w="1527" w:type="dxa"/>
             <w:tcBorders>
               <w:top w:val="single" w:sz="2" w:space="0" w:color="AAAAAA"/>
               <w:left w:val="single" w:sz="2" w:space="0" w:color="AAAAAA"/>
@@ -1898,7 +1898,7 @@
         </w:trPr>
         <w:tc>
           <w:tcPr>
-            <w:tcW w:w="1995" w:type="dxa"/>
+            <w:tcW w:w="1992" w:type="dxa"/>
             <w:tcBorders>
               <w:top w:val="single" w:sz="2" w:space="0" w:color="AAAAAA"/>
               <w:left w:val="single" w:sz="2" w:space="0" w:color="AAAAAA"/>
@@ -1924,7 +1924,7 @@
         </w:tc>
         <w:tc>
           <w:tcPr>
-            <w:tcW w:w="5493" w:type="dxa"/>
+            <w:tcW w:w="5495" w:type="dxa"/>
             <w:tcBorders>
               <w:top w:val="single" w:sz="2" w:space="0" w:color="AAAAAA"/>
               <w:left w:val="single" w:sz="2" w:space="0" w:color="AAAAAA"/>
@@ -1950,7 +1950,7 @@
         </w:tc>
         <w:tc>
           <w:tcPr>
-            <w:tcW w:w="1526" w:type="dxa"/>
+            <w:tcW w:w="1527" w:type="dxa"/>
             <w:tcBorders>
               <w:top w:val="single" w:sz="2" w:space="0" w:color="AAAAAA"/>
               <w:left w:val="single" w:sz="2" w:space="0" w:color="AAAAAA"/>
@@ -1977,7 +1977,7 @@
         </w:trPr>
         <w:tc>
           <w:tcPr>
-            <w:tcW w:w="1995" w:type="dxa"/>
+            <w:tcW w:w="1992" w:type="dxa"/>
             <w:tcBorders>
               <w:top w:val="single" w:sz="2" w:space="0" w:color="AAAAAA"/>
               <w:left w:val="single" w:sz="2" w:space="0" w:color="AAAAAA"/>
@@ -2003,7 +2003,7 @@
         </w:tc>
         <w:tc>
           <w:tcPr>
-            <w:tcW w:w="5493" w:type="dxa"/>
+            <w:tcW w:w="5495" w:type="dxa"/>
             <w:tcBorders>
               <w:top w:val="single" w:sz="2" w:space="0" w:color="AAAAAA"/>
               <w:left w:val="single" w:sz="2" w:space="0" w:color="AAAAAA"/>
@@ -2029,7 +2029,7 @@
         </w:tc>
         <w:tc>
           <w:tcPr>
-            <w:tcW w:w="1526" w:type="dxa"/>
+            <w:tcW w:w="1527" w:type="dxa"/>
             <w:tcBorders>
               <w:top w:val="single" w:sz="2" w:space="0" w:color="AAAAAA"/>
               <w:left w:val="single" w:sz="2" w:space="0" w:color="AAAAAA"/>
@@ -2056,7 +2056,7 @@
         </w:trPr>
         <w:tc>
           <w:tcPr>
-            <w:tcW w:w="1995" w:type="dxa"/>
+            <w:tcW w:w="1992" w:type="dxa"/>
             <w:tcBorders>
               <w:top w:val="single" w:sz="2" w:space="0" w:color="AAAAAA"/>
               <w:left w:val="single" w:sz="2" w:space="0" w:color="AAAAAA"/>
@@ -2082,7 +2082,7 @@
         </w:tc>
         <w:tc>
           <w:tcPr>
-            <w:tcW w:w="5493" w:type="dxa"/>
+            <w:tcW w:w="5495" w:type="dxa"/>
             <w:tcBorders>
               <w:top w:val="single" w:sz="2" w:space="0" w:color="AAAAAA"/>
               <w:left w:val="single" w:sz="2" w:space="0" w:color="AAAAAA"/>
@@ -2108,7 +2108,7 @@
         </w:tc>
         <w:tc>
           <w:tcPr>
-            <w:tcW w:w="1526" w:type="dxa"/>
+            <w:tcW w:w="1527" w:type="dxa"/>
             <w:tcBorders>
               <w:top w:val="single" w:sz="2" w:space="0" w:color="AAAAAA"/>
               <w:left w:val="single" w:sz="2" w:space="0" w:color="AAAAAA"/>
@@ -2135,7 +2135,7 @@
         </w:trPr>
         <w:tc>
           <w:tcPr>
-            <w:tcW w:w="1995" w:type="dxa"/>
+            <w:tcW w:w="1992" w:type="dxa"/>
             <w:tcBorders>
               <w:top w:val="single" w:sz="2" w:space="0" w:color="AAAAAA"/>
               <w:left w:val="single" w:sz="2" w:space="0" w:color="AAAAAA"/>
@@ -2161,7 +2161,7 @@
         </w:tc>
         <w:tc>
           <w:tcPr>
-            <w:tcW w:w="5493" w:type="dxa"/>
+            <w:tcW w:w="5495" w:type="dxa"/>
             <w:tcBorders>
               <w:top w:val="single" w:sz="2" w:space="0" w:color="AAAAAA"/>
               <w:left w:val="single" w:sz="2" w:space="0" w:color="AAAAAA"/>
@@ -2187,7 +2187,7 @@
         </w:tc>
         <w:tc>
           <w:tcPr>
-            <w:tcW w:w="1526" w:type="dxa"/>
+            <w:tcW w:w="1527" w:type="dxa"/>
             <w:tcBorders>
               <w:top w:val="single" w:sz="2" w:space="0" w:color="AAAAAA"/>
               <w:left w:val="single" w:sz="2" w:space="0" w:color="AAAAAA"/>
@@ -2214,7 +2214,7 @@
         </w:trPr>
         <w:tc>
           <w:tcPr>
-            <w:tcW w:w="1995" w:type="dxa"/>
+            <w:tcW w:w="1992" w:type="dxa"/>
             <w:tcBorders>
               <w:top w:val="single" w:sz="2" w:space="0" w:color="AAAAAA"/>
               <w:left w:val="single" w:sz="2" w:space="0" w:color="AAAAAA"/>
@@ -2240,7 +2240,7 @@
         </w:tc>
         <w:tc>
           <w:tcPr>
-            <w:tcW w:w="5493" w:type="dxa"/>
+            <w:tcW w:w="5495" w:type="dxa"/>
             <w:tcBorders>
               <w:top w:val="single" w:sz="2" w:space="0" w:color="AAAAAA"/>
               <w:left w:val="single" w:sz="2" w:space="0" w:color="AAAAAA"/>
@@ -2266,7 +2266,7 @@
         </w:tc>
         <w:tc>
           <w:tcPr>
-            <w:tcW w:w="1526" w:type="dxa"/>
+            <w:tcW w:w="1527" w:type="dxa"/>
             <w:tcBorders>
               <w:top w:val="single" w:sz="2" w:space="0" w:color="AAAAAA"/>
               <w:left w:val="single" w:sz="2" w:space="0" w:color="AAAAAA"/>
@@ -2293,7 +2293,7 @@
         </w:trPr>
         <w:tc>
           <w:tcPr>
-            <w:tcW w:w="1995" w:type="dxa"/>
+            <w:tcW w:w="1992" w:type="dxa"/>
             <w:tcBorders>
               <w:top w:val="single" w:sz="2" w:space="0" w:color="AAAAAA"/>
               <w:left w:val="single" w:sz="2" w:space="0" w:color="AAAAAA"/>
@@ -2319,7 +2319,7 @@
         </w:tc>
         <w:tc>
           <w:tcPr>
-            <w:tcW w:w="5493" w:type="dxa"/>
+            <w:tcW w:w="5495" w:type="dxa"/>
             <w:tcBorders>
               <w:top w:val="single" w:sz="2" w:space="0" w:color="AAAAAA"/>
               <w:left w:val="single" w:sz="2" w:space="0" w:color="AAAAAA"/>
@@ -2345,7 +2345,7 @@
         </w:tc>
         <w:tc>
           <w:tcPr>
-            <w:tcW w:w="1526" w:type="dxa"/>
+            <w:tcW w:w="1527" w:type="dxa"/>
             <w:tcBorders>
               <w:top w:val="single" w:sz="2" w:space="0" w:color="AAAAAA"/>
               <w:left w:val="single" w:sz="2" w:space="0" w:color="AAAAAA"/>
@@ -2372,7 +2372,7 @@
         </w:trPr>
         <w:tc>
           <w:tcPr>
-            <w:tcW w:w="1995" w:type="dxa"/>
+            <w:tcW w:w="1992" w:type="dxa"/>
             <w:tcBorders>
               <w:top w:val="single" w:sz="2" w:space="0" w:color="AAAAAA"/>
               <w:left w:val="single" w:sz="2" w:space="0" w:color="AAAAAA"/>
@@ -2398,7 +2398,7 @@
         </w:tc>
         <w:tc>
           <w:tcPr>
-            <w:tcW w:w="5493" w:type="dxa"/>
+            <w:tcW w:w="5495" w:type="dxa"/>
             <w:tcBorders>
               <w:top w:val="single" w:sz="2" w:space="0" w:color="AAAAAA"/>
               <w:left w:val="single" w:sz="2" w:space="0" w:color="AAAAAA"/>
@@ -2424,7 +2424,7 @@
         </w:tc>
         <w:tc>
           <w:tcPr>
-            <w:tcW w:w="1526" w:type="dxa"/>
+            <w:tcW w:w="1527" w:type="dxa"/>
             <w:tcBorders>
               <w:top w:val="single" w:sz="2" w:space="0" w:color="AAAAAA"/>
               <w:left w:val="single" w:sz="2" w:space="0" w:color="AAAAAA"/>
@@ -2451,7 +2451,7 @@
         </w:trPr>
         <w:tc>
           <w:tcPr>
-            <w:tcW w:w="1995" w:type="dxa"/>
+            <w:tcW w:w="1992" w:type="dxa"/>
             <w:tcBorders>
               <w:top w:val="single" w:sz="2" w:space="0" w:color="AAAAAA"/>
               <w:left w:val="single" w:sz="2" w:space="0" w:color="AAAAAA"/>
@@ -2477,7 +2477,7 @@
         </w:tc>
         <w:tc>
           <w:tcPr>
-            <w:tcW w:w="5493" w:type="dxa"/>
+            <w:tcW w:w="5495" w:type="dxa"/>
             <w:tcBorders>
               <w:top w:val="single" w:sz="2" w:space="0" w:color="AAAAAA"/>
               <w:left w:val="single" w:sz="2" w:space="0" w:color="AAAAAA"/>
@@ -2503,7 +2503,7 @@
         </w:tc>
         <w:tc>
           <w:tcPr>
-            <w:tcW w:w="1526" w:type="dxa"/>
+            <w:tcW w:w="1527" w:type="dxa"/>
             <w:tcBorders>
               <w:top w:val="single" w:sz="2" w:space="0" w:color="AAAAAA"/>
               <w:left w:val="single" w:sz="2" w:space="0" w:color="AAAAAA"/>
@@ -2530,7 +2530,7 @@
         </w:trPr>
         <w:tc>
           <w:tcPr>
-            <w:tcW w:w="1995" w:type="dxa"/>
+            <w:tcW w:w="1992" w:type="dxa"/>
             <w:tcBorders>
               <w:top w:val="single" w:sz="2" w:space="0" w:color="AAAAAA"/>
               <w:left w:val="single" w:sz="2" w:space="0" w:color="AAAAAA"/>
@@ -2556,7 +2556,7 @@
         </w:tc>
         <w:tc>
           <w:tcPr>
-            <w:tcW w:w="5493" w:type="dxa"/>
+            <w:tcW w:w="5495" w:type="dxa"/>
             <w:tcBorders>
               <w:top w:val="single" w:sz="2" w:space="0" w:color="AAAAAA"/>
               <w:left w:val="single" w:sz="2" w:space="0" w:color="AAAAAA"/>
@@ -2582,7 +2582,7 @@
         </w:tc>
         <w:tc>
           <w:tcPr>
-            <w:tcW w:w="1526" w:type="dxa"/>
+            <w:tcW w:w="1527" w:type="dxa"/>
             <w:tcBorders>
               <w:top w:val="single" w:sz="2" w:space="0" w:color="AAAAAA"/>
               <w:left w:val="single" w:sz="2" w:space="0" w:color="AAAAAA"/>
@@ -2609,7 +2609,7 @@
         </w:trPr>
         <w:tc>
           <w:tcPr>
-            <w:tcW w:w="1995" w:type="dxa"/>
+            <w:tcW w:w="1992" w:type="dxa"/>
             <w:tcBorders>
               <w:top w:val="single" w:sz="2" w:space="0" w:color="AAAAAA"/>
               <w:left w:val="single" w:sz="2" w:space="0" w:color="AAAAAA"/>
@@ -2635,7 +2635,7 @@
         </w:tc>
         <w:tc>
           <w:tcPr>
-            <w:tcW w:w="5493" w:type="dxa"/>
+            <w:tcW w:w="5495" w:type="dxa"/>
             <w:tcBorders>
               <w:top w:val="single" w:sz="2" w:space="0" w:color="AAAAAA"/>
               <w:left w:val="single" w:sz="2" w:space="0" w:color="AAAAAA"/>
@@ -2661,7 +2661,7 @@
         </w:tc>
         <w:tc>
           <w:tcPr>
-            <w:tcW w:w="1526" w:type="dxa"/>
+            <w:tcW w:w="1527" w:type="dxa"/>
             <w:tcBorders>
               <w:top w:val="single" w:sz="2" w:space="0" w:color="AAAAAA"/>
               <w:left w:val="single" w:sz="2" w:space="0" w:color="AAAAAA"/>
@@ -2688,7 +2688,7 @@
         </w:trPr>
         <w:tc>
           <w:tcPr>
-            <w:tcW w:w="1995" w:type="dxa"/>
+            <w:tcW w:w="1992" w:type="dxa"/>
             <w:tcBorders>
               <w:top w:val="single" w:sz="2" w:space="0" w:color="AAAAAA"/>
               <w:left w:val="single" w:sz="2" w:space="0" w:color="AAAAAA"/>
@@ -2714,7 +2714,7 @@
         </w:tc>
         <w:tc>
           <w:tcPr>
-            <w:tcW w:w="5493" w:type="dxa"/>
+            <w:tcW w:w="5495" w:type="dxa"/>
             <w:tcBorders>
               <w:top w:val="single" w:sz="2" w:space="0" w:color="AAAAAA"/>
               <w:left w:val="single" w:sz="2" w:space="0" w:color="AAAAAA"/>
@@ -2740,7 +2740,7 @@
         </w:tc>
         <w:tc>
           <w:tcPr>
-            <w:tcW w:w="1526" w:type="dxa"/>
+            <w:tcW w:w="1527" w:type="dxa"/>
             <w:tcBorders>
               <w:top w:val="single" w:sz="2" w:space="0" w:color="AAAAAA"/>
               <w:left w:val="single" w:sz="2" w:space="0" w:color="AAAAAA"/>
@@ -2767,7 +2767,7 @@
         </w:trPr>
         <w:tc>
           <w:tcPr>
-            <w:tcW w:w="1995" w:type="dxa"/>
+            <w:tcW w:w="1992" w:type="dxa"/>
             <w:tcBorders>
               <w:top w:val="single" w:sz="2" w:space="0" w:color="AAAAAA"/>
               <w:left w:val="single" w:sz="2" w:space="0" w:color="AAAAAA"/>
@@ -2793,7 +2793,7 @@
         </w:tc>
         <w:tc>
           <w:tcPr>
-            <w:tcW w:w="5493" w:type="dxa"/>
+            <w:tcW w:w="5495" w:type="dxa"/>
             <w:tcBorders>
               <w:top w:val="single" w:sz="2" w:space="0" w:color="AAAAAA"/>
               <w:left w:val="single" w:sz="2" w:space="0" w:color="AAAAAA"/>
@@ -2819,7 +2819,7 @@
         </w:tc>
         <w:tc>
           <w:tcPr>
-            <w:tcW w:w="1526" w:type="dxa"/>
+            <w:tcW w:w="1527" w:type="dxa"/>
             <w:tcBorders>
               <w:top w:val="single" w:sz="2" w:space="0" w:color="AAAAAA"/>
               <w:left w:val="single" w:sz="2" w:space="0" w:color="AAAAAA"/>
@@ -2846,7 +2846,7 @@
         </w:trPr>
         <w:tc>
           <w:tcPr>
-            <w:tcW w:w="1995" w:type="dxa"/>
+            <w:tcW w:w="1992" w:type="dxa"/>
             <w:tcBorders>
               <w:top w:val="single" w:sz="2" w:space="0" w:color="AAAAAA"/>
               <w:left w:val="single" w:sz="2" w:space="0" w:color="AAAAAA"/>
@@ -2872,7 +2872,7 @@
         </w:tc>
         <w:tc>
           <w:tcPr>
-            <w:tcW w:w="5493" w:type="dxa"/>
+            <w:tcW w:w="5495" w:type="dxa"/>
             <w:tcBorders>
               <w:top w:val="single" w:sz="2" w:space="0" w:color="AAAAAA"/>
               <w:left w:val="single" w:sz="2" w:space="0" w:color="AAAAAA"/>
@@ -2898,7 +2898,7 @@
         </w:tc>
         <w:tc>
           <w:tcPr>
-            <w:tcW w:w="1526" w:type="dxa"/>
+            <w:tcW w:w="1527" w:type="dxa"/>
             <w:tcBorders>
               <w:top w:val="single" w:sz="2" w:space="0" w:color="AAAAAA"/>
               <w:left w:val="single" w:sz="2" w:space="0" w:color="AAAAAA"/>
@@ -2925,7 +2925,7 @@
         </w:trPr>
         <w:tc>
           <w:tcPr>
-            <w:tcW w:w="1995" w:type="dxa"/>
+            <w:tcW w:w="1992" w:type="dxa"/>
             <w:tcBorders>
               <w:top w:val="single" w:sz="2" w:space="0" w:color="AAAAAA"/>
               <w:left w:val="single" w:sz="2" w:space="0" w:color="AAAAAA"/>
@@ -2951,7 +2951,7 @@
         </w:tc>
         <w:tc>
           <w:tcPr>
-            <w:tcW w:w="5493" w:type="dxa"/>
+            <w:tcW w:w="5495" w:type="dxa"/>
             <w:tcBorders>
               <w:top w:val="single" w:sz="2" w:space="0" w:color="AAAAAA"/>
               <w:left w:val="single" w:sz="2" w:space="0" w:color="AAAAAA"/>
@@ -2977,7 +2977,7 @@
         </w:tc>
         <w:tc>
           <w:tcPr>
-            <w:tcW w:w="1526" w:type="dxa"/>
+            <w:tcW w:w="1527" w:type="dxa"/>
             <w:tcBorders>
               <w:top w:val="single" w:sz="2" w:space="0" w:color="AAAAAA"/>
               <w:left w:val="single" w:sz="2" w:space="0" w:color="AAAAAA"/>
@@ -3004,7 +3004,7 @@
         </w:trPr>
         <w:tc>
           <w:tcPr>
-            <w:tcW w:w="1995" w:type="dxa"/>
+            <w:tcW w:w="1992" w:type="dxa"/>
             <w:tcBorders>
               <w:top w:val="single" w:sz="2" w:space="0" w:color="AAAAAA"/>
               <w:left w:val="single" w:sz="2" w:space="0" w:color="AAAAAA"/>
@@ -3030,7 +3030,7 @@
         </w:tc>
         <w:tc>
           <w:tcPr>
-            <w:tcW w:w="5493" w:type="dxa"/>
+            <w:tcW w:w="5495" w:type="dxa"/>
             <w:tcBorders>
               <w:top w:val="single" w:sz="2" w:space="0" w:color="AAAAAA"/>
               <w:left w:val="single" w:sz="2" w:space="0" w:color="AAAAAA"/>
@@ -3056,7 +3056,7 @@
         </w:tc>
         <w:tc>
           <w:tcPr>
-            <w:tcW w:w="1526" w:type="dxa"/>
+            <w:tcW w:w="1527" w:type="dxa"/>
             <w:tcBorders>
               <w:top w:val="single" w:sz="2" w:space="0" w:color="AAAAAA"/>
               <w:left w:val="single" w:sz="2" w:space="0" w:color="AAAAAA"/>
@@ -3083,7 +3083,7 @@
         </w:trPr>
         <w:tc>
           <w:tcPr>
-            <w:tcW w:w="1995" w:type="dxa"/>
+            <w:tcW w:w="1992" w:type="dxa"/>
             <w:tcBorders>
               <w:top w:val="single" w:sz="2" w:space="0" w:color="AAAAAA"/>
               <w:left w:val="single" w:sz="2" w:space="0" w:color="AAAAAA"/>
@@ -3109,7 +3109,7 @@
         </w:tc>
         <w:tc>
           <w:tcPr>
-            <w:tcW w:w="5493" w:type="dxa"/>
+            <w:tcW w:w="5495" w:type="dxa"/>
             <w:tcBorders>
               <w:top w:val="single" w:sz="2" w:space="0" w:color="AAAAAA"/>
               <w:left w:val="single" w:sz="2" w:space="0" w:color="AAAAAA"/>
@@ -3135,7 +3135,7 @@
         </w:tc>
         <w:tc>
           <w:tcPr>
-            <w:tcW w:w="1526" w:type="dxa"/>
+            <w:tcW w:w="1527" w:type="dxa"/>
             <w:tcBorders>
               <w:top w:val="single" w:sz="2" w:space="0" w:color="AAAAAA"/>
               <w:left w:val="single" w:sz="2" w:space="0" w:color="AAAAAA"/>
@@ -3162,7 +3162,7 @@
         </w:trPr>
         <w:tc>
           <w:tcPr>
-            <w:tcW w:w="1995" w:type="dxa"/>
+            <w:tcW w:w="1992" w:type="dxa"/>
             <w:tcBorders>
               <w:top w:val="single" w:sz="2" w:space="0" w:color="AAAAAA"/>
               <w:left w:val="single" w:sz="2" w:space="0" w:color="AAAAAA"/>
@@ -3188,7 +3188,7 @@
         </w:tc>
         <w:tc>
           <w:tcPr>
-            <w:tcW w:w="5493" w:type="dxa"/>
+            <w:tcW w:w="5495" w:type="dxa"/>
             <w:tcBorders>
               <w:top w:val="single" w:sz="2" w:space="0" w:color="AAAAAA"/>
               <w:left w:val="single" w:sz="2" w:space="0" w:color="AAAAAA"/>
@@ -3214,7 +3214,7 @@
         </w:tc>
         <w:tc>
           <w:tcPr>
-            <w:tcW w:w="1526" w:type="dxa"/>
+            <w:tcW w:w="1527" w:type="dxa"/>
             <w:tcBorders>
               <w:top w:val="single" w:sz="2" w:space="0" w:color="AAAAAA"/>
               <w:left w:val="single" w:sz="2" w:space="0" w:color="AAAAAA"/>
@@ -3241,7 +3241,7 @@
         </w:trPr>
         <w:tc>
           <w:tcPr>
-            <w:tcW w:w="1995" w:type="dxa"/>
+            <w:tcW w:w="1992" w:type="dxa"/>
             <w:tcBorders>
               <w:top w:val="single" w:sz="2" w:space="0" w:color="AAAAAA"/>
               <w:left w:val="single" w:sz="2" w:space="0" w:color="AAAAAA"/>
@@ -3267,7 +3267,7 @@
         </w:tc>
         <w:tc>
           <w:tcPr>
-            <w:tcW w:w="5493" w:type="dxa"/>
+            <w:tcW w:w="5495" w:type="dxa"/>
             <w:tcBorders>
               <w:top w:val="single" w:sz="2" w:space="0" w:color="AAAAAA"/>
               <w:left w:val="single" w:sz="2" w:space="0" w:color="AAAAAA"/>
@@ -3293,7 +3293,7 @@
         </w:tc>
         <w:tc>
           <w:tcPr>
-            <w:tcW w:w="1526" w:type="dxa"/>
+            <w:tcW w:w="1527" w:type="dxa"/>
             <w:tcBorders>
               <w:top w:val="single" w:sz="2" w:space="0" w:color="AAAAAA"/>
               <w:left w:val="single" w:sz="2" w:space="0" w:color="AAAAAA"/>
@@ -3320,7 +3320,7 @@
         </w:trPr>
         <w:tc>
           <w:tcPr>
-            <w:tcW w:w="1995" w:type="dxa"/>
+            <w:tcW w:w="1992" w:type="dxa"/>
             <w:tcBorders>
               <w:top w:val="single" w:sz="2" w:space="0" w:color="AAAAAA"/>
               <w:left w:val="single" w:sz="2" w:space="0" w:color="AAAAAA"/>
@@ -3346,7 +3346,7 @@
         </w:tc>
         <w:tc>
           <w:tcPr>
-            <w:tcW w:w="5493" w:type="dxa"/>
+            <w:tcW w:w="5495" w:type="dxa"/>
             <w:tcBorders>
               <w:top w:val="single" w:sz="2" w:space="0" w:color="AAAAAA"/>
               <w:left w:val="single" w:sz="2" w:space="0" w:color="AAAAAA"/>
@@ -3372,7 +3372,7 @@
         </w:tc>
         <w:tc>
           <w:tcPr>
-            <w:tcW w:w="1526" w:type="dxa"/>
+            <w:tcW w:w="1527" w:type="dxa"/>
             <w:tcBorders>
               <w:top w:val="single" w:sz="2" w:space="0" w:color="AAAAAA"/>
               <w:left w:val="single" w:sz="2" w:space="0" w:color="AAAAAA"/>
@@ -3399,7 +3399,7 @@
         </w:trPr>
         <w:tc>
           <w:tcPr>
-            <w:tcW w:w="1995" w:type="dxa"/>
+            <w:tcW w:w="1992" w:type="dxa"/>
             <w:tcBorders>
               <w:top w:val="single" w:sz="2" w:space="0" w:color="AAAAAA"/>
               <w:left w:val="single" w:sz="2" w:space="0" w:color="AAAAAA"/>
@@ -3425,7 +3425,7 @@
         </w:tc>
         <w:tc>
           <w:tcPr>
-            <w:tcW w:w="5493" w:type="dxa"/>
+            <w:tcW w:w="5495" w:type="dxa"/>
             <w:tcBorders>
               <w:top w:val="single" w:sz="2" w:space="0" w:color="AAAAAA"/>
               <w:left w:val="single" w:sz="2" w:space="0" w:color="AAAAAA"/>
@@ -3451,7 +3451,7 @@
         </w:tc>
         <w:tc>
           <w:tcPr>
-            <w:tcW w:w="1526" w:type="dxa"/>
+            <w:tcW w:w="1527" w:type="dxa"/>
             <w:tcBorders>
               <w:top w:val="single" w:sz="2" w:space="0" w:color="AAAAAA"/>
               <w:left w:val="single" w:sz="2" w:space="0" w:color="AAAAAA"/>
@@ -3478,7 +3478,7 @@
         </w:trPr>
         <w:tc>
           <w:tcPr>
-            <w:tcW w:w="1995" w:type="dxa"/>
+            <w:tcW w:w="1992" w:type="dxa"/>
             <w:tcBorders>
               <w:top w:val="single" w:sz="2" w:space="0" w:color="AAAAAA"/>
               <w:left w:val="single" w:sz="2" w:space="0" w:color="AAAAAA"/>
@@ -3504,7 +3504,7 @@
         </w:tc>
         <w:tc>
           <w:tcPr>
-            <w:tcW w:w="5493" w:type="dxa"/>
+            <w:tcW w:w="5495" w:type="dxa"/>
             <w:tcBorders>
               <w:top w:val="single" w:sz="2" w:space="0" w:color="AAAAAA"/>
               <w:left w:val="single" w:sz="2" w:space="0" w:color="AAAAAA"/>
@@ -3530,7 +3530,7 @@
         </w:tc>
         <w:tc>
           <w:tcPr>
-            <w:tcW w:w="1526" w:type="dxa"/>
+            <w:tcW w:w="1527" w:type="dxa"/>
             <w:tcBorders>
               <w:top w:val="single" w:sz="2" w:space="0" w:color="AAAAAA"/>
               <w:left w:val="single" w:sz="2" w:space="0" w:color="AAAAAA"/>
@@ -3557,7 +3557,7 @@
         </w:trPr>
         <w:tc>
           <w:tcPr>
-            <w:tcW w:w="1995" w:type="dxa"/>
+            <w:tcW w:w="1992" w:type="dxa"/>
             <w:tcBorders>
               <w:top w:val="single" w:sz="2" w:space="0" w:color="AAAAAA"/>
               <w:left w:val="single" w:sz="2" w:space="0" w:color="AAAAAA"/>
@@ -3583,7 +3583,7 @@
         </w:tc>
         <w:tc>
           <w:tcPr>
-            <w:tcW w:w="5493" w:type="dxa"/>
+            <w:tcW w:w="5495" w:type="dxa"/>
             <w:tcBorders>
               <w:top w:val="single" w:sz="2" w:space="0" w:color="AAAAAA"/>
               <w:left w:val="single" w:sz="2" w:space="0" w:color="AAAAAA"/>
@@ -3609,7 +3609,7 @@
         </w:tc>
         <w:tc>
           <w:tcPr>
-            <w:tcW w:w="1526" w:type="dxa"/>
+            <w:tcW w:w="1527" w:type="dxa"/>
             <w:tcBorders>
               <w:top w:val="single" w:sz="2" w:space="0" w:color="AAAAAA"/>
               <w:left w:val="single" w:sz="2" w:space="0" w:color="AAAAAA"/>
@@ -3636,7 +3636,7 @@
         </w:trPr>
         <w:tc>
           <w:tcPr>
-            <w:tcW w:w="1995" w:type="dxa"/>
+            <w:tcW w:w="1992" w:type="dxa"/>
             <w:tcBorders>
               <w:top w:val="single" w:sz="2" w:space="0" w:color="AAAAAA"/>
               <w:left w:val="single" w:sz="2" w:space="0" w:color="AAAAAA"/>
@@ -3662,7 +3662,7 @@
         </w:tc>
         <w:tc>
           <w:tcPr>
-            <w:tcW w:w="5493" w:type="dxa"/>
+            <w:tcW w:w="5495" w:type="dxa"/>
             <w:tcBorders>
               <w:top w:val="single" w:sz="2" w:space="0" w:color="AAAAAA"/>
               <w:left w:val="single" w:sz="2" w:space="0" w:color="AAAAAA"/>
@@ -3688,7 +3688,7 @@
         </w:tc>
         <w:tc>
           <w:tcPr>
-            <w:tcW w:w="1526" w:type="dxa"/>
+            <w:tcW w:w="1527" w:type="dxa"/>
             <w:tcBorders>
               <w:top w:val="single" w:sz="2" w:space="0" w:color="AAAAAA"/>
               <w:left w:val="single" w:sz="2" w:space="0" w:color="AAAAAA"/>
@@ -3715,7 +3715,7 @@
         </w:trPr>
         <w:tc>
           <w:tcPr>
-            <w:tcW w:w="1995" w:type="dxa"/>
+            <w:tcW w:w="1992" w:type="dxa"/>
             <w:tcBorders>
               <w:top w:val="single" w:sz="2" w:space="0" w:color="AAAAAA"/>
               <w:left w:val="single" w:sz="2" w:space="0" w:color="AAAAAA"/>
@@ -3741,7 +3741,7 @@
         </w:tc>
         <w:tc>
           <w:tcPr>
-            <w:tcW w:w="5493" w:type="dxa"/>
+            <w:tcW w:w="5495" w:type="dxa"/>
             <w:tcBorders>
               <w:top w:val="single" w:sz="2" w:space="0" w:color="AAAAAA"/>
               <w:left w:val="single" w:sz="2" w:space="0" w:color="AAAAAA"/>
@@ -3767,7 +3767,7 @@
         </w:tc>
         <w:tc>
           <w:tcPr>
-            <w:tcW w:w="1526" w:type="dxa"/>
+            <w:tcW w:w="1527" w:type="dxa"/>
             <w:tcBorders>
               <w:top w:val="single" w:sz="2" w:space="0" w:color="AAAAAA"/>
               <w:left w:val="single" w:sz="2" w:space="0" w:color="AAAAAA"/>
@@ -3794,7 +3794,7 @@
         </w:trPr>
         <w:tc>
           <w:tcPr>
-            <w:tcW w:w="1995" w:type="dxa"/>
+            <w:tcW w:w="1992" w:type="dxa"/>
             <w:tcBorders>
               <w:top w:val="single" w:sz="2" w:space="0" w:color="AAAAAA"/>
               <w:left w:val="single" w:sz="2" w:space="0" w:color="AAAAAA"/>
@@ -3820,7 +3820,7 @@
         </w:tc>
         <w:tc>
           <w:tcPr>
-            <w:tcW w:w="5493" w:type="dxa"/>
+            <w:tcW w:w="5495" w:type="dxa"/>
             <w:tcBorders>
               <w:top w:val="single" w:sz="2" w:space="0" w:color="AAAAAA"/>
               <w:left w:val="single" w:sz="2" w:space="0" w:color="AAAAAA"/>
@@ -3846,7 +3846,7 @@
         </w:tc>
         <w:tc>
           <w:tcPr>
-            <w:tcW w:w="1526" w:type="dxa"/>
+            <w:tcW w:w="1527" w:type="dxa"/>
             <w:tcBorders>
               <w:top w:val="single" w:sz="2" w:space="0" w:color="AAAAAA"/>
               <w:left w:val="single" w:sz="2" w:space="0" w:color="AAAAAA"/>
@@ -3873,7 +3873,7 @@
         </w:trPr>
         <w:tc>
           <w:tcPr>
-            <w:tcW w:w="1995" w:type="dxa"/>
+            <w:tcW w:w="1992" w:type="dxa"/>
             <w:tcBorders>
               <w:top w:val="single" w:sz="2" w:space="0" w:color="AAAAAA"/>
               <w:left w:val="single" w:sz="2" w:space="0" w:color="AAAAAA"/>
@@ -3899,7 +3899,7 @@
         </w:tc>
         <w:tc>
           <w:tcPr>
-            <w:tcW w:w="5493" w:type="dxa"/>
+            <w:tcW w:w="5495" w:type="dxa"/>
             <w:tcBorders>
               <w:top w:val="single" w:sz="2" w:space="0" w:color="AAAAAA"/>
               <w:left w:val="single" w:sz="2" w:space="0" w:color="AAAAAA"/>
@@ -3925,7 +3925,7 @@
         </w:tc>
         <w:tc>
           <w:tcPr>
-            <w:tcW w:w="1526" w:type="dxa"/>
+            <w:tcW w:w="1527" w:type="dxa"/>
             <w:tcBorders>
               <w:top w:val="single" w:sz="2" w:space="0" w:color="AAAAAA"/>
               <w:left w:val="single" w:sz="2" w:space="0" w:color="AAAAAA"/>
@@ -3952,7 +3952,7 @@
         </w:trPr>
         <w:tc>
           <w:tcPr>
-            <w:tcW w:w="1995" w:type="dxa"/>
+            <w:tcW w:w="1992" w:type="dxa"/>
             <w:tcBorders>
               <w:top w:val="single" w:sz="2" w:space="0" w:color="AAAAAA"/>
               <w:left w:val="single" w:sz="2" w:space="0" w:color="AAAAAA"/>
@@ -3978,7 +3978,7 @@
         </w:tc>
         <w:tc>
           <w:tcPr>
-            <w:tcW w:w="5493" w:type="dxa"/>
+            <w:tcW w:w="5495" w:type="dxa"/>
             <w:tcBorders>
               <w:top w:val="single" w:sz="2" w:space="0" w:color="AAAAAA"/>
               <w:left w:val="single" w:sz="2" w:space="0" w:color="AAAAAA"/>
@@ -4004,7 +4004,7 @@
         </w:tc>
         <w:tc>
           <w:tcPr>
-            <w:tcW w:w="1526" w:type="dxa"/>
+            <w:tcW w:w="1527" w:type="dxa"/>
             <w:tcBorders>
               <w:top w:val="single" w:sz="2" w:space="0" w:color="AAAAAA"/>
               <w:left w:val="single" w:sz="2" w:space="0" w:color="AAAAAA"/>
@@ -4031,7 +4031,7 @@
         </w:trPr>
         <w:tc>
           <w:tcPr>
-            <w:tcW w:w="1995" w:type="dxa"/>
+            <w:tcW w:w="1992" w:type="dxa"/>
             <w:tcBorders>
               <w:top w:val="single" w:sz="2" w:space="0" w:color="AAAAAA"/>
               <w:left w:val="single" w:sz="2" w:space="0" w:color="AAAAAA"/>
@@ -4057,7 +4057,7 @@
         </w:tc>
         <w:tc>
           <w:tcPr>
-            <w:tcW w:w="5493" w:type="dxa"/>
+            <w:tcW w:w="5495" w:type="dxa"/>
             <w:tcBorders>
               <w:top w:val="single" w:sz="2" w:space="0" w:color="AAAAAA"/>
               <w:left w:val="single" w:sz="2" w:space="0" w:color="AAAAAA"/>
@@ -4083,7 +4083,7 @@
         </w:tc>
         <w:tc>
           <w:tcPr>
-            <w:tcW w:w="1526" w:type="dxa"/>
+            <w:tcW w:w="1527" w:type="dxa"/>
             <w:tcBorders>
               <w:top w:val="single" w:sz="2" w:space="0" w:color="AAAAAA"/>
               <w:left w:val="single" w:sz="2" w:space="0" w:color="AAAAAA"/>
@@ -4110,7 +4110,7 @@
         </w:trPr>
         <w:tc>
           <w:tcPr>
-            <w:tcW w:w="1995" w:type="dxa"/>
+            <w:tcW w:w="1992" w:type="dxa"/>
             <w:tcBorders>
               <w:top w:val="single" w:sz="2" w:space="0" w:color="AAAAAA"/>
               <w:left w:val="single" w:sz="2" w:space="0" w:color="AAAAAA"/>
@@ -4136,7 +4136,7 @@
         </w:tc>
         <w:tc>
           <w:tcPr>
-            <w:tcW w:w="5493" w:type="dxa"/>
+            <w:tcW w:w="5495" w:type="dxa"/>
             <w:tcBorders>
               <w:top w:val="single" w:sz="2" w:space="0" w:color="AAAAAA"/>
               <w:left w:val="single" w:sz="2" w:space="0" w:color="AAAAAA"/>
@@ -4162,7 +4162,7 @@
         </w:tc>
         <w:tc>
           <w:tcPr>
-            <w:tcW w:w="1526" w:type="dxa"/>
+            <w:tcW w:w="1527" w:type="dxa"/>
             <w:tcBorders>
               <w:top w:val="single" w:sz="2" w:space="0" w:color="AAAAAA"/>
               <w:left w:val="single" w:sz="2" w:space="0" w:color="AAAAAA"/>
@@ -4189,7 +4189,7 @@
         </w:trPr>
         <w:tc>
           <w:tcPr>
-            <w:tcW w:w="1995" w:type="dxa"/>
+            <w:tcW w:w="1992" w:type="dxa"/>
             <w:tcBorders>
               <w:top w:val="single" w:sz="2" w:space="0" w:color="AAAAAA"/>
               <w:left w:val="single" w:sz="2" w:space="0" w:color="AAAAAA"/>
@@ -4215,7 +4215,7 @@
         </w:tc>
         <w:tc>
           <w:tcPr>
-            <w:tcW w:w="5493" w:type="dxa"/>
+            <w:tcW w:w="5495" w:type="dxa"/>
             <w:tcBorders>
               <w:top w:val="single" w:sz="2" w:space="0" w:color="AAAAAA"/>
               <w:left w:val="single" w:sz="2" w:space="0" w:color="AAAAAA"/>
@@ -4241,7 +4241,7 @@
         </w:tc>
         <w:tc>
           <w:tcPr>
-            <w:tcW w:w="1526" w:type="dxa"/>
+            <w:tcW w:w="1527" w:type="dxa"/>
             <w:tcBorders>
               <w:top w:val="single" w:sz="2" w:space="0" w:color="AAAAAA"/>
               <w:left w:val="single" w:sz="2" w:space="0" w:color="AAAAAA"/>
@@ -4268,7 +4268,7 @@
         </w:trPr>
         <w:tc>
           <w:tcPr>
-            <w:tcW w:w="1995" w:type="dxa"/>
+            <w:tcW w:w="1992" w:type="dxa"/>
             <w:tcBorders>
               <w:top w:val="single" w:sz="2" w:space="0" w:color="AAAAAA"/>
               <w:left w:val="single" w:sz="2" w:space="0" w:color="AAAAAA"/>
@@ -4294,7 +4294,7 @@
         </w:tc>
         <w:tc>
           <w:tcPr>
-            <w:tcW w:w="5493" w:type="dxa"/>
+            <w:tcW w:w="5495" w:type="dxa"/>
             <w:tcBorders>
               <w:top w:val="single" w:sz="2" w:space="0" w:color="AAAAAA"/>
               <w:left w:val="single" w:sz="2" w:space="0" w:color="AAAAAA"/>
@@ -4320,7 +4320,7 @@
         </w:tc>
         <w:tc>
           <w:tcPr>
-            <w:tcW w:w="1526" w:type="dxa"/>
+            <w:tcW w:w="1527" w:type="dxa"/>
             <w:tcBorders>
               <w:top w:val="single" w:sz="2" w:space="0" w:color="AAAAAA"/>
               <w:left w:val="single" w:sz="2" w:space="0" w:color="AAAAAA"/>
@@ -4347,7 +4347,7 @@
         </w:trPr>
         <w:tc>
           <w:tcPr>
-            <w:tcW w:w="1995" w:type="dxa"/>
+            <w:tcW w:w="1992" w:type="dxa"/>
             <w:tcBorders>
               <w:top w:val="single" w:sz="2" w:space="0" w:color="AAAAAA"/>
               <w:left w:val="single" w:sz="2" w:space="0" w:color="AAAAAA"/>
@@ -4373,7 +4373,7 @@
         </w:tc>
         <w:tc>
           <w:tcPr>
-            <w:tcW w:w="5493" w:type="dxa"/>
+            <w:tcW w:w="5495" w:type="dxa"/>
             <w:tcBorders>
               <w:top w:val="single" w:sz="2" w:space="0" w:color="AAAAAA"/>
               <w:left w:val="single" w:sz="2" w:space="0" w:color="AAAAAA"/>
@@ -4399,7 +4399,7 @@
         </w:tc>
         <w:tc>
           <w:tcPr>
-            <w:tcW w:w="1526" w:type="dxa"/>
+            <w:tcW w:w="1527" w:type="dxa"/>
             <w:tcBorders>
               <w:top w:val="single" w:sz="2" w:space="0" w:color="AAAAAA"/>
               <w:left w:val="single" w:sz="2" w:space="0" w:color="AAAAAA"/>
@@ -4426,7 +4426,7 @@
         </w:trPr>
         <w:tc>
           <w:tcPr>
-            <w:tcW w:w="1995" w:type="dxa"/>
+            <w:tcW w:w="1992" w:type="dxa"/>
             <w:tcBorders>
               <w:top w:val="single" w:sz="2" w:space="0" w:color="AAAAAA"/>
               <w:left w:val="single" w:sz="2" w:space="0" w:color="AAAAAA"/>
@@ -4452,7 +4452,7 @@
         </w:tc>
         <w:tc>
           <w:tcPr>
-            <w:tcW w:w="5493" w:type="dxa"/>
+            <w:tcW w:w="5495" w:type="dxa"/>
             <w:tcBorders>
               <w:top w:val="single" w:sz="2" w:space="0" w:color="AAAAAA"/>
               <w:left w:val="single" w:sz="2" w:space="0" w:color="AAAAAA"/>
@@ -4478,7 +4478,7 @@
         </w:tc>
         <w:tc>
           <w:tcPr>
-            <w:tcW w:w="1526" w:type="dxa"/>
+            <w:tcW w:w="1527" w:type="dxa"/>
             <w:tcBorders>
               <w:top w:val="single" w:sz="2" w:space="0" w:color="AAAAAA"/>
               <w:left w:val="single" w:sz="2" w:space="0" w:color="AAAAAA"/>
@@ -4505,7 +4505,7 @@
         </w:trPr>
         <w:tc>
           <w:tcPr>
-            <w:tcW w:w="1995" w:type="dxa"/>
+            <w:tcW w:w="1992" w:type="dxa"/>
             <w:tcBorders>
               <w:top w:val="single" w:sz="2" w:space="0" w:color="AAAAAA"/>
               <w:left w:val="single" w:sz="2" w:space="0" w:color="AAAAAA"/>
@@ -4531,7 +4531,7 @@
         </w:tc>
         <w:tc>
           <w:tcPr>
-            <w:tcW w:w="5493" w:type="dxa"/>
+            <w:tcW w:w="5495" w:type="dxa"/>
             <w:tcBorders>
               <w:top w:val="single" w:sz="2" w:space="0" w:color="AAAAAA"/>
               <w:left w:val="single" w:sz="2" w:space="0" w:color="AAAAAA"/>
@@ -4557,7 +4557,7 @@
         </w:tc>
         <w:tc>
           <w:tcPr>
-            <w:tcW w:w="1526" w:type="dxa"/>
+            <w:tcW w:w="1527" w:type="dxa"/>
             <w:tcBorders>
               <w:top w:val="single" w:sz="2" w:space="0" w:color="AAAAAA"/>
               <w:left w:val="single" w:sz="2" w:space="0" w:color="AAAAAA"/>
@@ -4584,7 +4584,7 @@
         </w:trPr>
         <w:tc>
           <w:tcPr>
-            <w:tcW w:w="1995" w:type="dxa"/>
+            <w:tcW w:w="1992" w:type="dxa"/>
             <w:tcBorders>
               <w:top w:val="single" w:sz="2" w:space="0" w:color="AAAAAA"/>
               <w:left w:val="single" w:sz="2" w:space="0" w:color="AAAAAA"/>
@@ -4610,7 +4610,7 @@
         </w:tc>
         <w:tc>
           <w:tcPr>
-            <w:tcW w:w="5493" w:type="dxa"/>
+            <w:tcW w:w="5495" w:type="dxa"/>
             <w:tcBorders>
               <w:top w:val="single" w:sz="2" w:space="0" w:color="AAAAAA"/>
               <w:left w:val="single" w:sz="2" w:space="0" w:color="AAAAAA"/>
@@ -4636,7 +4636,7 @@
         </w:tc>
         <w:tc>
           <w:tcPr>
-            <w:tcW w:w="1526" w:type="dxa"/>
+            <w:tcW w:w="1527" w:type="dxa"/>
             <w:tcBorders>
               <w:top w:val="single" w:sz="2" w:space="0" w:color="AAAAAA"/>
               <w:left w:val="single" w:sz="2" w:space="0" w:color="AAAAAA"/>
@@ -4663,7 +4663,7 @@
         </w:trPr>
         <w:tc>
           <w:tcPr>
-            <w:tcW w:w="1995" w:type="dxa"/>
+            <w:tcW w:w="1992" w:type="dxa"/>
             <w:tcBorders>
               <w:top w:val="single" w:sz="2" w:space="0" w:color="AAAAAA"/>
               <w:left w:val="single" w:sz="2" w:space="0" w:color="AAAAAA"/>
@@ -4685,7 +4685,7 @@
         </w:tc>
         <w:tc>
           <w:tcPr>
-            <w:tcW w:w="5493" w:type="dxa"/>
+            <w:tcW w:w="5495" w:type="dxa"/>
             <w:tcBorders>
               <w:top w:val="single" w:sz="2" w:space="0" w:color="AAAAAA"/>
               <w:left w:val="single" w:sz="2" w:space="0" w:color="AAAAAA"/>
@@ -4707,7 +4707,7 @@
         </w:tc>
         <w:tc>
           <w:tcPr>
-            <w:tcW w:w="1526" w:type="dxa"/>
+            <w:tcW w:w="1527" w:type="dxa"/>
             <w:tcBorders>
               <w:top w:val="single" w:sz="2" w:space="0" w:color="AAAAAA"/>
               <w:left w:val="single" w:sz="2" w:space="0" w:color="AAAAAA"/>
@@ -5740,7 +5740,7 @@
         <w:pStyle w:val="ListParagraph"/>
         <w:numPr>
           <w:ilvl w:val="0"/>
-          <w:numId w:val="5"/>
+          <w:numId w:val="23"/>
         </w:numPr>
         <w:spacing w:lineRule="auto" w:line="360" w:before="60" w:after="60"/>
         <w:rPr/>
@@ -5755,7 +5755,7 @@
         <w:pStyle w:val="ListParagraph"/>
         <w:numPr>
           <w:ilvl w:val="0"/>
-          <w:numId w:val="6"/>
+          <w:numId w:val="24"/>
         </w:numPr>
         <w:spacing w:lineRule="auto" w:line="360" w:before="60" w:after="60"/>
         <w:rPr/>
@@ -5770,7 +5770,7 @@
         <w:pStyle w:val="ListParagraph"/>
         <w:numPr>
           <w:ilvl w:val="0"/>
-          <w:numId w:val="7"/>
+          <w:numId w:val="25"/>
         </w:numPr>
         <w:spacing w:lineRule="auto" w:line="360" w:before="60" w:after="60"/>
         <w:rPr/>
@@ -5785,7 +5785,7 @@
         <w:pStyle w:val="ListParagraph"/>
         <w:numPr>
           <w:ilvl w:val="0"/>
-          <w:numId w:val="8"/>
+          <w:numId w:val="26"/>
         </w:numPr>
         <w:spacing w:lineRule="auto" w:line="360" w:before="60" w:after="60"/>
         <w:rPr/>
@@ -5800,7 +5800,7 @@
         <w:pStyle w:val="ListParagraph"/>
         <w:numPr>
           <w:ilvl w:val="0"/>
-          <w:numId w:val="9"/>
+          <w:numId w:val="27"/>
         </w:numPr>
         <w:spacing w:lineRule="auto" w:line="360" w:before="60" w:after="60"/>
         <w:rPr/>
@@ -5815,7 +5815,7 @@
         <w:pStyle w:val="ListParagraph"/>
         <w:numPr>
           <w:ilvl w:val="0"/>
-          <w:numId w:val="10"/>
+          <w:numId w:val="28"/>
         </w:numPr>
         <w:spacing w:lineRule="auto" w:line="360" w:before="60" w:after="60"/>
         <w:rPr/>
@@ -5830,7 +5830,7 @@
         <w:pStyle w:val="ListParagraph"/>
         <w:numPr>
           <w:ilvl w:val="0"/>
-          <w:numId w:val="11"/>
+          <w:numId w:val="29"/>
         </w:numPr>
         <w:spacing w:lineRule="auto" w:line="360" w:before="60" w:after="60"/>
         <w:rPr/>
@@ -5845,7 +5845,7 @@
         <w:pStyle w:val="ListParagraph"/>
         <w:numPr>
           <w:ilvl w:val="0"/>
-          <w:numId w:val="12"/>
+          <w:numId w:val="30"/>
         </w:numPr>
         <w:spacing w:lineRule="auto" w:line="360" w:before="60" w:after="60"/>
         <w:rPr/>
@@ -5860,7 +5860,7 @@
         <w:pStyle w:val="ListParagraph"/>
         <w:numPr>
           <w:ilvl w:val="0"/>
-          <w:numId w:val="13"/>
+          <w:numId w:val="31"/>
         </w:numPr>
         <w:spacing w:lineRule="auto" w:line="360" w:before="60" w:after="60"/>
         <w:rPr/>
@@ -6522,7 +6522,7 @@
         <w:pStyle w:val="ListParagraph"/>
         <w:numPr>
           <w:ilvl w:val="0"/>
-          <w:numId w:val="14"/>
+          <w:numId w:val="32"/>
         </w:numPr>
         <w:spacing w:lineRule="auto" w:line="360" w:before="60" w:after="60"/>
         <w:rPr/>
@@ -6537,7 +6537,7 @@
         <w:pStyle w:val="ListParagraph"/>
         <w:numPr>
           <w:ilvl w:val="0"/>
-          <w:numId w:val="15"/>
+          <w:numId w:val="33"/>
         </w:numPr>
         <w:spacing w:lineRule="auto" w:line="360" w:before="60" w:after="60"/>
         <w:rPr/>
@@ -6552,7 +6552,7 @@
         <w:pStyle w:val="ListParagraph"/>
         <w:numPr>
           <w:ilvl w:val="0"/>
-          <w:numId w:val="16"/>
+          <w:numId w:val="34"/>
         </w:numPr>
         <w:spacing w:lineRule="auto" w:line="360" w:before="60" w:after="60"/>
         <w:rPr/>
@@ -6567,7 +6567,7 @@
         <w:pStyle w:val="ListParagraph"/>
         <w:numPr>
           <w:ilvl w:val="0"/>
-          <w:numId w:val="17"/>
+          <w:numId w:val="35"/>
         </w:numPr>
         <w:spacing w:lineRule="auto" w:line="360" w:before="60" w:after="60"/>
         <w:rPr/>
@@ -6582,7 +6582,7 @@
         <w:pStyle w:val="ListParagraph"/>
         <w:numPr>
           <w:ilvl w:val="0"/>
-          <w:numId w:val="18"/>
+          <w:numId w:val="36"/>
         </w:numPr>
         <w:spacing w:lineRule="auto" w:line="360" w:before="60" w:after="60"/>
         <w:rPr/>
@@ -6617,8 +6617,8 @@
         <w:tblLook w:val="04a0" w:noHBand="0" w:noVBand="1" w:firstColumn="1" w:lastRow="0" w:lastColumn="0" w:firstRow="1"/>
       </w:tblPr>
       <w:tblGrid>
-        <w:gridCol w:w="1198"/>
-        <w:gridCol w:w="5501"/>
+        <w:gridCol w:w="1195"/>
+        <w:gridCol w:w="5504"/>
         <w:gridCol w:w="2327"/>
       </w:tblGrid>
       <w:tr>
@@ -6627,7 +6627,7 @@
         </w:trPr>
         <w:tc>
           <w:tcPr>
-            <w:tcW w:w="1198" w:type="dxa"/>
+            <w:tcW w:w="1195" w:type="dxa"/>
             <w:tcBorders>
               <w:top w:val="single" w:sz="2" w:space="0" w:color="AAAAAA"/>
               <w:left w:val="single" w:sz="2" w:space="0" w:color="AAAAAA"/>
@@ -6658,7 +6658,7 @@
         </w:tc>
         <w:tc>
           <w:tcPr>
-            <w:tcW w:w="5501" w:type="dxa"/>
+            <w:tcW w:w="5504" w:type="dxa"/>
             <w:tcBorders>
               <w:top w:val="single" w:sz="2" w:space="0" w:color="AAAAAA"/>
               <w:left w:val="single" w:sz="2" w:space="0" w:color="AAAAAA"/>
@@ -6723,7 +6723,7 @@
         <w:trPr/>
         <w:tc>
           <w:tcPr>
-            <w:tcW w:w="1198" w:type="dxa"/>
+            <w:tcW w:w="1195" w:type="dxa"/>
             <w:tcBorders>
               <w:top w:val="single" w:sz="2" w:space="0" w:color="AAAAAA"/>
               <w:left w:val="single" w:sz="2" w:space="0" w:color="AAAAAA"/>
@@ -6749,7 +6749,7 @@
         </w:tc>
         <w:tc>
           <w:tcPr>
-            <w:tcW w:w="5501" w:type="dxa"/>
+            <w:tcW w:w="5504" w:type="dxa"/>
             <w:tcBorders>
               <w:top w:val="single" w:sz="2" w:space="0" w:color="AAAAAA"/>
               <w:left w:val="single" w:sz="2" w:space="0" w:color="AAAAAA"/>
@@ -6804,7 +6804,7 @@
         <w:trPr/>
         <w:tc>
           <w:tcPr>
-            <w:tcW w:w="1198" w:type="dxa"/>
+            <w:tcW w:w="1195" w:type="dxa"/>
             <w:tcBorders>
               <w:top w:val="single" w:sz="2" w:space="0" w:color="AAAAAA"/>
               <w:left w:val="single" w:sz="2" w:space="0" w:color="AAAAAA"/>
@@ -6830,7 +6830,7 @@
         </w:tc>
         <w:tc>
           <w:tcPr>
-            <w:tcW w:w="5501" w:type="dxa"/>
+            <w:tcW w:w="5504" w:type="dxa"/>
             <w:tcBorders>
               <w:top w:val="single" w:sz="2" w:space="0" w:color="AAAAAA"/>
               <w:left w:val="single" w:sz="2" w:space="0" w:color="AAAAAA"/>
@@ -6885,7 +6885,7 @@
         <w:trPr/>
         <w:tc>
           <w:tcPr>
-            <w:tcW w:w="1198" w:type="dxa"/>
+            <w:tcW w:w="1195" w:type="dxa"/>
             <w:tcBorders>
               <w:top w:val="single" w:sz="2" w:space="0" w:color="AAAAAA"/>
               <w:left w:val="single" w:sz="2" w:space="0" w:color="AAAAAA"/>
@@ -6911,7 +6911,7 @@
         </w:tc>
         <w:tc>
           <w:tcPr>
-            <w:tcW w:w="5501" w:type="dxa"/>
+            <w:tcW w:w="5504" w:type="dxa"/>
             <w:tcBorders>
               <w:top w:val="single" w:sz="2" w:space="0" w:color="AAAAAA"/>
               <w:left w:val="single" w:sz="2" w:space="0" w:color="AAAAAA"/>
@@ -6966,7 +6966,7 @@
         <w:trPr/>
         <w:tc>
           <w:tcPr>
-            <w:tcW w:w="1198" w:type="dxa"/>
+            <w:tcW w:w="1195" w:type="dxa"/>
             <w:tcBorders>
               <w:top w:val="single" w:sz="2" w:space="0" w:color="AAAAAA"/>
               <w:left w:val="single" w:sz="2" w:space="0" w:color="AAAAAA"/>
@@ -6992,7 +6992,7 @@
         </w:tc>
         <w:tc>
           <w:tcPr>
-            <w:tcW w:w="5501" w:type="dxa"/>
+            <w:tcW w:w="5504" w:type="dxa"/>
             <w:tcBorders>
               <w:top w:val="single" w:sz="2" w:space="0" w:color="AAAAAA"/>
               <w:left w:val="single" w:sz="2" w:space="0" w:color="AAAAAA"/>
@@ -7047,7 +7047,7 @@
         <w:trPr/>
         <w:tc>
           <w:tcPr>
-            <w:tcW w:w="1198" w:type="dxa"/>
+            <w:tcW w:w="1195" w:type="dxa"/>
             <w:tcBorders>
               <w:top w:val="single" w:sz="2" w:space="0" w:color="AAAAAA"/>
               <w:left w:val="single" w:sz="2" w:space="0" w:color="AAAAAA"/>
@@ -7073,7 +7073,7 @@
         </w:tc>
         <w:tc>
           <w:tcPr>
-            <w:tcW w:w="5501" w:type="dxa"/>
+            <w:tcW w:w="5504" w:type="dxa"/>
             <w:tcBorders>
               <w:top w:val="single" w:sz="2" w:space="0" w:color="AAAAAA"/>
               <w:left w:val="single" w:sz="2" w:space="0" w:color="AAAAAA"/>
@@ -7128,7 +7128,7 @@
         <w:trPr/>
         <w:tc>
           <w:tcPr>
-            <w:tcW w:w="1198" w:type="dxa"/>
+            <w:tcW w:w="1195" w:type="dxa"/>
             <w:tcBorders>
               <w:top w:val="single" w:sz="2" w:space="0" w:color="AAAAAA"/>
               <w:left w:val="single" w:sz="2" w:space="0" w:color="AAAAAA"/>
@@ -7154,7 +7154,7 @@
         </w:tc>
         <w:tc>
           <w:tcPr>
-            <w:tcW w:w="5501" w:type="dxa"/>
+            <w:tcW w:w="5504" w:type="dxa"/>
             <w:tcBorders>
               <w:top w:val="single" w:sz="2" w:space="0" w:color="AAAAAA"/>
               <w:left w:val="single" w:sz="2" w:space="0" w:color="AAAAAA"/>
@@ -7209,7 +7209,7 @@
         <w:trPr/>
         <w:tc>
           <w:tcPr>
-            <w:tcW w:w="1198" w:type="dxa"/>
+            <w:tcW w:w="1195" w:type="dxa"/>
             <w:tcBorders>
               <w:top w:val="single" w:sz="2" w:space="0" w:color="AAAAAA"/>
               <w:left w:val="single" w:sz="2" w:space="0" w:color="AAAAAA"/>
@@ -7235,7 +7235,7 @@
         </w:tc>
         <w:tc>
           <w:tcPr>
-            <w:tcW w:w="5501" w:type="dxa"/>
+            <w:tcW w:w="5504" w:type="dxa"/>
             <w:tcBorders>
               <w:top w:val="single" w:sz="2" w:space="0" w:color="AAAAAA"/>
               <w:left w:val="single" w:sz="2" w:space="0" w:color="AAAAAA"/>
@@ -7290,7 +7290,7 @@
         <w:trPr/>
         <w:tc>
           <w:tcPr>
-            <w:tcW w:w="1198" w:type="dxa"/>
+            <w:tcW w:w="1195" w:type="dxa"/>
             <w:tcBorders>
               <w:top w:val="single" w:sz="2" w:space="0" w:color="AAAAAA"/>
               <w:left w:val="single" w:sz="2" w:space="0" w:color="AAAAAA"/>
@@ -7316,7 +7316,7 @@
         </w:tc>
         <w:tc>
           <w:tcPr>
-            <w:tcW w:w="5501" w:type="dxa"/>
+            <w:tcW w:w="5504" w:type="dxa"/>
             <w:tcBorders>
               <w:top w:val="single" w:sz="2" w:space="0" w:color="AAAAAA"/>
               <w:left w:val="single" w:sz="2" w:space="0" w:color="AAAAAA"/>
@@ -7371,7 +7371,7 @@
         <w:trPr/>
         <w:tc>
           <w:tcPr>
-            <w:tcW w:w="1198" w:type="dxa"/>
+            <w:tcW w:w="1195" w:type="dxa"/>
             <w:tcBorders>
               <w:top w:val="single" w:sz="2" w:space="0" w:color="AAAAAA"/>
               <w:left w:val="single" w:sz="2" w:space="0" w:color="AAAAAA"/>
@@ -7397,7 +7397,7 @@
         </w:tc>
         <w:tc>
           <w:tcPr>
-            <w:tcW w:w="5501" w:type="dxa"/>
+            <w:tcW w:w="5504" w:type="dxa"/>
             <w:tcBorders>
               <w:top w:val="single" w:sz="2" w:space="0" w:color="AAAAAA"/>
               <w:left w:val="single" w:sz="2" w:space="0" w:color="AAAAAA"/>
@@ -7452,7 +7452,7 @@
         <w:trPr/>
         <w:tc>
           <w:tcPr>
-            <w:tcW w:w="1198" w:type="dxa"/>
+            <w:tcW w:w="1195" w:type="dxa"/>
             <w:tcBorders>
               <w:top w:val="single" w:sz="2" w:space="0" w:color="AAAAAA"/>
               <w:left w:val="single" w:sz="2" w:space="0" w:color="AAAAAA"/>
@@ -7478,7 +7478,7 @@
         </w:tc>
         <w:tc>
           <w:tcPr>
-            <w:tcW w:w="5501" w:type="dxa"/>
+            <w:tcW w:w="5504" w:type="dxa"/>
             <w:tcBorders>
               <w:top w:val="single" w:sz="2" w:space="0" w:color="AAAAAA"/>
               <w:left w:val="single" w:sz="2" w:space="0" w:color="AAAAAA"/>
@@ -9648,7 +9648,1184 @@
           <w:sz w:val="28"/>
           <w:szCs w:val="28"/>
         </w:rPr>
-        <w:t>3.6 Conclusion</w:t>
+        <w:t>3.6 Sequence Diagrams</w:t>
+      </w:r>
+    </w:p>
+    <w:p>
+      <w:pPr>
+        <w:pStyle w:val="Heading2"/>
+        <w:rPr>
+          <w:sz w:val="24"/>
+          <w:szCs w:val="24"/>
+        </w:rPr>
+      </w:pPr>
+      <w:r>
+        <w:rPr>
+          <w:color w:val="000000" w:themeColor="text1"/>
+          <w:sz w:val="24"/>
+          <w:szCs w:val="24"/>
+        </w:rPr>
+        <w:t>User Registration &amp; Onboarding</w:t>
+      </w:r>
+    </w:p>
+    <w:p>
+      <w:pPr>
+        <w:pStyle w:val="Heading2"/>
+        <w:rPr>
+          <w:color w:val="000000" w:themeColor="text1"/>
+        </w:rPr>
+      </w:pPr>
+      <w:r>
+        <w:rPr>
+          <w:color w:val="000000" w:themeColor="text1"/>
+        </w:rPr>
+      </w:r>
+    </w:p>
+    <w:p>
+      <w:pPr>
+        <w:pStyle w:val="Heading2"/>
+        <w:rPr>
+          <w:color w:val="000000" w:themeColor="text1"/>
+          <w:sz w:val="28"/>
+          <w:szCs w:val="28"/>
+        </w:rPr>
+      </w:pPr>
+      <w:r>
+        <w:rPr>
+          <w:color w:val="000000" w:themeColor="text1"/>
+          <w:sz w:val="28"/>
+          <w:szCs w:val="28"/>
+        </w:rPr>
+        <w:drawing>
+          <wp:anchor behindDoc="0" distT="0" distB="0" distL="0" distR="0" simplePos="0" locked="0" layoutInCell="0" allowOverlap="1" relativeHeight="24">
+            <wp:simplePos x="0" y="0"/>
+            <wp:positionH relativeFrom="column">
+              <wp:align>center</wp:align>
+            </wp:positionH>
+            <wp:positionV relativeFrom="paragraph">
+              <wp:posOffset>635</wp:posOffset>
+            </wp:positionV>
+            <wp:extent cx="5761990" cy="4479290"/>
+            <wp:effectExtent l="0" t="0" r="0" b="0"/>
+            <wp:wrapSquare wrapText="largest"/>
+            <wp:docPr id="9" name="Image21" descr=""/>
+            <wp:cNvGraphicFramePr>
+              <a:graphicFrameLocks xmlns:a="http://schemas.openxmlformats.org/drawingml/2006/main" noChangeAspect="1"/>
+            </wp:cNvGraphicFramePr>
+            <a:graphic xmlns:a="http://schemas.openxmlformats.org/drawingml/2006/main">
+              <a:graphicData uri="http://schemas.openxmlformats.org/drawingml/2006/picture">
+                <pic:pic xmlns:pic="http://schemas.openxmlformats.org/drawingml/2006/picture">
+                  <pic:nvPicPr>
+                    <pic:cNvPr id="9" name="Image21" descr=""/>
+                    <pic:cNvPicPr>
+                      <a:picLocks noChangeAspect="1" noChangeArrowheads="1"/>
+                    </pic:cNvPicPr>
+                  </pic:nvPicPr>
+                  <pic:blipFill>
+                    <a:blip r:embed="rId10"/>
+                    <a:stretch>
+                      <a:fillRect/>
+                    </a:stretch>
+                  </pic:blipFill>
+                  <pic:spPr bwMode="auto">
+                    <a:xfrm>
+                      <a:off x="0" y="0"/>
+                      <a:ext cx="5761990" cy="4479290"/>
+                    </a:xfrm>
+                    <a:prstGeom prst="rect">
+                      <a:avLst/>
+                    </a:prstGeom>
+                  </pic:spPr>
+                </pic:pic>
+              </a:graphicData>
+            </a:graphic>
+          </wp:anchor>
+        </w:drawing>
+      </w:r>
+    </w:p>
+    <w:p>
+      <w:pPr>
+        <w:pStyle w:val="Normal"/>
+        <w:pBdr>
+          <w:top w:val="single" w:sz="4" w:space="0" w:color="AAAAAA"/>
+          <w:bottom w:val="single" w:sz="4" w:space="0" w:color="AAAAAA"/>
+        </w:pBdr>
+        <w:spacing w:before="240" w:after="120"/>
+        <w:jc w:val="center"/>
+        <w:rPr>
+          <w:color w:val="000000" w:themeColor="text1"/>
+          <w:sz w:val="28"/>
+          <w:szCs w:val="28"/>
+        </w:rPr>
+      </w:pPr>
+      <w:r>
+        <w:rPr>
+          <w:i/>
+          <w:iCs/>
+          <w:color w:val="555555"/>
+          <w:sz w:val="22"/>
+          <w:szCs w:val="22"/>
+        </w:rPr>
+        <w:t xml:space="preserve">[Figure 3.4: </w:t>
+      </w:r>
+      <w:r>
+        <w:rPr>
+          <w:i/>
+          <w:iCs/>
+          <w:color w:val="000000" w:themeColor="text1"/>
+          <w:sz w:val="22"/>
+          <w:szCs w:val="22"/>
+        </w:rPr>
+        <w:t>User Registration &amp; Onboarding</w:t>
+      </w:r>
+      <w:r>
+        <w:rPr>
+          <w:i/>
+          <w:iCs/>
+          <w:color w:val="555555"/>
+          <w:sz w:val="22"/>
+          <w:szCs w:val="22"/>
+        </w:rPr>
+        <w:t>]</w:t>
+      </w:r>
+    </w:p>
+    <w:p>
+      <w:pPr>
+        <w:pStyle w:val="Heading2"/>
+        <w:rPr>
+          <w:color w:val="000000" w:themeColor="text1"/>
+          <w:sz w:val="28"/>
+          <w:szCs w:val="28"/>
+        </w:rPr>
+      </w:pPr>
+      <w:r>
+        <w:rPr>
+          <w:color w:val="000000" w:themeColor="text1"/>
+          <w:sz w:val="28"/>
+          <w:szCs w:val="28"/>
+        </w:rPr>
+      </w:r>
+    </w:p>
+    <w:p>
+      <w:pPr>
+        <w:pStyle w:val="Heading2"/>
+        <w:rPr>
+          <w:color w:val="000000" w:themeColor="text1"/>
+          <w:sz w:val="28"/>
+          <w:szCs w:val="28"/>
+        </w:rPr>
+      </w:pPr>
+      <w:r>
+        <w:rPr>
+          <w:color w:val="000000" w:themeColor="text1"/>
+          <w:sz w:val="28"/>
+          <w:szCs w:val="28"/>
+        </w:rPr>
+      </w:r>
+    </w:p>
+    <w:p>
+      <w:pPr>
+        <w:pStyle w:val="Heading2"/>
+        <w:rPr>
+          <w:color w:val="000000" w:themeColor="text1"/>
+          <w:sz w:val="28"/>
+          <w:szCs w:val="28"/>
+        </w:rPr>
+      </w:pPr>
+      <w:r>
+        <w:rPr>
+          <w:color w:val="000000" w:themeColor="text1"/>
+          <w:sz w:val="28"/>
+          <w:szCs w:val="28"/>
+        </w:rPr>
+      </w:r>
+    </w:p>
+    <w:p>
+      <w:pPr>
+        <w:pStyle w:val="Heading2"/>
+        <w:rPr>
+          <w:color w:val="000000" w:themeColor="text1"/>
+          <w:sz w:val="28"/>
+          <w:szCs w:val="28"/>
+        </w:rPr>
+      </w:pPr>
+      <w:r>
+        <w:rPr>
+          <w:color w:val="000000" w:themeColor="text1"/>
+          <w:sz w:val="28"/>
+          <w:szCs w:val="28"/>
+        </w:rPr>
+      </w:r>
+    </w:p>
+    <w:p>
+      <w:pPr>
+        <w:pStyle w:val="Heading2"/>
+        <w:rPr>
+          <w:color w:val="000000" w:themeColor="text1"/>
+          <w:sz w:val="28"/>
+          <w:szCs w:val="28"/>
+        </w:rPr>
+      </w:pPr>
+      <w:r>
+        <w:rPr>
+          <w:color w:val="000000" w:themeColor="text1"/>
+          <w:sz w:val="28"/>
+          <w:szCs w:val="28"/>
+        </w:rPr>
+      </w:r>
+    </w:p>
+    <w:p>
+      <w:pPr>
+        <w:pStyle w:val="Heading2"/>
+        <w:rPr>
+          <w:color w:val="000000" w:themeColor="text1"/>
+          <w:sz w:val="28"/>
+          <w:szCs w:val="28"/>
+        </w:rPr>
+      </w:pPr>
+      <w:r>
+        <w:rPr>
+          <w:color w:val="000000" w:themeColor="text1"/>
+          <w:sz w:val="28"/>
+          <w:szCs w:val="28"/>
+        </w:rPr>
+      </w:r>
+    </w:p>
+    <w:p>
+      <w:pPr>
+        <w:pStyle w:val="Heading2"/>
+        <w:rPr>
+          <w:color w:val="000000" w:themeColor="text1"/>
+          <w:sz w:val="28"/>
+          <w:szCs w:val="28"/>
+        </w:rPr>
+      </w:pPr>
+      <w:r>
+        <w:rPr>
+          <w:color w:val="000000" w:themeColor="text1"/>
+          <w:sz w:val="28"/>
+          <w:szCs w:val="28"/>
+        </w:rPr>
+      </w:r>
+    </w:p>
+    <w:p>
+      <w:pPr>
+        <w:pStyle w:val="Heading2"/>
+        <w:rPr/>
+      </w:pPr>
+      <w:r>
+        <w:rPr>
+          <w:color w:val="000000" w:themeColor="text1"/>
+          <w:sz w:val="24"/>
+          <w:szCs w:val="24"/>
+        </w:rPr>
+        <w:t>Content Generation</w:t>
+      </w:r>
+    </w:p>
+    <w:p>
+      <w:pPr>
+        <w:pStyle w:val="Heading2"/>
+        <w:rPr>
+          <w:color w:val="000000" w:themeColor="text1"/>
+          <w:sz w:val="28"/>
+          <w:szCs w:val="28"/>
+        </w:rPr>
+      </w:pPr>
+      <w:r>
+        <w:rPr>
+          <w:color w:val="000000" w:themeColor="text1"/>
+          <w:sz w:val="28"/>
+          <w:szCs w:val="28"/>
+        </w:rPr>
+        <w:drawing>
+          <wp:anchor behindDoc="0" distT="0" distB="0" distL="0" distR="0" simplePos="0" locked="0" layoutInCell="0" allowOverlap="1" relativeHeight="25">
+            <wp:simplePos x="0" y="0"/>
+            <wp:positionH relativeFrom="column">
+              <wp:posOffset>-384175</wp:posOffset>
+            </wp:positionH>
+            <wp:positionV relativeFrom="paragraph">
+              <wp:posOffset>247015</wp:posOffset>
+            </wp:positionV>
+            <wp:extent cx="6244590" cy="3122295"/>
+            <wp:effectExtent l="0" t="0" r="0" b="0"/>
+            <wp:wrapSquare wrapText="largest"/>
+            <wp:docPr id="10" name="Image22" descr=""/>
+            <wp:cNvGraphicFramePr>
+              <a:graphicFrameLocks xmlns:a="http://schemas.openxmlformats.org/drawingml/2006/main" noChangeAspect="1"/>
+            </wp:cNvGraphicFramePr>
+            <a:graphic xmlns:a="http://schemas.openxmlformats.org/drawingml/2006/main">
+              <a:graphicData uri="http://schemas.openxmlformats.org/drawingml/2006/picture">
+                <pic:pic xmlns:pic="http://schemas.openxmlformats.org/drawingml/2006/picture">
+                  <pic:nvPicPr>
+                    <pic:cNvPr id="10" name="Image22" descr=""/>
+                    <pic:cNvPicPr>
+                      <a:picLocks noChangeAspect="1" noChangeArrowheads="1"/>
+                    </pic:cNvPicPr>
+                  </pic:nvPicPr>
+                  <pic:blipFill>
+                    <a:blip r:embed="rId11"/>
+                    <a:stretch>
+                      <a:fillRect/>
+                    </a:stretch>
+                  </pic:blipFill>
+                  <pic:spPr bwMode="auto">
+                    <a:xfrm>
+                      <a:off x="0" y="0"/>
+                      <a:ext cx="6244590" cy="3122295"/>
+                    </a:xfrm>
+                    <a:prstGeom prst="rect">
+                      <a:avLst/>
+                    </a:prstGeom>
+                  </pic:spPr>
+                </pic:pic>
+              </a:graphicData>
+            </a:graphic>
+          </wp:anchor>
+        </w:drawing>
+      </w:r>
+    </w:p>
+    <w:p>
+      <w:pPr>
+        <w:pStyle w:val="Heading2"/>
+        <w:rPr>
+          <w:color w:val="000000" w:themeColor="text1"/>
+          <w:sz w:val="28"/>
+          <w:szCs w:val="28"/>
+        </w:rPr>
+      </w:pPr>
+      <w:r>
+        <w:rPr>
+          <w:color w:val="000000" w:themeColor="text1"/>
+          <w:sz w:val="28"/>
+          <w:szCs w:val="28"/>
+        </w:rPr>
+      </w:r>
+    </w:p>
+    <w:p>
+      <w:pPr>
+        <w:pStyle w:val="Normal"/>
+        <w:pBdr>
+          <w:top w:val="single" w:sz="4" w:space="0" w:color="AAAAAA"/>
+          <w:bottom w:val="single" w:sz="4" w:space="0" w:color="AAAAAA"/>
+        </w:pBdr>
+        <w:spacing w:before="240" w:after="120"/>
+        <w:jc w:val="center"/>
+        <w:rPr>
+          <w:color w:val="000000" w:themeColor="text1"/>
+          <w:sz w:val="28"/>
+          <w:szCs w:val="28"/>
+        </w:rPr>
+      </w:pPr>
+      <w:r>
+        <w:rPr>
+          <w:i/>
+          <w:iCs/>
+          <w:color w:val="555555"/>
+          <w:sz w:val="22"/>
+          <w:szCs w:val="22"/>
+        </w:rPr>
+        <w:t xml:space="preserve">[Figure 3.4: </w:t>
+      </w:r>
+      <w:r>
+        <w:rPr>
+          <w:i/>
+          <w:iCs/>
+          <w:color w:val="000000" w:themeColor="text1"/>
+          <w:sz w:val="24"/>
+          <w:szCs w:val="24"/>
+        </w:rPr>
+        <w:t>Content Generation</w:t>
+      </w:r>
+      <w:r>
+        <w:rPr>
+          <w:i/>
+          <w:iCs/>
+          <w:color w:val="555555"/>
+          <w:sz w:val="22"/>
+          <w:szCs w:val="22"/>
+        </w:rPr>
+        <w:t>]</w:t>
+      </w:r>
+    </w:p>
+    <w:p>
+      <w:pPr>
+        <w:pStyle w:val="Heading2"/>
+        <w:rPr>
+          <w:color w:val="000000" w:themeColor="text1"/>
+          <w:sz w:val="28"/>
+          <w:szCs w:val="28"/>
+        </w:rPr>
+      </w:pPr>
+      <w:r>
+        <w:rPr>
+          <w:color w:val="000000" w:themeColor="text1"/>
+          <w:sz w:val="28"/>
+          <w:szCs w:val="28"/>
+        </w:rPr>
+      </w:r>
+    </w:p>
+    <w:p>
+      <w:pPr>
+        <w:pStyle w:val="Heading2"/>
+        <w:rPr>
+          <w:color w:val="000000" w:themeColor="text1"/>
+          <w:sz w:val="28"/>
+          <w:szCs w:val="28"/>
+        </w:rPr>
+      </w:pPr>
+      <w:r>
+        <w:rPr>
+          <w:color w:val="000000" w:themeColor="text1"/>
+          <w:sz w:val="28"/>
+          <w:szCs w:val="28"/>
+        </w:rPr>
+      </w:r>
+    </w:p>
+    <w:p>
+      <w:pPr>
+        <w:pStyle w:val="Heading2"/>
+        <w:rPr>
+          <w:color w:val="000000" w:themeColor="text1"/>
+          <w:sz w:val="28"/>
+          <w:szCs w:val="28"/>
+        </w:rPr>
+      </w:pPr>
+      <w:r>
+        <w:rPr>
+          <w:color w:val="000000" w:themeColor="text1"/>
+          <w:sz w:val="28"/>
+          <w:szCs w:val="28"/>
+        </w:rPr>
+      </w:r>
+    </w:p>
+    <w:p>
+      <w:pPr>
+        <w:pStyle w:val="Heading2"/>
+        <w:rPr>
+          <w:color w:val="000000" w:themeColor="text1"/>
+          <w:sz w:val="28"/>
+          <w:szCs w:val="28"/>
+        </w:rPr>
+      </w:pPr>
+      <w:r>
+        <w:rPr>
+          <w:color w:val="000000" w:themeColor="text1"/>
+          <w:sz w:val="28"/>
+          <w:szCs w:val="28"/>
+        </w:rPr>
+      </w:r>
+    </w:p>
+    <w:p>
+      <w:pPr>
+        <w:pStyle w:val="Heading2"/>
+        <w:rPr>
+          <w:color w:val="000000" w:themeColor="text1"/>
+          <w:sz w:val="28"/>
+          <w:szCs w:val="28"/>
+        </w:rPr>
+      </w:pPr>
+      <w:r>
+        <w:rPr>
+          <w:color w:val="000000" w:themeColor="text1"/>
+          <w:sz w:val="28"/>
+          <w:szCs w:val="28"/>
+        </w:rPr>
+      </w:r>
+    </w:p>
+    <w:p>
+      <w:pPr>
+        <w:pStyle w:val="Heading2"/>
+        <w:rPr>
+          <w:color w:val="000000" w:themeColor="text1"/>
+          <w:sz w:val="28"/>
+          <w:szCs w:val="28"/>
+        </w:rPr>
+      </w:pPr>
+      <w:r>
+        <w:rPr>
+          <w:color w:val="000000" w:themeColor="text1"/>
+          <w:sz w:val="28"/>
+          <w:szCs w:val="28"/>
+        </w:rPr>
+      </w:r>
+    </w:p>
+    <w:p>
+      <w:pPr>
+        <w:pStyle w:val="Heading2"/>
+        <w:rPr>
+          <w:color w:val="000000" w:themeColor="text1"/>
+          <w:sz w:val="28"/>
+          <w:szCs w:val="28"/>
+        </w:rPr>
+      </w:pPr>
+      <w:r>
+        <w:rPr>
+          <w:color w:val="000000" w:themeColor="text1"/>
+          <w:sz w:val="28"/>
+          <w:szCs w:val="28"/>
+        </w:rPr>
+      </w:r>
+    </w:p>
+    <w:p>
+      <w:pPr>
+        <w:pStyle w:val="Heading2"/>
+        <w:rPr>
+          <w:color w:val="000000" w:themeColor="text1"/>
+          <w:sz w:val="28"/>
+          <w:szCs w:val="28"/>
+        </w:rPr>
+      </w:pPr>
+      <w:r>
+        <w:rPr>
+          <w:color w:val="000000" w:themeColor="text1"/>
+          <w:sz w:val="28"/>
+          <w:szCs w:val="28"/>
+        </w:rPr>
+      </w:r>
+    </w:p>
+    <w:p>
+      <w:pPr>
+        <w:pStyle w:val="Heading2"/>
+        <w:rPr>
+          <w:color w:val="000000" w:themeColor="text1"/>
+          <w:sz w:val="28"/>
+          <w:szCs w:val="28"/>
+        </w:rPr>
+      </w:pPr>
+      <w:r>
+        <w:rPr>
+          <w:color w:val="000000" w:themeColor="text1"/>
+          <w:sz w:val="28"/>
+          <w:szCs w:val="28"/>
+        </w:rPr>
+      </w:r>
+    </w:p>
+    <w:p>
+      <w:pPr>
+        <w:pStyle w:val="Heading2"/>
+        <w:rPr>
+          <w:color w:val="000000" w:themeColor="text1"/>
+          <w:sz w:val="28"/>
+          <w:szCs w:val="28"/>
+        </w:rPr>
+      </w:pPr>
+      <w:r>
+        <w:rPr>
+          <w:color w:val="000000" w:themeColor="text1"/>
+          <w:sz w:val="28"/>
+          <w:szCs w:val="28"/>
+        </w:rPr>
+      </w:r>
+    </w:p>
+    <w:p>
+      <w:pPr>
+        <w:pStyle w:val="Heading2"/>
+        <w:rPr>
+          <w:sz w:val="24"/>
+          <w:szCs w:val="24"/>
+        </w:rPr>
+      </w:pPr>
+      <w:r>
+        <w:rPr>
+          <w:sz w:val="24"/>
+          <w:szCs w:val="24"/>
+        </w:rPr>
+      </w:r>
+    </w:p>
+    <w:p>
+      <w:pPr>
+        <w:pStyle w:val="Heading2"/>
+        <w:rPr>
+          <w:sz w:val="24"/>
+          <w:szCs w:val="24"/>
+        </w:rPr>
+      </w:pPr>
+      <w:r>
+        <w:rPr>
+          <w:color w:val="000000" w:themeColor="text1"/>
+          <w:sz w:val="24"/>
+          <w:szCs w:val="24"/>
+        </w:rPr>
+        <w:t>Content Approval &amp; Regeneration</w:t>
+      </w:r>
+    </w:p>
+    <w:p>
+      <w:pPr>
+        <w:pStyle w:val="Heading2"/>
+        <w:rPr>
+          <w:color w:val="000000" w:themeColor="text1"/>
+          <w:sz w:val="28"/>
+          <w:szCs w:val="28"/>
+        </w:rPr>
+      </w:pPr>
+      <w:r>
+        <w:rPr>
+          <w:color w:val="000000" w:themeColor="text1"/>
+          <w:sz w:val="28"/>
+          <w:szCs w:val="28"/>
+        </w:rPr>
+        <w:drawing>
+          <wp:anchor behindDoc="0" distT="0" distB="0" distL="0" distR="0" simplePos="0" locked="0" layoutInCell="0" allowOverlap="1" relativeHeight="26">
+            <wp:simplePos x="0" y="0"/>
+            <wp:positionH relativeFrom="column">
+              <wp:posOffset>-370840</wp:posOffset>
+            </wp:positionH>
+            <wp:positionV relativeFrom="paragraph">
+              <wp:posOffset>447675</wp:posOffset>
+            </wp:positionV>
+            <wp:extent cx="6236970" cy="4460875"/>
+            <wp:effectExtent l="0" t="0" r="0" b="0"/>
+            <wp:wrapSquare wrapText="largest"/>
+            <wp:docPr id="11" name="Image23" descr=""/>
+            <wp:cNvGraphicFramePr>
+              <a:graphicFrameLocks xmlns:a="http://schemas.openxmlformats.org/drawingml/2006/main" noChangeAspect="1"/>
+            </wp:cNvGraphicFramePr>
+            <a:graphic xmlns:a="http://schemas.openxmlformats.org/drawingml/2006/main">
+              <a:graphicData uri="http://schemas.openxmlformats.org/drawingml/2006/picture">
+                <pic:pic xmlns:pic="http://schemas.openxmlformats.org/drawingml/2006/picture">
+                  <pic:nvPicPr>
+                    <pic:cNvPr id="11" name="Image23" descr=""/>
+                    <pic:cNvPicPr>
+                      <a:picLocks noChangeAspect="1" noChangeArrowheads="1"/>
+                    </pic:cNvPicPr>
+                  </pic:nvPicPr>
+                  <pic:blipFill>
+                    <a:blip r:embed="rId12"/>
+                    <a:stretch>
+                      <a:fillRect/>
+                    </a:stretch>
+                  </pic:blipFill>
+                  <pic:spPr bwMode="auto">
+                    <a:xfrm>
+                      <a:off x="0" y="0"/>
+                      <a:ext cx="6236970" cy="4460875"/>
+                    </a:xfrm>
+                    <a:prstGeom prst="rect">
+                      <a:avLst/>
+                    </a:prstGeom>
+                  </pic:spPr>
+                </pic:pic>
+              </a:graphicData>
+            </a:graphic>
+          </wp:anchor>
+        </w:drawing>
+      </w:r>
+    </w:p>
+    <w:p>
+      <w:pPr>
+        <w:pStyle w:val="Heading2"/>
+        <w:rPr>
+          <w:color w:val="000000" w:themeColor="text1"/>
+          <w:sz w:val="28"/>
+          <w:szCs w:val="28"/>
+        </w:rPr>
+      </w:pPr>
+      <w:r>
+        <w:rPr>
+          <w:color w:val="000000" w:themeColor="text1"/>
+          <w:sz w:val="28"/>
+          <w:szCs w:val="28"/>
+        </w:rPr>
+      </w:r>
+    </w:p>
+    <w:p>
+      <w:pPr>
+        <w:pStyle w:val="Heading2"/>
+        <w:rPr>
+          <w:color w:val="000000" w:themeColor="text1"/>
+          <w:sz w:val="28"/>
+          <w:szCs w:val="28"/>
+        </w:rPr>
+      </w:pPr>
+      <w:r>
+        <w:rPr>
+          <w:color w:val="000000" w:themeColor="text1"/>
+          <w:sz w:val="28"/>
+          <w:szCs w:val="28"/>
+        </w:rPr>
+      </w:r>
+    </w:p>
+    <w:p>
+      <w:pPr>
+        <w:pStyle w:val="Heading2"/>
+        <w:rPr>
+          <w:color w:val="000000" w:themeColor="text1"/>
+          <w:sz w:val="28"/>
+          <w:szCs w:val="28"/>
+        </w:rPr>
+      </w:pPr>
+      <w:r>
+        <w:rPr>
+          <w:color w:val="000000" w:themeColor="text1"/>
+          <w:sz w:val="28"/>
+          <w:szCs w:val="28"/>
+        </w:rPr>
+      </w:r>
+    </w:p>
+    <w:p>
+      <w:pPr>
+        <w:pStyle w:val="Heading2"/>
+        <w:rPr>
+          <w:color w:val="000000" w:themeColor="text1"/>
+          <w:sz w:val="28"/>
+          <w:szCs w:val="28"/>
+        </w:rPr>
+      </w:pPr>
+      <w:r>
+        <w:rPr>
+          <w:color w:val="000000" w:themeColor="text1"/>
+          <w:sz w:val="28"/>
+          <w:szCs w:val="28"/>
+        </w:rPr>
+      </w:r>
+    </w:p>
+    <w:p>
+      <w:pPr>
+        <w:pStyle w:val="Normal"/>
+        <w:spacing w:before="80" w:after="80"/>
+        <w:jc w:val="both"/>
+        <w:rPr/>
+      </w:pPr>
+      <w:r>
+        <w:rPr/>
+      </w:r>
+    </w:p>
+    <w:p>
+      <w:pPr>
+        <w:pStyle w:val="Normal"/>
+        <w:pBdr>
+          <w:top w:val="single" w:sz="4" w:space="0" w:color="AAAAAA"/>
+          <w:bottom w:val="single" w:sz="4" w:space="0" w:color="AAAAAA"/>
+        </w:pBdr>
+        <w:spacing w:before="240" w:after="120"/>
+        <w:jc w:val="center"/>
+        <w:rPr>
+          <w:color w:val="000000" w:themeColor="text1"/>
+          <w:sz w:val="28"/>
+          <w:szCs w:val="28"/>
+        </w:rPr>
+      </w:pPr>
+      <w:r>
+        <w:rPr>
+          <w:i/>
+          <w:iCs/>
+          <w:color w:val="555555"/>
+          <w:sz w:val="22"/>
+          <w:szCs w:val="22"/>
+        </w:rPr>
+        <w:t xml:space="preserve">[Figure 3.5: </w:t>
+      </w:r>
+      <w:r>
+        <w:rPr>
+          <w:i/>
+          <w:iCs/>
+          <w:color w:val="000000" w:themeColor="text1"/>
+          <w:sz w:val="24"/>
+          <w:szCs w:val="24"/>
+        </w:rPr>
+        <w:t>Content Approval &amp; Regeneration</w:t>
+      </w:r>
+      <w:r>
+        <w:rPr>
+          <w:i/>
+          <w:iCs/>
+          <w:color w:val="555555"/>
+          <w:sz w:val="22"/>
+          <w:szCs w:val="22"/>
+        </w:rPr>
+        <w:t>]</w:t>
+      </w:r>
+    </w:p>
+    <w:p>
+      <w:pPr>
+        <w:pStyle w:val="Heading2"/>
+        <w:rPr>
+          <w:color w:val="000000" w:themeColor="text1"/>
+          <w:sz w:val="28"/>
+          <w:szCs w:val="28"/>
+        </w:rPr>
+      </w:pPr>
+      <w:r>
+        <w:rPr>
+          <w:color w:val="000000" w:themeColor="text1"/>
+          <w:sz w:val="28"/>
+          <w:szCs w:val="28"/>
+        </w:rPr>
+      </w:r>
+    </w:p>
+    <w:p>
+      <w:pPr>
+        <w:pStyle w:val="Heading2"/>
+        <w:rPr>
+          <w:color w:val="000000" w:themeColor="text1"/>
+          <w:sz w:val="28"/>
+          <w:szCs w:val="28"/>
+        </w:rPr>
+      </w:pPr>
+      <w:r>
+        <w:rPr>
+          <w:color w:val="000000" w:themeColor="text1"/>
+          <w:sz w:val="28"/>
+          <w:szCs w:val="28"/>
+        </w:rPr>
+      </w:r>
+    </w:p>
+    <w:p>
+      <w:pPr>
+        <w:pStyle w:val="Heading2"/>
+        <w:rPr>
+          <w:color w:val="000000" w:themeColor="text1"/>
+          <w:sz w:val="28"/>
+          <w:szCs w:val="28"/>
+        </w:rPr>
+      </w:pPr>
+      <w:r>
+        <w:rPr>
+          <w:color w:val="000000" w:themeColor="text1"/>
+          <w:sz w:val="28"/>
+          <w:szCs w:val="28"/>
+        </w:rPr>
+      </w:r>
+    </w:p>
+    <w:p>
+      <w:pPr>
+        <w:pStyle w:val="Heading2"/>
+        <w:rPr>
+          <w:color w:val="000000" w:themeColor="text1"/>
+          <w:sz w:val="28"/>
+          <w:szCs w:val="28"/>
+        </w:rPr>
+      </w:pPr>
+      <w:r>
+        <w:rPr>
+          <w:color w:val="000000" w:themeColor="text1"/>
+          <w:sz w:val="28"/>
+          <w:szCs w:val="28"/>
+        </w:rPr>
+      </w:r>
+    </w:p>
+    <w:p>
+      <w:pPr>
+        <w:pStyle w:val="Heading2"/>
+        <w:rPr>
+          <w:sz w:val="24"/>
+          <w:szCs w:val="24"/>
+        </w:rPr>
+      </w:pPr>
+      <w:r>
+        <w:rPr>
+          <w:color w:val="000000" w:themeColor="text1"/>
+          <w:sz w:val="24"/>
+          <w:szCs w:val="24"/>
+        </w:rPr>
+        <w:t>Schedule &amp; Email Notification</w:t>
+      </w:r>
+    </w:p>
+    <w:p>
+      <w:pPr>
+        <w:pStyle w:val="Heading2"/>
+        <w:rPr>
+          <w:color w:val="000000" w:themeColor="text1"/>
+          <w:sz w:val="28"/>
+          <w:szCs w:val="28"/>
+        </w:rPr>
+      </w:pPr>
+      <w:r>
+        <w:rPr>
+          <w:color w:val="000000" w:themeColor="text1"/>
+          <w:sz w:val="28"/>
+          <w:szCs w:val="28"/>
+        </w:rPr>
+        <w:drawing>
+          <wp:anchor behindDoc="0" distT="0" distB="0" distL="0" distR="0" simplePos="0" locked="0" layoutInCell="0" allowOverlap="1" relativeHeight="27">
+            <wp:simplePos x="0" y="0"/>
+            <wp:positionH relativeFrom="column">
+              <wp:posOffset>-313690</wp:posOffset>
+            </wp:positionH>
+            <wp:positionV relativeFrom="paragraph">
+              <wp:posOffset>485775</wp:posOffset>
+            </wp:positionV>
+            <wp:extent cx="6198870" cy="3675380"/>
+            <wp:effectExtent l="0" t="0" r="0" b="0"/>
+            <wp:wrapSquare wrapText="largest"/>
+            <wp:docPr id="12" name="Image24" descr=""/>
+            <wp:cNvGraphicFramePr>
+              <a:graphicFrameLocks xmlns:a="http://schemas.openxmlformats.org/drawingml/2006/main" noChangeAspect="1"/>
+            </wp:cNvGraphicFramePr>
+            <a:graphic xmlns:a="http://schemas.openxmlformats.org/drawingml/2006/main">
+              <a:graphicData uri="http://schemas.openxmlformats.org/drawingml/2006/picture">
+                <pic:pic xmlns:pic="http://schemas.openxmlformats.org/drawingml/2006/picture">
+                  <pic:nvPicPr>
+                    <pic:cNvPr id="12" name="Image24" descr=""/>
+                    <pic:cNvPicPr>
+                      <a:picLocks noChangeAspect="1" noChangeArrowheads="1"/>
+                    </pic:cNvPicPr>
+                  </pic:nvPicPr>
+                  <pic:blipFill>
+                    <a:blip r:embed="rId13"/>
+                    <a:stretch>
+                      <a:fillRect/>
+                    </a:stretch>
+                  </pic:blipFill>
+                  <pic:spPr bwMode="auto">
+                    <a:xfrm>
+                      <a:off x="0" y="0"/>
+                      <a:ext cx="6198870" cy="3675380"/>
+                    </a:xfrm>
+                    <a:prstGeom prst="rect">
+                      <a:avLst/>
+                    </a:prstGeom>
+                  </pic:spPr>
+                </pic:pic>
+              </a:graphicData>
+            </a:graphic>
+          </wp:anchor>
+        </w:drawing>
+      </w:r>
+    </w:p>
+    <w:p>
+      <w:pPr>
+        <w:pStyle w:val="Heading2"/>
+        <w:rPr>
+          <w:color w:val="000000" w:themeColor="text1"/>
+          <w:sz w:val="28"/>
+          <w:szCs w:val="28"/>
+        </w:rPr>
+      </w:pPr>
+      <w:r>
+        <w:rPr>
+          <w:color w:val="000000" w:themeColor="text1"/>
+          <w:sz w:val="28"/>
+          <w:szCs w:val="28"/>
+        </w:rPr>
+      </w:r>
+    </w:p>
+    <w:p>
+      <w:pPr>
+        <w:pStyle w:val="Heading2"/>
+        <w:rPr>
+          <w:color w:val="000000" w:themeColor="text1"/>
+          <w:sz w:val="28"/>
+          <w:szCs w:val="28"/>
+        </w:rPr>
+      </w:pPr>
+      <w:r>
+        <w:rPr>
+          <w:color w:val="000000" w:themeColor="text1"/>
+          <w:sz w:val="28"/>
+          <w:szCs w:val="28"/>
+        </w:rPr>
+      </w:r>
+    </w:p>
+    <w:p>
+      <w:pPr>
+        <w:pStyle w:val="Heading2"/>
+        <w:rPr>
+          <w:color w:val="000000" w:themeColor="text1"/>
+          <w:sz w:val="28"/>
+          <w:szCs w:val="28"/>
+        </w:rPr>
+      </w:pPr>
+      <w:r>
+        <w:rPr>
+          <w:color w:val="000000" w:themeColor="text1"/>
+          <w:sz w:val="28"/>
+          <w:szCs w:val="28"/>
+        </w:rPr>
+      </w:r>
+    </w:p>
+    <w:p>
+      <w:pPr>
+        <w:pStyle w:val="Normal"/>
+        <w:spacing w:before="80" w:after="80"/>
+        <w:jc w:val="both"/>
+        <w:rPr/>
+      </w:pPr>
+      <w:r>
+        <w:rPr/>
+      </w:r>
+    </w:p>
+    <w:p>
+      <w:pPr>
+        <w:pStyle w:val="Normal"/>
+        <w:pBdr>
+          <w:top w:val="single" w:sz="4" w:space="0" w:color="AAAAAA"/>
+          <w:bottom w:val="single" w:sz="4" w:space="0" w:color="AAAAAA"/>
+        </w:pBdr>
+        <w:spacing w:before="240" w:after="120"/>
+        <w:jc w:val="center"/>
+        <w:rPr>
+          <w:color w:val="000000" w:themeColor="text1"/>
+          <w:sz w:val="28"/>
+          <w:szCs w:val="28"/>
+        </w:rPr>
+      </w:pPr>
+      <w:r>
+        <w:rPr>
+          <w:i/>
+          <w:iCs/>
+          <w:color w:val="555555"/>
+          <w:sz w:val="22"/>
+          <w:szCs w:val="22"/>
+        </w:rPr>
+        <w:t xml:space="preserve">[Figure 3.5: </w:t>
+      </w:r>
+      <w:r>
+        <w:rPr>
+          <w:i/>
+          <w:iCs/>
+          <w:color w:val="000000" w:themeColor="text1"/>
+          <w:sz w:val="24"/>
+          <w:szCs w:val="24"/>
+        </w:rPr>
+        <w:t>Schedule &amp; Email Notification</w:t>
+      </w:r>
+      <w:r>
+        <w:rPr>
+          <w:i/>
+          <w:iCs/>
+          <w:color w:val="555555"/>
+          <w:sz w:val="22"/>
+          <w:szCs w:val="22"/>
+        </w:rPr>
+        <w:t>]</w:t>
+      </w:r>
+    </w:p>
+    <w:p>
+      <w:pPr>
+        <w:pStyle w:val="Heading2"/>
+        <w:rPr>
+          <w:color w:val="000000" w:themeColor="text1"/>
+          <w:sz w:val="28"/>
+          <w:szCs w:val="28"/>
+        </w:rPr>
+      </w:pPr>
+      <w:r>
+        <w:rPr>
+          <w:color w:val="000000" w:themeColor="text1"/>
+          <w:sz w:val="28"/>
+          <w:szCs w:val="28"/>
+        </w:rPr>
+      </w:r>
+    </w:p>
+    <w:p>
+      <w:pPr>
+        <w:pStyle w:val="Heading2"/>
+        <w:rPr>
+          <w:color w:val="000000" w:themeColor="text1"/>
+          <w:sz w:val="28"/>
+          <w:szCs w:val="28"/>
+        </w:rPr>
+      </w:pPr>
+      <w:r>
+        <w:rPr>
+          <w:color w:val="000000" w:themeColor="text1"/>
+          <w:sz w:val="28"/>
+          <w:szCs w:val="28"/>
+        </w:rPr>
+      </w:r>
+    </w:p>
+    <w:p>
+      <w:pPr>
+        <w:pStyle w:val="Heading2"/>
+        <w:rPr>
+          <w:color w:val="000000" w:themeColor="text1"/>
+          <w:sz w:val="28"/>
+          <w:szCs w:val="28"/>
+        </w:rPr>
+      </w:pPr>
+      <w:r>
+        <w:rPr>
+          <w:color w:val="000000" w:themeColor="text1"/>
+          <w:sz w:val="28"/>
+          <w:szCs w:val="28"/>
+        </w:rPr>
+      </w:r>
+    </w:p>
+    <w:p>
+      <w:pPr>
+        <w:pStyle w:val="Heading2"/>
+        <w:rPr>
+          <w:color w:val="000000" w:themeColor="text1"/>
+          <w:sz w:val="28"/>
+          <w:szCs w:val="28"/>
+        </w:rPr>
+      </w:pPr>
+      <w:r>
+        <w:rPr>
+          <w:color w:val="000000" w:themeColor="text1"/>
+          <w:sz w:val="28"/>
+          <w:szCs w:val="28"/>
+        </w:rPr>
+      </w:r>
+    </w:p>
+    <w:p>
+      <w:pPr>
+        <w:pStyle w:val="Heading2"/>
+        <w:rPr>
+          <w:color w:val="000000" w:themeColor="text1"/>
+          <w:sz w:val="28"/>
+          <w:szCs w:val="28"/>
+        </w:rPr>
+      </w:pPr>
+      <w:r>
+        <w:rPr>
+          <w:color w:val="000000" w:themeColor="text1"/>
+          <w:sz w:val="28"/>
+          <w:szCs w:val="28"/>
+        </w:rPr>
+      </w:r>
+    </w:p>
+    <w:p>
+      <w:pPr>
+        <w:pStyle w:val="Heading2"/>
+        <w:rPr>
+          <w:color w:val="000000" w:themeColor="text1"/>
+          <w:sz w:val="28"/>
+          <w:szCs w:val="28"/>
+        </w:rPr>
+      </w:pPr>
+      <w:r>
+        <w:rPr>
+          <w:color w:val="000000" w:themeColor="text1"/>
+          <w:sz w:val="28"/>
+          <w:szCs w:val="28"/>
+        </w:rPr>
+      </w:r>
+    </w:p>
+    <w:p>
+      <w:pPr>
+        <w:pStyle w:val="Heading2"/>
+        <w:rPr>
+          <w:color w:val="000000" w:themeColor="text1"/>
+          <w:sz w:val="28"/>
+          <w:szCs w:val="28"/>
+        </w:rPr>
+      </w:pPr>
+      <w:r>
+        <w:rPr>
+          <w:color w:val="000000" w:themeColor="text1"/>
+          <w:sz w:val="28"/>
+          <w:szCs w:val="28"/>
+        </w:rPr>
+      </w:r>
+    </w:p>
+    <w:p>
+      <w:pPr>
+        <w:pStyle w:val="Heading2"/>
+        <w:rPr>
+          <w:color w:val="000000" w:themeColor="text1"/>
+          <w:sz w:val="28"/>
+          <w:szCs w:val="28"/>
+        </w:rPr>
+      </w:pPr>
+      <w:r>
+        <w:rPr>
+          <w:color w:val="000000" w:themeColor="text1"/>
+          <w:sz w:val="28"/>
+          <w:szCs w:val="28"/>
+        </w:rPr>
+        <w:t>3.7 Conclusion</w:t>
       </w:r>
     </w:p>
     <w:p>
@@ -9930,14 +11107,7 @@
                 <w:sz w:val="22"/>
                 <w:szCs w:val="22"/>
               </w:rPr>
-              <w:t xml:space="preserve">email, password, is_active, is_staff, </w:t>
-            </w:r>
-            <w:r>
-              <w:rPr>
-                <w:sz w:val="22"/>
-                <w:szCs w:val="22"/>
-              </w:rPr>
-              <w:t>is_admin</w:t>
+              <w:t>email, password, is_active, is_staff, is_admin</w:t>
             </w:r>
           </w:p>
         </w:tc>
@@ -10633,7 +11803,11 @@
         </w:rPr>
       </w:pPr>
       <w:r>
-        <w:rPr/>
+        <w:rPr>
+          <w:color w:val="000000" w:themeColor="text1"/>
+          <w:sz w:val="28"/>
+          <w:szCs w:val="28"/>
+        </w:rPr>
       </w:r>
     </w:p>
     <w:p>
@@ -10646,7 +11820,11 @@
         </w:rPr>
       </w:pPr>
       <w:r>
-        <w:rPr/>
+        <w:rPr>
+          <w:color w:val="000000" w:themeColor="text1"/>
+          <w:sz w:val="28"/>
+          <w:szCs w:val="28"/>
+        </w:rPr>
       </w:r>
     </w:p>
     <w:p>
@@ -10659,7 +11837,11 @@
         </w:rPr>
       </w:pPr>
       <w:r>
-        <w:rPr/>
+        <w:rPr>
+          <w:color w:val="000000" w:themeColor="text1"/>
+          <w:sz w:val="28"/>
+          <w:szCs w:val="28"/>
+        </w:rPr>
       </w:r>
     </w:p>
     <w:p>
@@ -12245,6 +13427,57 @@
           <w:sz w:val="28"/>
           <w:szCs w:val="28"/>
         </w:rPr>
+      </w:r>
+    </w:p>
+    <w:p>
+      <w:pPr>
+        <w:pStyle w:val="Heading2"/>
+        <w:rPr>
+          <w:color w:val="000000" w:themeColor="text1"/>
+          <w:sz w:val="28"/>
+          <w:szCs w:val="28"/>
+        </w:rPr>
+      </w:pPr>
+      <w:r>
+        <w:rPr>
+          <w:color w:val="000000" w:themeColor="text1"/>
+          <w:sz w:val="28"/>
+          <w:szCs w:val="28"/>
+        </w:rPr>
+      </w:r>
+    </w:p>
+    <w:p>
+      <w:pPr>
+        <w:pStyle w:val="Heading2"/>
+        <w:rPr>
+          <w:color w:val="000000" w:themeColor="text1"/>
+          <w:sz w:val="28"/>
+          <w:szCs w:val="28"/>
+        </w:rPr>
+      </w:pPr>
+      <w:r>
+        <w:rPr>
+          <w:color w:val="000000" w:themeColor="text1"/>
+          <w:sz w:val="28"/>
+          <w:szCs w:val="28"/>
+        </w:rPr>
+      </w:r>
+    </w:p>
+    <w:p>
+      <w:pPr>
+        <w:pStyle w:val="Heading2"/>
+        <w:rPr>
+          <w:color w:val="000000" w:themeColor="text1"/>
+          <w:sz w:val="28"/>
+          <w:szCs w:val="28"/>
+        </w:rPr>
+      </w:pPr>
+      <w:r>
+        <w:rPr>
+          <w:color w:val="000000" w:themeColor="text1"/>
+          <w:sz w:val="28"/>
+          <w:szCs w:val="28"/>
+        </w:rPr>
         <w:t>4.5 Conclusion</w:t>
       </w:r>
     </w:p>
@@ -12553,7 +13786,7 @@
         <w:pStyle w:val="ListParagraph"/>
         <w:numPr>
           <w:ilvl w:val="0"/>
-          <w:numId w:val="19"/>
+          <w:numId w:val="37"/>
         </w:numPr>
         <w:spacing w:lineRule="auto" w:line="360" w:before="60" w:after="60"/>
         <w:rPr/>
@@ -12568,7 +13801,7 @@
         <w:pStyle w:val="ListParagraph"/>
         <w:numPr>
           <w:ilvl w:val="0"/>
-          <w:numId w:val="20"/>
+          <w:numId w:val="38"/>
         </w:numPr>
         <w:spacing w:lineRule="auto" w:line="360" w:before="60" w:after="60"/>
         <w:rPr/>
@@ -12583,7 +13816,7 @@
         <w:pStyle w:val="ListParagraph"/>
         <w:numPr>
           <w:ilvl w:val="0"/>
-          <w:numId w:val="21"/>
+          <w:numId w:val="39"/>
         </w:numPr>
         <w:spacing w:lineRule="auto" w:line="360" w:before="60" w:after="60"/>
         <w:rPr/>
@@ -12598,7 +13831,7 @@
         <w:pStyle w:val="ListParagraph"/>
         <w:numPr>
           <w:ilvl w:val="0"/>
-          <w:numId w:val="22"/>
+          <w:numId w:val="40"/>
         </w:numPr>
         <w:spacing w:lineRule="auto" w:line="360" w:before="60" w:after="60"/>
         <w:rPr/>
@@ -12613,7 +13846,7 @@
         <w:pStyle w:val="ListParagraph"/>
         <w:numPr>
           <w:ilvl w:val="0"/>
-          <w:numId w:val="23"/>
+          <w:numId w:val="41"/>
         </w:numPr>
         <w:spacing w:lineRule="auto" w:line="360" w:before="60" w:after="60"/>
         <w:rPr/>
@@ -12628,7 +13861,7 @@
         <w:pStyle w:val="ListParagraph"/>
         <w:numPr>
           <w:ilvl w:val="0"/>
-          <w:numId w:val="24"/>
+          <w:numId w:val="42"/>
         </w:numPr>
         <w:spacing w:lineRule="auto" w:line="360" w:before="60" w:after="60"/>
         <w:rPr/>
@@ -12689,7 +13922,7 @@
             <wp:extent cx="5761355" cy="2385060"/>
             <wp:effectExtent l="0" t="0" r="0" b="0"/>
             <wp:wrapSquare wrapText="largest"/>
-            <wp:docPr id="9" name="Image7" descr=""/>
+            <wp:docPr id="13" name="Image7" descr=""/>
             <wp:cNvGraphicFramePr>
               <a:graphicFrameLocks xmlns:a="http://schemas.openxmlformats.org/drawingml/2006/main" noChangeAspect="1"/>
             </wp:cNvGraphicFramePr>
@@ -12697,13 +13930,13 @@
               <a:graphicData uri="http://schemas.openxmlformats.org/drawingml/2006/picture">
                 <pic:pic xmlns:pic="http://schemas.openxmlformats.org/drawingml/2006/picture">
                   <pic:nvPicPr>
-                    <pic:cNvPr id="9" name="Image7" descr=""/>
+                    <pic:cNvPr id="13" name="Image7" descr=""/>
                     <pic:cNvPicPr>
                       <a:picLocks noChangeAspect="1" noChangeArrowheads="1"/>
                     </pic:cNvPicPr>
                   </pic:nvPicPr>
                   <pic:blipFill>
-                    <a:blip r:embed="rId10"/>
+                    <a:blip r:embed="rId14"/>
                     <a:stretch>
                       <a:fillRect/>
                     </a:stretch>
@@ -12952,7 +14185,7 @@
             <wp:extent cx="6242050" cy="2575560"/>
             <wp:effectExtent l="0" t="0" r="0" b="0"/>
             <wp:wrapSquare wrapText="largest"/>
-            <wp:docPr id="10" name="Image8" descr=""/>
+            <wp:docPr id="14" name="Image8" descr=""/>
             <wp:cNvGraphicFramePr>
               <a:graphicFrameLocks xmlns:a="http://schemas.openxmlformats.org/drawingml/2006/main" noChangeAspect="1"/>
             </wp:cNvGraphicFramePr>
@@ -12960,13 +14193,13 @@
               <a:graphicData uri="http://schemas.openxmlformats.org/drawingml/2006/picture">
                 <pic:pic xmlns:pic="http://schemas.openxmlformats.org/drawingml/2006/picture">
                   <pic:nvPicPr>
-                    <pic:cNvPr id="10" name="Image8" descr=""/>
+                    <pic:cNvPr id="14" name="Image8" descr=""/>
                     <pic:cNvPicPr>
                       <a:picLocks noChangeAspect="1" noChangeArrowheads="1"/>
                     </pic:cNvPicPr>
                   </pic:nvPicPr>
                   <pic:blipFill>
-                    <a:blip r:embed="rId11"/>
+                    <a:blip r:embed="rId15"/>
                     <a:stretch>
                       <a:fillRect/>
                     </a:stretch>
@@ -13103,7 +14336,7 @@
             <wp:extent cx="6289040" cy="2595245"/>
             <wp:effectExtent l="0" t="0" r="0" b="0"/>
             <wp:wrapSquare wrapText="largest"/>
-            <wp:docPr id="11" name="Image9" descr=""/>
+            <wp:docPr id="15" name="Image9" descr=""/>
             <wp:cNvGraphicFramePr>
               <a:graphicFrameLocks xmlns:a="http://schemas.openxmlformats.org/drawingml/2006/main" noChangeAspect="1"/>
             </wp:cNvGraphicFramePr>
@@ -13111,13 +14344,13 @@
               <a:graphicData uri="http://schemas.openxmlformats.org/drawingml/2006/picture">
                 <pic:pic xmlns:pic="http://schemas.openxmlformats.org/drawingml/2006/picture">
                   <pic:nvPicPr>
-                    <pic:cNvPr id="11" name="Image9" descr=""/>
+                    <pic:cNvPr id="15" name="Image9" descr=""/>
                     <pic:cNvPicPr>
                       <a:picLocks noChangeAspect="1" noChangeArrowheads="1"/>
                     </pic:cNvPicPr>
                   </pic:nvPicPr>
                   <pic:blipFill>
-                    <a:blip r:embed="rId12"/>
+                    <a:blip r:embed="rId16"/>
                     <a:stretch>
                       <a:fillRect/>
                     </a:stretch>
@@ -13352,7 +14585,7 @@
             <wp:extent cx="6339205" cy="2616200"/>
             <wp:effectExtent l="0" t="0" r="0" b="0"/>
             <wp:wrapSquare wrapText="largest"/>
-            <wp:docPr id="12" name="Image10" descr=""/>
+            <wp:docPr id="16" name="Image10" descr=""/>
             <wp:cNvGraphicFramePr>
               <a:graphicFrameLocks xmlns:a="http://schemas.openxmlformats.org/drawingml/2006/main" noChangeAspect="1"/>
             </wp:cNvGraphicFramePr>
@@ -13360,13 +14593,13 @@
               <a:graphicData uri="http://schemas.openxmlformats.org/drawingml/2006/picture">
                 <pic:pic xmlns:pic="http://schemas.openxmlformats.org/drawingml/2006/picture">
                   <pic:nvPicPr>
-                    <pic:cNvPr id="12" name="Image10" descr=""/>
+                    <pic:cNvPr id="16" name="Image10" descr=""/>
                     <pic:cNvPicPr>
                       <a:picLocks noChangeAspect="1" noChangeArrowheads="1"/>
                     </pic:cNvPicPr>
                   </pic:nvPicPr>
                   <pic:blipFill>
-                    <a:blip r:embed="rId13"/>
+                    <a:blip r:embed="rId17"/>
                     <a:stretch>
                       <a:fillRect/>
                     </a:stretch>
@@ -13519,7 +14752,7 @@
             <wp:extent cx="6232525" cy="2571750"/>
             <wp:effectExtent l="0" t="0" r="0" b="0"/>
             <wp:wrapSquare wrapText="largest"/>
-            <wp:docPr id="13" name="Image11" descr=""/>
+            <wp:docPr id="17" name="Image11" descr=""/>
             <wp:cNvGraphicFramePr>
               <a:graphicFrameLocks xmlns:a="http://schemas.openxmlformats.org/drawingml/2006/main" noChangeAspect="1"/>
             </wp:cNvGraphicFramePr>
@@ -13527,13 +14760,13 @@
               <a:graphicData uri="http://schemas.openxmlformats.org/drawingml/2006/picture">
                 <pic:pic xmlns:pic="http://schemas.openxmlformats.org/drawingml/2006/picture">
                   <pic:nvPicPr>
-                    <pic:cNvPr id="13" name="Image11" descr=""/>
+                    <pic:cNvPr id="17" name="Image11" descr=""/>
                     <pic:cNvPicPr>
                       <a:picLocks noChangeAspect="1" noChangeArrowheads="1"/>
                     </pic:cNvPicPr>
                   </pic:nvPicPr>
                   <pic:blipFill>
-                    <a:blip r:embed="rId14"/>
+                    <a:blip r:embed="rId18"/>
                     <a:stretch>
                       <a:fillRect/>
                     </a:stretch>
@@ -13810,7 +15043,7 @@
             <wp:extent cx="6467475" cy="2668905"/>
             <wp:effectExtent l="0" t="0" r="0" b="0"/>
             <wp:wrapSquare wrapText="largest"/>
-            <wp:docPr id="14" name="Image12" descr=""/>
+            <wp:docPr id="18" name="Image12" descr=""/>
             <wp:cNvGraphicFramePr>
               <a:graphicFrameLocks xmlns:a="http://schemas.openxmlformats.org/drawingml/2006/main" noChangeAspect="1"/>
             </wp:cNvGraphicFramePr>
@@ -13818,13 +15051,13 @@
               <a:graphicData uri="http://schemas.openxmlformats.org/drawingml/2006/picture">
                 <pic:pic xmlns:pic="http://schemas.openxmlformats.org/drawingml/2006/picture">
                   <pic:nvPicPr>
-                    <pic:cNvPr id="14" name="Image12" descr=""/>
+                    <pic:cNvPr id="18" name="Image12" descr=""/>
                     <pic:cNvPicPr>
                       <a:picLocks noChangeAspect="1" noChangeArrowheads="1"/>
                     </pic:cNvPicPr>
                   </pic:nvPicPr>
                   <pic:blipFill>
-                    <a:blip r:embed="rId15"/>
+                    <a:blip r:embed="rId19"/>
                     <a:stretch>
                       <a:fillRect/>
                     </a:stretch>
@@ -13989,7 +15222,7 @@
             <wp:extent cx="6346825" cy="2618740"/>
             <wp:effectExtent l="0" t="0" r="0" b="0"/>
             <wp:wrapSquare wrapText="largest"/>
-            <wp:docPr id="15" name="Image13" descr=""/>
+            <wp:docPr id="19" name="Image13" descr=""/>
             <wp:cNvGraphicFramePr>
               <a:graphicFrameLocks xmlns:a="http://schemas.openxmlformats.org/drawingml/2006/main" noChangeAspect="1"/>
             </wp:cNvGraphicFramePr>
@@ -13997,13 +15230,13 @@
               <a:graphicData uri="http://schemas.openxmlformats.org/drawingml/2006/picture">
                 <pic:pic xmlns:pic="http://schemas.openxmlformats.org/drawingml/2006/picture">
                   <pic:nvPicPr>
-                    <pic:cNvPr id="15" name="Image13" descr=""/>
+                    <pic:cNvPr id="19" name="Image13" descr=""/>
                     <pic:cNvPicPr>
                       <a:picLocks noChangeAspect="1" noChangeArrowheads="1"/>
                     </pic:cNvPicPr>
                   </pic:nvPicPr>
                   <pic:blipFill>
-                    <a:blip r:embed="rId16"/>
+                    <a:blip r:embed="rId20"/>
                     <a:stretch>
                       <a:fillRect/>
                     </a:stretch>
@@ -14168,7 +15401,7 @@
             <wp:extent cx="6242050" cy="2575560"/>
             <wp:effectExtent l="0" t="0" r="0" b="0"/>
             <wp:wrapSquare wrapText="largest"/>
-            <wp:docPr id="16" name="Image14" descr=""/>
+            <wp:docPr id="20" name="Image14" descr=""/>
             <wp:cNvGraphicFramePr>
               <a:graphicFrameLocks xmlns:a="http://schemas.openxmlformats.org/drawingml/2006/main" noChangeAspect="1"/>
             </wp:cNvGraphicFramePr>
@@ -14176,13 +15409,13 @@
               <a:graphicData uri="http://schemas.openxmlformats.org/drawingml/2006/picture">
                 <pic:pic xmlns:pic="http://schemas.openxmlformats.org/drawingml/2006/picture">
                   <pic:nvPicPr>
-                    <pic:cNvPr id="16" name="Image14" descr=""/>
+                    <pic:cNvPr id="20" name="Image14" descr=""/>
                     <pic:cNvPicPr>
                       <a:picLocks noChangeAspect="1" noChangeArrowheads="1"/>
                     </pic:cNvPicPr>
                   </pic:nvPicPr>
                   <pic:blipFill>
-                    <a:blip r:embed="rId17"/>
+                    <a:blip r:embed="rId21"/>
                     <a:stretch>
                       <a:fillRect/>
                     </a:stretch>
@@ -14347,7 +15580,7 @@
             <wp:extent cx="6146165" cy="2536190"/>
             <wp:effectExtent l="0" t="0" r="0" b="0"/>
             <wp:wrapSquare wrapText="largest"/>
-            <wp:docPr id="17" name="Image15" descr=""/>
+            <wp:docPr id="21" name="Image15" descr=""/>
             <wp:cNvGraphicFramePr>
               <a:graphicFrameLocks xmlns:a="http://schemas.openxmlformats.org/drawingml/2006/main" noChangeAspect="1"/>
             </wp:cNvGraphicFramePr>
@@ -14355,13 +15588,13 @@
               <a:graphicData uri="http://schemas.openxmlformats.org/drawingml/2006/picture">
                 <pic:pic xmlns:pic="http://schemas.openxmlformats.org/drawingml/2006/picture">
                   <pic:nvPicPr>
-                    <pic:cNvPr id="17" name="Image15" descr=""/>
+                    <pic:cNvPr id="21" name="Image15" descr=""/>
                     <pic:cNvPicPr>
                       <a:picLocks noChangeAspect="1" noChangeArrowheads="1"/>
                     </pic:cNvPicPr>
                   </pic:nvPicPr>
                   <pic:blipFill>
-                    <a:blip r:embed="rId18"/>
+                    <a:blip r:embed="rId22"/>
                     <a:stretch>
                       <a:fillRect/>
                     </a:stretch>
@@ -14582,7 +15815,7 @@
             <wp:extent cx="6380480" cy="2632710"/>
             <wp:effectExtent l="0" t="0" r="0" b="0"/>
             <wp:wrapSquare wrapText="largest"/>
-            <wp:docPr id="18" name="Image16" descr=""/>
+            <wp:docPr id="22" name="Image16" descr=""/>
             <wp:cNvGraphicFramePr>
               <a:graphicFrameLocks xmlns:a="http://schemas.openxmlformats.org/drawingml/2006/main" noChangeAspect="1"/>
             </wp:cNvGraphicFramePr>
@@ -14590,13 +15823,13 @@
               <a:graphicData uri="http://schemas.openxmlformats.org/drawingml/2006/picture">
                 <pic:pic xmlns:pic="http://schemas.openxmlformats.org/drawingml/2006/picture">
                   <pic:nvPicPr>
-                    <pic:cNvPr id="18" name="Image16" descr=""/>
+                    <pic:cNvPr id="22" name="Image16" descr=""/>
                     <pic:cNvPicPr>
                       <a:picLocks noChangeAspect="1" noChangeArrowheads="1"/>
                     </pic:cNvPicPr>
                   </pic:nvPicPr>
                   <pic:blipFill>
-                    <a:blip r:embed="rId19"/>
+                    <a:blip r:embed="rId23"/>
                     <a:stretch>
                       <a:fillRect/>
                     </a:stretch>
@@ -14733,7 +15966,7 @@
             <wp:extent cx="6139815" cy="2533650"/>
             <wp:effectExtent l="0" t="0" r="0" b="0"/>
             <wp:wrapSquare wrapText="largest"/>
-            <wp:docPr id="19" name="Image17" descr=""/>
+            <wp:docPr id="23" name="Image17" descr=""/>
             <wp:cNvGraphicFramePr>
               <a:graphicFrameLocks xmlns:a="http://schemas.openxmlformats.org/drawingml/2006/main" noChangeAspect="1"/>
             </wp:cNvGraphicFramePr>
@@ -14741,13 +15974,13 @@
               <a:graphicData uri="http://schemas.openxmlformats.org/drawingml/2006/picture">
                 <pic:pic xmlns:pic="http://schemas.openxmlformats.org/drawingml/2006/picture">
                   <pic:nvPicPr>
-                    <pic:cNvPr id="19" name="Image17" descr=""/>
+                    <pic:cNvPr id="23" name="Image17" descr=""/>
                     <pic:cNvPicPr>
                       <a:picLocks noChangeAspect="1" noChangeArrowheads="1"/>
                     </pic:cNvPicPr>
                   </pic:nvPicPr>
                   <pic:blipFill>
-                    <a:blip r:embed="rId20"/>
+                    <a:blip r:embed="rId24"/>
                     <a:stretch>
                       <a:fillRect/>
                     </a:stretch>
@@ -14968,7 +16201,7 @@
             <wp:extent cx="6179820" cy="2550160"/>
             <wp:effectExtent l="0" t="0" r="0" b="0"/>
             <wp:wrapSquare wrapText="largest"/>
-            <wp:docPr id="20" name="Image18" descr=""/>
+            <wp:docPr id="24" name="Image18" descr=""/>
             <wp:cNvGraphicFramePr>
               <a:graphicFrameLocks xmlns:a="http://schemas.openxmlformats.org/drawingml/2006/main" noChangeAspect="1"/>
             </wp:cNvGraphicFramePr>
@@ -14976,13 +16209,13 @@
               <a:graphicData uri="http://schemas.openxmlformats.org/drawingml/2006/picture">
                 <pic:pic xmlns:pic="http://schemas.openxmlformats.org/drawingml/2006/picture">
                   <pic:nvPicPr>
-                    <pic:cNvPr id="20" name="Image18" descr=""/>
+                    <pic:cNvPr id="24" name="Image18" descr=""/>
                     <pic:cNvPicPr>
                       <a:picLocks noChangeAspect="1" noChangeArrowheads="1"/>
                     </pic:cNvPicPr>
                   </pic:nvPicPr>
                   <pic:blipFill>
-                    <a:blip r:embed="rId21"/>
+                    <a:blip r:embed="rId25"/>
                     <a:stretch>
                       <a:fillRect/>
                     </a:stretch>
@@ -15119,7 +16352,7 @@
             <wp:extent cx="6070600" cy="2505075"/>
             <wp:effectExtent l="0" t="0" r="0" b="0"/>
             <wp:wrapSquare wrapText="largest"/>
-            <wp:docPr id="21" name="Image19" descr=""/>
+            <wp:docPr id="25" name="Image19" descr=""/>
             <wp:cNvGraphicFramePr>
               <a:graphicFrameLocks xmlns:a="http://schemas.openxmlformats.org/drawingml/2006/main" noChangeAspect="1"/>
             </wp:cNvGraphicFramePr>
@@ -15127,13 +16360,13 @@
               <a:graphicData uri="http://schemas.openxmlformats.org/drawingml/2006/picture">
                 <pic:pic xmlns:pic="http://schemas.openxmlformats.org/drawingml/2006/picture">
                   <pic:nvPicPr>
-                    <pic:cNvPr id="21" name="Image19" descr=""/>
+                    <pic:cNvPr id="25" name="Image19" descr=""/>
                     <pic:cNvPicPr>
                       <a:picLocks noChangeAspect="1" noChangeArrowheads="1"/>
                     </pic:cNvPicPr>
                   </pic:nvPicPr>
                   <pic:blipFill>
-                    <a:blip r:embed="rId22"/>
+                    <a:blip r:embed="rId26"/>
                     <a:stretch>
                       <a:fillRect/>
                     </a:stretch>
@@ -15249,7 +16482,11 @@
         </w:rPr>
       </w:pPr>
       <w:r>
-        <w:rPr/>
+        <w:rPr>
+          <w:color w:val="000000" w:themeColor="text1"/>
+          <w:sz w:val="28"/>
+          <w:szCs w:val="28"/>
+        </w:rPr>
       </w:r>
     </w:p>
     <w:p>
@@ -15262,7 +16499,11 @@
         </w:rPr>
       </w:pPr>
       <w:r>
-        <w:rPr/>
+        <w:rPr>
+          <w:color w:val="000000" w:themeColor="text1"/>
+          <w:sz w:val="28"/>
+          <w:szCs w:val="28"/>
+        </w:rPr>
         <w:drawing>
           <wp:anchor behindDoc="0" distT="0" distB="0" distL="0" distR="0" simplePos="0" locked="0" layoutInCell="0" allowOverlap="1" relativeHeight="22">
             <wp:simplePos x="0" y="0"/>
@@ -15275,7 +16516,7 @@
             <wp:extent cx="6332220" cy="2626360"/>
             <wp:effectExtent l="0" t="0" r="0" b="0"/>
             <wp:wrapSquare wrapText="largest"/>
-            <wp:docPr id="22" name="Image20" descr=""/>
+            <wp:docPr id="26" name="Image20" descr=""/>
             <wp:cNvGraphicFramePr>
               <a:graphicFrameLocks xmlns:a="http://schemas.openxmlformats.org/drawingml/2006/main" noChangeAspect="1"/>
             </wp:cNvGraphicFramePr>
@@ -15283,13 +16524,13 @@
               <a:graphicData uri="http://schemas.openxmlformats.org/drawingml/2006/picture">
                 <pic:pic xmlns:pic="http://schemas.openxmlformats.org/drawingml/2006/picture">
                   <pic:nvPicPr>
-                    <pic:cNvPr id="22" name="Image20" descr=""/>
+                    <pic:cNvPr id="26" name="Image20" descr=""/>
                     <pic:cNvPicPr>
                       <a:picLocks noChangeAspect="1" noChangeArrowheads="1"/>
                     </pic:cNvPicPr>
                   </pic:nvPicPr>
                   <pic:blipFill>
-                    <a:blip r:embed="rId23"/>
+                    <a:blip r:embed="rId27"/>
                     <a:stretch>
                       <a:fillRect/>
                     </a:stretch>
@@ -15334,8 +16575,103 @@
           <w:szCs w:val="22"/>
         </w:rPr>
         <w:br/>
-        <w:t xml:space="preserve">[Figure 5.13: </w:t>
-      </w:r>
+        <w:t>[Figure 5.13: Admin Login ]</w:t>
+      </w:r>
+    </w:p>
+    <w:p>
+      <w:pPr>
+        <w:pStyle w:val="Heading2"/>
+        <w:rPr>
+          <w:color w:val="000000" w:themeColor="text1"/>
+          <w:sz w:val="28"/>
+          <w:szCs w:val="28"/>
+        </w:rPr>
+      </w:pPr>
+      <w:r>
+        <w:rPr>
+          <w:color w:val="000000" w:themeColor="text1"/>
+          <w:sz w:val="28"/>
+          <w:szCs w:val="28"/>
+        </w:rPr>
+      </w:r>
+    </w:p>
+    <w:p>
+      <w:pPr>
+        <w:pStyle w:val="Heading2"/>
+        <w:rPr>
+          <w:color w:val="000000" w:themeColor="text1"/>
+          <w:sz w:val="28"/>
+          <w:szCs w:val="28"/>
+        </w:rPr>
+      </w:pPr>
+      <w:r>
+        <w:rPr>
+          <w:color w:val="000000" w:themeColor="text1"/>
+          <w:sz w:val="28"/>
+          <w:szCs w:val="28"/>
+        </w:rPr>
+        <w:drawing>
+          <wp:anchor behindDoc="0" distT="0" distB="0" distL="0" distR="0" simplePos="0" locked="0" layoutInCell="0" allowOverlap="1" relativeHeight="28">
+            <wp:simplePos x="0" y="0"/>
+            <wp:positionH relativeFrom="column">
+              <wp:posOffset>-421005</wp:posOffset>
+            </wp:positionH>
+            <wp:positionV relativeFrom="paragraph">
+              <wp:posOffset>238125</wp:posOffset>
+            </wp:positionV>
+            <wp:extent cx="6280785" cy="2605405"/>
+            <wp:effectExtent l="0" t="0" r="0" b="0"/>
+            <wp:wrapSquare wrapText="largest"/>
+            <wp:docPr id="27" name="Image25" descr=""/>
+            <wp:cNvGraphicFramePr>
+              <a:graphicFrameLocks xmlns:a="http://schemas.openxmlformats.org/drawingml/2006/main" noChangeAspect="1"/>
+            </wp:cNvGraphicFramePr>
+            <a:graphic xmlns:a="http://schemas.openxmlformats.org/drawingml/2006/main">
+              <a:graphicData uri="http://schemas.openxmlformats.org/drawingml/2006/picture">
+                <pic:pic xmlns:pic="http://schemas.openxmlformats.org/drawingml/2006/picture">
+                  <pic:nvPicPr>
+                    <pic:cNvPr id="27" name="Image25" descr=""/>
+                    <pic:cNvPicPr>
+                      <a:picLocks noChangeAspect="1" noChangeArrowheads="1"/>
+                    </pic:cNvPicPr>
+                  </pic:nvPicPr>
+                  <pic:blipFill>
+                    <a:blip r:embed="rId28"/>
+                    <a:stretch>
+                      <a:fillRect/>
+                    </a:stretch>
+                  </pic:blipFill>
+                  <pic:spPr bwMode="auto">
+                    <a:xfrm>
+                      <a:off x="0" y="0"/>
+                      <a:ext cx="6280785" cy="2605405"/>
+                    </a:xfrm>
+                    <a:prstGeom prst="rect">
+                      <a:avLst/>
+                    </a:prstGeom>
+                  </pic:spPr>
+                </pic:pic>
+              </a:graphicData>
+            </a:graphic>
+          </wp:anchor>
+        </w:drawing>
+      </w:r>
+    </w:p>
+    <w:p>
+      <w:pPr>
+        <w:pStyle w:val="Normal"/>
+        <w:pBdr>
+          <w:top w:val="single" w:sz="2" w:space="0" w:color="CCCCCC"/>
+          <w:bottom w:val="single" w:sz="2" w:space="0" w:color="CCCCCC"/>
+        </w:pBdr>
+        <w:spacing w:before="200" w:after="100"/>
+        <w:jc w:val="center"/>
+        <w:rPr>
+          <w:color w:val="000000" w:themeColor="text1"/>
+          <w:sz w:val="28"/>
+          <w:szCs w:val="28"/>
+        </w:rPr>
+      </w:pPr>
       <w:r>
         <w:rPr>
           <w:i/>
@@ -15344,17 +16680,7 @@
           <w:sz w:val="22"/>
           <w:szCs w:val="22"/>
         </w:rPr>
-        <w:t xml:space="preserve">Admin Login </w:t>
-      </w:r>
-      <w:r>
-        <w:rPr>
-          <w:i/>
-          <w:iCs/>
-          <w:color w:val="555555"/>
-          <w:sz w:val="22"/>
-          <w:szCs w:val="22"/>
-        </w:rPr>
-        <w:t>]</w:t>
+        <w:t>[Figure 5.14: Mange Prompt Templates]</w:t>
       </w:r>
     </w:p>
     <w:p>
@@ -15367,7 +16693,11 @@
         </w:rPr>
       </w:pPr>
       <w:r>
-        <w:rPr/>
+        <w:rPr>
+          <w:color w:val="000000" w:themeColor="text1"/>
+          <w:sz w:val="28"/>
+          <w:szCs w:val="28"/>
+        </w:rPr>
       </w:r>
     </w:p>
     <w:p>
@@ -15380,7 +16710,45 @@
         </w:rPr>
       </w:pPr>
       <w:r>
-        <w:rPr/>
+        <w:rPr>
+          <w:color w:val="000000" w:themeColor="text1"/>
+          <w:sz w:val="28"/>
+          <w:szCs w:val="28"/>
+        </w:rPr>
+      </w:r>
+    </w:p>
+    <w:p>
+      <w:pPr>
+        <w:pStyle w:val="Heading2"/>
+        <w:rPr>
+          <w:color w:val="000000" w:themeColor="text1"/>
+          <w:sz w:val="28"/>
+          <w:szCs w:val="28"/>
+        </w:rPr>
+      </w:pPr>
+      <w:r>
+        <w:rPr>
+          <w:color w:val="000000" w:themeColor="text1"/>
+          <w:sz w:val="28"/>
+          <w:szCs w:val="28"/>
+        </w:rPr>
+      </w:r>
+    </w:p>
+    <w:p>
+      <w:pPr>
+        <w:pStyle w:val="Heading2"/>
+        <w:rPr>
+          <w:color w:val="000000" w:themeColor="text1"/>
+          <w:sz w:val="28"/>
+          <w:szCs w:val="28"/>
+        </w:rPr>
+      </w:pPr>
+      <w:r>
+        <w:rPr>
+          <w:color w:val="000000" w:themeColor="text1"/>
+          <w:sz w:val="28"/>
+          <w:szCs w:val="28"/>
+        </w:rPr>
       </w:r>
     </w:p>
     <w:p>
@@ -17141,6 +18509,155 @@
           <w:sz w:val="28"/>
           <w:szCs w:val="28"/>
         </w:rPr>
+      </w:r>
+    </w:p>
+    <w:p>
+      <w:pPr>
+        <w:pStyle w:val="Heading2"/>
+        <w:rPr>
+          <w:color w:val="000000" w:themeColor="text1"/>
+          <w:sz w:val="28"/>
+          <w:szCs w:val="28"/>
+        </w:rPr>
+      </w:pPr>
+      <w:r>
+        <w:rPr>
+          <w:color w:val="000000" w:themeColor="text1"/>
+          <w:sz w:val="28"/>
+          <w:szCs w:val="28"/>
+        </w:rPr>
+      </w:r>
+    </w:p>
+    <w:p>
+      <w:pPr>
+        <w:pStyle w:val="Heading2"/>
+        <w:rPr>
+          <w:color w:val="000000" w:themeColor="text1"/>
+          <w:sz w:val="28"/>
+          <w:szCs w:val="28"/>
+        </w:rPr>
+      </w:pPr>
+      <w:r>
+        <w:rPr>
+          <w:color w:val="000000" w:themeColor="text1"/>
+          <w:sz w:val="28"/>
+          <w:szCs w:val="28"/>
+        </w:rPr>
+      </w:r>
+    </w:p>
+    <w:p>
+      <w:pPr>
+        <w:pStyle w:val="Heading2"/>
+        <w:rPr>
+          <w:color w:val="000000" w:themeColor="text1"/>
+          <w:sz w:val="28"/>
+          <w:szCs w:val="28"/>
+        </w:rPr>
+      </w:pPr>
+      <w:r>
+        <w:rPr>
+          <w:color w:val="000000" w:themeColor="text1"/>
+          <w:sz w:val="28"/>
+          <w:szCs w:val="28"/>
+        </w:rPr>
+      </w:r>
+    </w:p>
+    <w:p>
+      <w:pPr>
+        <w:pStyle w:val="Heading2"/>
+        <w:rPr>
+          <w:color w:val="000000" w:themeColor="text1"/>
+          <w:sz w:val="28"/>
+          <w:szCs w:val="28"/>
+        </w:rPr>
+      </w:pPr>
+      <w:r>
+        <w:rPr>
+          <w:color w:val="000000" w:themeColor="text1"/>
+          <w:sz w:val="28"/>
+          <w:szCs w:val="28"/>
+        </w:rPr>
+      </w:r>
+    </w:p>
+    <w:p>
+      <w:pPr>
+        <w:pStyle w:val="Heading2"/>
+        <w:rPr>
+          <w:color w:val="000000" w:themeColor="text1"/>
+          <w:sz w:val="28"/>
+          <w:szCs w:val="28"/>
+        </w:rPr>
+      </w:pPr>
+      <w:r>
+        <w:rPr>
+          <w:color w:val="000000" w:themeColor="text1"/>
+          <w:sz w:val="28"/>
+          <w:szCs w:val="28"/>
+        </w:rPr>
+      </w:r>
+    </w:p>
+    <w:p>
+      <w:pPr>
+        <w:pStyle w:val="Heading2"/>
+        <w:rPr>
+          <w:color w:val="000000" w:themeColor="text1"/>
+          <w:sz w:val="28"/>
+          <w:szCs w:val="28"/>
+        </w:rPr>
+      </w:pPr>
+      <w:r>
+        <w:rPr>
+          <w:color w:val="000000" w:themeColor="text1"/>
+          <w:sz w:val="28"/>
+          <w:szCs w:val="28"/>
+        </w:rPr>
+      </w:r>
+    </w:p>
+    <w:p>
+      <w:pPr>
+        <w:pStyle w:val="Heading2"/>
+        <w:rPr>
+          <w:color w:val="000000" w:themeColor="text1"/>
+          <w:sz w:val="28"/>
+          <w:szCs w:val="28"/>
+        </w:rPr>
+      </w:pPr>
+      <w:r>
+        <w:rPr>
+          <w:color w:val="000000" w:themeColor="text1"/>
+          <w:sz w:val="28"/>
+          <w:szCs w:val="28"/>
+        </w:rPr>
+      </w:r>
+    </w:p>
+    <w:p>
+      <w:pPr>
+        <w:pStyle w:val="Heading2"/>
+        <w:rPr>
+          <w:color w:val="000000" w:themeColor="text1"/>
+          <w:sz w:val="28"/>
+          <w:szCs w:val="28"/>
+        </w:rPr>
+      </w:pPr>
+      <w:r>
+        <w:rPr/>
+      </w:r>
+    </w:p>
+    <w:p>
+      <w:pPr>
+        <w:pStyle w:val="Heading2"/>
+        <w:rPr>
+          <w:color w:val="000000" w:themeColor="text1"/>
+          <w:sz w:val="28"/>
+          <w:szCs w:val="28"/>
+        </w:rPr>
+      </w:pPr>
+      <w:r>
+        <w:rPr>
+          <w:color w:val="000000" w:themeColor="text1"/>
+          <w:sz w:val="28"/>
+          <w:szCs w:val="28"/>
+        </w:rPr>
         <w:t>6.3 Conclusion</w:t>
       </w:r>
     </w:p>
@@ -17196,7 +18713,16 @@
           <w:sz w:val="32"/>
           <w:szCs w:val="32"/>
         </w:rPr>
-        <w:t>References</w:t>
+        <w:t>R</w:t>
+      </w:r>
+      <w:r>
+        <w:rPr>
+          <w:b/>
+          <w:bCs/>
+          <w:sz w:val="32"/>
+          <w:szCs w:val="32"/>
+        </w:rPr>
+        <w:t>EFERENCES</w:t>
       </w:r>
     </w:p>
     <w:p>
@@ -17227,7 +18753,7 @@
         <w:pStyle w:val="ListParagraph"/>
         <w:numPr>
           <w:ilvl w:val="0"/>
-          <w:numId w:val="2"/>
+          <w:numId w:val="1"/>
         </w:numPr>
         <w:spacing w:lineRule="auto" w:line="360" w:before="60" w:after="60"/>
         <w:rPr/>
@@ -17242,7 +18768,7 @@
         <w:pStyle w:val="ListParagraph"/>
         <w:numPr>
           <w:ilvl w:val="0"/>
-          <w:numId w:val="2"/>
+          <w:numId w:val="1"/>
         </w:numPr>
         <w:spacing w:lineRule="auto" w:line="360" w:before="60" w:after="60"/>
         <w:rPr/>
@@ -17257,7 +18783,7 @@
         <w:pStyle w:val="ListParagraph"/>
         <w:numPr>
           <w:ilvl w:val="0"/>
-          <w:numId w:val="2"/>
+          <w:numId w:val="1"/>
         </w:numPr>
         <w:spacing w:lineRule="auto" w:line="360" w:before="60" w:after="60"/>
         <w:rPr/>
@@ -17272,7 +18798,7 @@
         <w:pStyle w:val="ListParagraph"/>
         <w:numPr>
           <w:ilvl w:val="0"/>
-          <w:numId w:val="2"/>
+          <w:numId w:val="1"/>
         </w:numPr>
         <w:spacing w:lineRule="auto" w:line="360" w:before="60" w:after="60"/>
         <w:rPr/>
@@ -17287,7 +18813,7 @@
         <w:pStyle w:val="ListParagraph"/>
         <w:numPr>
           <w:ilvl w:val="0"/>
-          <w:numId w:val="2"/>
+          <w:numId w:val="1"/>
         </w:numPr>
         <w:spacing w:lineRule="auto" w:line="360" w:before="60" w:after="60"/>
         <w:rPr/>
@@ -17302,7 +18828,7 @@
         <w:pStyle w:val="ListParagraph"/>
         <w:numPr>
           <w:ilvl w:val="0"/>
-          <w:numId w:val="2"/>
+          <w:numId w:val="1"/>
         </w:numPr>
         <w:spacing w:lineRule="auto" w:line="360" w:before="60" w:after="60"/>
         <w:rPr/>
@@ -17708,6 +19234,2184 @@
   <w:abstractNum w:abstractNumId="4">
     <w:lvl w:ilvl="0">
       <w:start w:val="1"/>
+      <w:numFmt w:val="bullet"/>
+      <w:lvlText w:val=""/>
+      <w:lvlJc w:val="left"/>
+      <w:pPr>
+        <w:tabs>
+          <w:tab w:val="num" w:pos="0"/>
+        </w:tabs>
+        <w:ind w:left="720" w:hanging="360"/>
+      </w:pPr>
+      <w:rPr>
+        <w:rFonts w:ascii="Symbol" w:hAnsi="Symbol" w:cs="Symbol" w:hint="default"/>
+      </w:rPr>
+    </w:lvl>
+    <w:lvl w:ilvl="1">
+      <w:start w:val="0"/>
+      <w:numFmt w:val="decimal"/>
+      <w:lvlText w:val=""/>
+      <w:lvlJc w:val="left"/>
+      <w:pPr>
+        <w:tabs>
+          <w:tab w:val="num" w:pos="0"/>
+        </w:tabs>
+        <w:ind w:left="0" w:hanging="0"/>
+      </w:pPr>
+      <w:rPr/>
+    </w:lvl>
+    <w:lvl w:ilvl="2">
+      <w:start w:val="0"/>
+      <w:numFmt w:val="decimal"/>
+      <w:lvlText w:val=""/>
+      <w:lvlJc w:val="left"/>
+      <w:pPr>
+        <w:tabs>
+          <w:tab w:val="num" w:pos="0"/>
+        </w:tabs>
+        <w:ind w:left="0" w:hanging="0"/>
+      </w:pPr>
+      <w:rPr/>
+    </w:lvl>
+    <w:lvl w:ilvl="3">
+      <w:start w:val="0"/>
+      <w:numFmt w:val="decimal"/>
+      <w:lvlText w:val=""/>
+      <w:lvlJc w:val="left"/>
+      <w:pPr>
+        <w:tabs>
+          <w:tab w:val="num" w:pos="0"/>
+        </w:tabs>
+        <w:ind w:left="0" w:hanging="0"/>
+      </w:pPr>
+      <w:rPr/>
+    </w:lvl>
+    <w:lvl w:ilvl="4">
+      <w:start w:val="0"/>
+      <w:numFmt w:val="decimal"/>
+      <w:lvlText w:val=""/>
+      <w:lvlJc w:val="left"/>
+      <w:pPr>
+        <w:tabs>
+          <w:tab w:val="num" w:pos="0"/>
+        </w:tabs>
+        <w:ind w:left="0" w:hanging="0"/>
+      </w:pPr>
+      <w:rPr/>
+    </w:lvl>
+    <w:lvl w:ilvl="5">
+      <w:start w:val="0"/>
+      <w:numFmt w:val="decimal"/>
+      <w:lvlText w:val=""/>
+      <w:lvlJc w:val="left"/>
+      <w:pPr>
+        <w:tabs>
+          <w:tab w:val="num" w:pos="0"/>
+        </w:tabs>
+        <w:ind w:left="0" w:hanging="0"/>
+      </w:pPr>
+      <w:rPr/>
+    </w:lvl>
+    <w:lvl w:ilvl="6">
+      <w:start w:val="0"/>
+      <w:numFmt w:val="decimal"/>
+      <w:lvlText w:val=""/>
+      <w:lvlJc w:val="left"/>
+      <w:pPr>
+        <w:tabs>
+          <w:tab w:val="num" w:pos="0"/>
+        </w:tabs>
+        <w:ind w:left="0" w:hanging="0"/>
+      </w:pPr>
+      <w:rPr/>
+    </w:lvl>
+    <w:lvl w:ilvl="7">
+      <w:start w:val="0"/>
+      <w:numFmt w:val="decimal"/>
+      <w:lvlText w:val=""/>
+      <w:lvlJc w:val="left"/>
+      <w:pPr>
+        <w:tabs>
+          <w:tab w:val="num" w:pos="0"/>
+        </w:tabs>
+        <w:ind w:left="0" w:hanging="0"/>
+      </w:pPr>
+      <w:rPr/>
+    </w:lvl>
+    <w:lvl w:ilvl="8">
+      <w:start w:val="0"/>
+      <w:numFmt w:val="decimal"/>
+      <w:lvlText w:val=""/>
+      <w:lvlJc w:val="left"/>
+      <w:pPr>
+        <w:tabs>
+          <w:tab w:val="num" w:pos="0"/>
+        </w:tabs>
+        <w:ind w:left="0" w:hanging="0"/>
+      </w:pPr>
+      <w:rPr/>
+    </w:lvl>
+  </w:abstractNum>
+  <w:abstractNum w:abstractNumId="5">
+    <w:lvl w:ilvl="0">
+      <w:start w:val="1"/>
+      <w:numFmt w:val="bullet"/>
+      <w:lvlText w:val=""/>
+      <w:lvlJc w:val="left"/>
+      <w:pPr>
+        <w:tabs>
+          <w:tab w:val="num" w:pos="0"/>
+        </w:tabs>
+        <w:ind w:left="720" w:hanging="360"/>
+      </w:pPr>
+      <w:rPr>
+        <w:rFonts w:ascii="Symbol" w:hAnsi="Symbol" w:cs="Symbol" w:hint="default"/>
+      </w:rPr>
+    </w:lvl>
+    <w:lvl w:ilvl="1">
+      <w:start w:val="0"/>
+      <w:numFmt w:val="decimal"/>
+      <w:lvlText w:val=""/>
+      <w:lvlJc w:val="left"/>
+      <w:pPr>
+        <w:tabs>
+          <w:tab w:val="num" w:pos="0"/>
+        </w:tabs>
+        <w:ind w:left="0" w:hanging="0"/>
+      </w:pPr>
+      <w:rPr/>
+    </w:lvl>
+    <w:lvl w:ilvl="2">
+      <w:start w:val="0"/>
+      <w:numFmt w:val="decimal"/>
+      <w:lvlText w:val=""/>
+      <w:lvlJc w:val="left"/>
+      <w:pPr>
+        <w:tabs>
+          <w:tab w:val="num" w:pos="0"/>
+        </w:tabs>
+        <w:ind w:left="0" w:hanging="0"/>
+      </w:pPr>
+      <w:rPr/>
+    </w:lvl>
+    <w:lvl w:ilvl="3">
+      <w:start w:val="0"/>
+      <w:numFmt w:val="decimal"/>
+      <w:lvlText w:val=""/>
+      <w:lvlJc w:val="left"/>
+      <w:pPr>
+        <w:tabs>
+          <w:tab w:val="num" w:pos="0"/>
+        </w:tabs>
+        <w:ind w:left="0" w:hanging="0"/>
+      </w:pPr>
+      <w:rPr/>
+    </w:lvl>
+    <w:lvl w:ilvl="4">
+      <w:start w:val="0"/>
+      <w:numFmt w:val="decimal"/>
+      <w:lvlText w:val=""/>
+      <w:lvlJc w:val="left"/>
+      <w:pPr>
+        <w:tabs>
+          <w:tab w:val="num" w:pos="0"/>
+        </w:tabs>
+        <w:ind w:left="0" w:hanging="0"/>
+      </w:pPr>
+      <w:rPr/>
+    </w:lvl>
+    <w:lvl w:ilvl="5">
+      <w:start w:val="0"/>
+      <w:numFmt w:val="decimal"/>
+      <w:lvlText w:val=""/>
+      <w:lvlJc w:val="left"/>
+      <w:pPr>
+        <w:tabs>
+          <w:tab w:val="num" w:pos="0"/>
+        </w:tabs>
+        <w:ind w:left="0" w:hanging="0"/>
+      </w:pPr>
+      <w:rPr/>
+    </w:lvl>
+    <w:lvl w:ilvl="6">
+      <w:start w:val="0"/>
+      <w:numFmt w:val="decimal"/>
+      <w:lvlText w:val=""/>
+      <w:lvlJc w:val="left"/>
+      <w:pPr>
+        <w:tabs>
+          <w:tab w:val="num" w:pos="0"/>
+        </w:tabs>
+        <w:ind w:left="0" w:hanging="0"/>
+      </w:pPr>
+      <w:rPr/>
+    </w:lvl>
+    <w:lvl w:ilvl="7">
+      <w:start w:val="0"/>
+      <w:numFmt w:val="decimal"/>
+      <w:lvlText w:val=""/>
+      <w:lvlJc w:val="left"/>
+      <w:pPr>
+        <w:tabs>
+          <w:tab w:val="num" w:pos="0"/>
+        </w:tabs>
+        <w:ind w:left="0" w:hanging="0"/>
+      </w:pPr>
+      <w:rPr/>
+    </w:lvl>
+    <w:lvl w:ilvl="8">
+      <w:start w:val="0"/>
+      <w:numFmt w:val="decimal"/>
+      <w:lvlText w:val=""/>
+      <w:lvlJc w:val="left"/>
+      <w:pPr>
+        <w:tabs>
+          <w:tab w:val="num" w:pos="0"/>
+        </w:tabs>
+        <w:ind w:left="0" w:hanging="0"/>
+      </w:pPr>
+      <w:rPr/>
+    </w:lvl>
+  </w:abstractNum>
+  <w:abstractNum w:abstractNumId="6">
+    <w:lvl w:ilvl="0">
+      <w:start w:val="1"/>
+      <w:numFmt w:val="bullet"/>
+      <w:lvlText w:val=""/>
+      <w:lvlJc w:val="left"/>
+      <w:pPr>
+        <w:tabs>
+          <w:tab w:val="num" w:pos="0"/>
+        </w:tabs>
+        <w:ind w:left="720" w:hanging="360"/>
+      </w:pPr>
+      <w:rPr>
+        <w:rFonts w:ascii="Symbol" w:hAnsi="Symbol" w:cs="Symbol" w:hint="default"/>
+      </w:rPr>
+    </w:lvl>
+    <w:lvl w:ilvl="1">
+      <w:start w:val="0"/>
+      <w:numFmt w:val="decimal"/>
+      <w:lvlText w:val=""/>
+      <w:lvlJc w:val="left"/>
+      <w:pPr>
+        <w:tabs>
+          <w:tab w:val="num" w:pos="0"/>
+        </w:tabs>
+        <w:ind w:left="0" w:hanging="0"/>
+      </w:pPr>
+      <w:rPr/>
+    </w:lvl>
+    <w:lvl w:ilvl="2">
+      <w:start w:val="0"/>
+      <w:numFmt w:val="decimal"/>
+      <w:lvlText w:val=""/>
+      <w:lvlJc w:val="left"/>
+      <w:pPr>
+        <w:tabs>
+          <w:tab w:val="num" w:pos="0"/>
+        </w:tabs>
+        <w:ind w:left="0" w:hanging="0"/>
+      </w:pPr>
+      <w:rPr/>
+    </w:lvl>
+    <w:lvl w:ilvl="3">
+      <w:start w:val="0"/>
+      <w:numFmt w:val="decimal"/>
+      <w:lvlText w:val=""/>
+      <w:lvlJc w:val="left"/>
+      <w:pPr>
+        <w:tabs>
+          <w:tab w:val="num" w:pos="0"/>
+        </w:tabs>
+        <w:ind w:left="0" w:hanging="0"/>
+      </w:pPr>
+      <w:rPr/>
+    </w:lvl>
+    <w:lvl w:ilvl="4">
+      <w:start w:val="0"/>
+      <w:numFmt w:val="decimal"/>
+      <w:lvlText w:val=""/>
+      <w:lvlJc w:val="left"/>
+      <w:pPr>
+        <w:tabs>
+          <w:tab w:val="num" w:pos="0"/>
+        </w:tabs>
+        <w:ind w:left="0" w:hanging="0"/>
+      </w:pPr>
+      <w:rPr/>
+    </w:lvl>
+    <w:lvl w:ilvl="5">
+      <w:start w:val="0"/>
+      <w:numFmt w:val="decimal"/>
+      <w:lvlText w:val=""/>
+      <w:lvlJc w:val="left"/>
+      <w:pPr>
+        <w:tabs>
+          <w:tab w:val="num" w:pos="0"/>
+        </w:tabs>
+        <w:ind w:left="0" w:hanging="0"/>
+      </w:pPr>
+      <w:rPr/>
+    </w:lvl>
+    <w:lvl w:ilvl="6">
+      <w:start w:val="0"/>
+      <w:numFmt w:val="decimal"/>
+      <w:lvlText w:val=""/>
+      <w:lvlJc w:val="left"/>
+      <w:pPr>
+        <w:tabs>
+          <w:tab w:val="num" w:pos="0"/>
+        </w:tabs>
+        <w:ind w:left="0" w:hanging="0"/>
+      </w:pPr>
+      <w:rPr/>
+    </w:lvl>
+    <w:lvl w:ilvl="7">
+      <w:start w:val="0"/>
+      <w:numFmt w:val="decimal"/>
+      <w:lvlText w:val=""/>
+      <w:lvlJc w:val="left"/>
+      <w:pPr>
+        <w:tabs>
+          <w:tab w:val="num" w:pos="0"/>
+        </w:tabs>
+        <w:ind w:left="0" w:hanging="0"/>
+      </w:pPr>
+      <w:rPr/>
+    </w:lvl>
+    <w:lvl w:ilvl="8">
+      <w:start w:val="0"/>
+      <w:numFmt w:val="decimal"/>
+      <w:lvlText w:val=""/>
+      <w:lvlJc w:val="left"/>
+      <w:pPr>
+        <w:tabs>
+          <w:tab w:val="num" w:pos="0"/>
+        </w:tabs>
+        <w:ind w:left="0" w:hanging="0"/>
+      </w:pPr>
+      <w:rPr/>
+    </w:lvl>
+  </w:abstractNum>
+  <w:abstractNum w:abstractNumId="7">
+    <w:lvl w:ilvl="0">
+      <w:start w:val="1"/>
+      <w:numFmt w:val="bullet"/>
+      <w:lvlText w:val=""/>
+      <w:lvlJc w:val="left"/>
+      <w:pPr>
+        <w:tabs>
+          <w:tab w:val="num" w:pos="0"/>
+        </w:tabs>
+        <w:ind w:left="720" w:hanging="360"/>
+      </w:pPr>
+      <w:rPr>
+        <w:rFonts w:ascii="Symbol" w:hAnsi="Symbol" w:cs="Symbol" w:hint="default"/>
+      </w:rPr>
+    </w:lvl>
+    <w:lvl w:ilvl="1">
+      <w:start w:val="0"/>
+      <w:numFmt w:val="decimal"/>
+      <w:lvlText w:val=""/>
+      <w:lvlJc w:val="left"/>
+      <w:pPr>
+        <w:tabs>
+          <w:tab w:val="num" w:pos="0"/>
+        </w:tabs>
+        <w:ind w:left="0" w:hanging="0"/>
+      </w:pPr>
+      <w:rPr/>
+    </w:lvl>
+    <w:lvl w:ilvl="2">
+      <w:start w:val="0"/>
+      <w:numFmt w:val="decimal"/>
+      <w:lvlText w:val=""/>
+      <w:lvlJc w:val="left"/>
+      <w:pPr>
+        <w:tabs>
+          <w:tab w:val="num" w:pos="0"/>
+        </w:tabs>
+        <w:ind w:left="0" w:hanging="0"/>
+      </w:pPr>
+      <w:rPr/>
+    </w:lvl>
+    <w:lvl w:ilvl="3">
+      <w:start w:val="0"/>
+      <w:numFmt w:val="decimal"/>
+      <w:lvlText w:val=""/>
+      <w:lvlJc w:val="left"/>
+      <w:pPr>
+        <w:tabs>
+          <w:tab w:val="num" w:pos="0"/>
+        </w:tabs>
+        <w:ind w:left="0" w:hanging="0"/>
+      </w:pPr>
+      <w:rPr/>
+    </w:lvl>
+    <w:lvl w:ilvl="4">
+      <w:start w:val="0"/>
+      <w:numFmt w:val="decimal"/>
+      <w:lvlText w:val=""/>
+      <w:lvlJc w:val="left"/>
+      <w:pPr>
+        <w:tabs>
+          <w:tab w:val="num" w:pos="0"/>
+        </w:tabs>
+        <w:ind w:left="0" w:hanging="0"/>
+      </w:pPr>
+      <w:rPr/>
+    </w:lvl>
+    <w:lvl w:ilvl="5">
+      <w:start w:val="0"/>
+      <w:numFmt w:val="decimal"/>
+      <w:lvlText w:val=""/>
+      <w:lvlJc w:val="left"/>
+      <w:pPr>
+        <w:tabs>
+          <w:tab w:val="num" w:pos="0"/>
+        </w:tabs>
+        <w:ind w:left="0" w:hanging="0"/>
+      </w:pPr>
+      <w:rPr/>
+    </w:lvl>
+    <w:lvl w:ilvl="6">
+      <w:start w:val="0"/>
+      <w:numFmt w:val="decimal"/>
+      <w:lvlText w:val=""/>
+      <w:lvlJc w:val="left"/>
+      <w:pPr>
+        <w:tabs>
+          <w:tab w:val="num" w:pos="0"/>
+        </w:tabs>
+        <w:ind w:left="0" w:hanging="0"/>
+      </w:pPr>
+      <w:rPr/>
+    </w:lvl>
+    <w:lvl w:ilvl="7">
+      <w:start w:val="0"/>
+      <w:numFmt w:val="decimal"/>
+      <w:lvlText w:val=""/>
+      <w:lvlJc w:val="left"/>
+      <w:pPr>
+        <w:tabs>
+          <w:tab w:val="num" w:pos="0"/>
+        </w:tabs>
+        <w:ind w:left="0" w:hanging="0"/>
+      </w:pPr>
+      <w:rPr/>
+    </w:lvl>
+    <w:lvl w:ilvl="8">
+      <w:start w:val="0"/>
+      <w:numFmt w:val="decimal"/>
+      <w:lvlText w:val=""/>
+      <w:lvlJc w:val="left"/>
+      <w:pPr>
+        <w:tabs>
+          <w:tab w:val="num" w:pos="0"/>
+        </w:tabs>
+        <w:ind w:left="0" w:hanging="0"/>
+      </w:pPr>
+      <w:rPr/>
+    </w:lvl>
+  </w:abstractNum>
+  <w:abstractNum w:abstractNumId="8">
+    <w:lvl w:ilvl="0">
+      <w:start w:val="1"/>
+      <w:numFmt w:val="bullet"/>
+      <w:lvlText w:val=""/>
+      <w:lvlJc w:val="left"/>
+      <w:pPr>
+        <w:tabs>
+          <w:tab w:val="num" w:pos="0"/>
+        </w:tabs>
+        <w:ind w:left="720" w:hanging="360"/>
+      </w:pPr>
+      <w:rPr>
+        <w:rFonts w:ascii="Symbol" w:hAnsi="Symbol" w:cs="Symbol" w:hint="default"/>
+      </w:rPr>
+    </w:lvl>
+    <w:lvl w:ilvl="1">
+      <w:start w:val="0"/>
+      <w:numFmt w:val="decimal"/>
+      <w:lvlText w:val=""/>
+      <w:lvlJc w:val="left"/>
+      <w:pPr>
+        <w:tabs>
+          <w:tab w:val="num" w:pos="0"/>
+        </w:tabs>
+        <w:ind w:left="0" w:hanging="0"/>
+      </w:pPr>
+      <w:rPr/>
+    </w:lvl>
+    <w:lvl w:ilvl="2">
+      <w:start w:val="0"/>
+      <w:numFmt w:val="decimal"/>
+      <w:lvlText w:val=""/>
+      <w:lvlJc w:val="left"/>
+      <w:pPr>
+        <w:tabs>
+          <w:tab w:val="num" w:pos="0"/>
+        </w:tabs>
+        <w:ind w:left="0" w:hanging="0"/>
+      </w:pPr>
+      <w:rPr/>
+    </w:lvl>
+    <w:lvl w:ilvl="3">
+      <w:start w:val="0"/>
+      <w:numFmt w:val="decimal"/>
+      <w:lvlText w:val=""/>
+      <w:lvlJc w:val="left"/>
+      <w:pPr>
+        <w:tabs>
+          <w:tab w:val="num" w:pos="0"/>
+        </w:tabs>
+        <w:ind w:left="0" w:hanging="0"/>
+      </w:pPr>
+      <w:rPr/>
+    </w:lvl>
+    <w:lvl w:ilvl="4">
+      <w:start w:val="0"/>
+      <w:numFmt w:val="decimal"/>
+      <w:lvlText w:val=""/>
+      <w:lvlJc w:val="left"/>
+      <w:pPr>
+        <w:tabs>
+          <w:tab w:val="num" w:pos="0"/>
+        </w:tabs>
+        <w:ind w:left="0" w:hanging="0"/>
+      </w:pPr>
+      <w:rPr/>
+    </w:lvl>
+    <w:lvl w:ilvl="5">
+      <w:start w:val="0"/>
+      <w:numFmt w:val="decimal"/>
+      <w:lvlText w:val=""/>
+      <w:lvlJc w:val="left"/>
+      <w:pPr>
+        <w:tabs>
+          <w:tab w:val="num" w:pos="0"/>
+        </w:tabs>
+        <w:ind w:left="0" w:hanging="0"/>
+      </w:pPr>
+      <w:rPr/>
+    </w:lvl>
+    <w:lvl w:ilvl="6">
+      <w:start w:val="0"/>
+      <w:numFmt w:val="decimal"/>
+      <w:lvlText w:val=""/>
+      <w:lvlJc w:val="left"/>
+      <w:pPr>
+        <w:tabs>
+          <w:tab w:val="num" w:pos="0"/>
+        </w:tabs>
+        <w:ind w:left="0" w:hanging="0"/>
+      </w:pPr>
+      <w:rPr/>
+    </w:lvl>
+    <w:lvl w:ilvl="7">
+      <w:start w:val="0"/>
+      <w:numFmt w:val="decimal"/>
+      <w:lvlText w:val=""/>
+      <w:lvlJc w:val="left"/>
+      <w:pPr>
+        <w:tabs>
+          <w:tab w:val="num" w:pos="0"/>
+        </w:tabs>
+        <w:ind w:left="0" w:hanging="0"/>
+      </w:pPr>
+      <w:rPr/>
+    </w:lvl>
+    <w:lvl w:ilvl="8">
+      <w:start w:val="0"/>
+      <w:numFmt w:val="decimal"/>
+      <w:lvlText w:val=""/>
+      <w:lvlJc w:val="left"/>
+      <w:pPr>
+        <w:tabs>
+          <w:tab w:val="num" w:pos="0"/>
+        </w:tabs>
+        <w:ind w:left="0" w:hanging="0"/>
+      </w:pPr>
+      <w:rPr/>
+    </w:lvl>
+  </w:abstractNum>
+  <w:abstractNum w:abstractNumId="9">
+    <w:lvl w:ilvl="0">
+      <w:start w:val="1"/>
+      <w:numFmt w:val="bullet"/>
+      <w:lvlText w:val=""/>
+      <w:lvlJc w:val="left"/>
+      <w:pPr>
+        <w:tabs>
+          <w:tab w:val="num" w:pos="0"/>
+        </w:tabs>
+        <w:ind w:left="720" w:hanging="360"/>
+      </w:pPr>
+      <w:rPr>
+        <w:rFonts w:ascii="Symbol" w:hAnsi="Symbol" w:cs="Symbol" w:hint="default"/>
+      </w:rPr>
+    </w:lvl>
+    <w:lvl w:ilvl="1">
+      <w:start w:val="0"/>
+      <w:numFmt w:val="decimal"/>
+      <w:lvlText w:val=""/>
+      <w:lvlJc w:val="left"/>
+      <w:pPr>
+        <w:tabs>
+          <w:tab w:val="num" w:pos="0"/>
+        </w:tabs>
+        <w:ind w:left="0" w:hanging="0"/>
+      </w:pPr>
+      <w:rPr/>
+    </w:lvl>
+    <w:lvl w:ilvl="2">
+      <w:start w:val="0"/>
+      <w:numFmt w:val="decimal"/>
+      <w:lvlText w:val=""/>
+      <w:lvlJc w:val="left"/>
+      <w:pPr>
+        <w:tabs>
+          <w:tab w:val="num" w:pos="0"/>
+        </w:tabs>
+        <w:ind w:left="0" w:hanging="0"/>
+      </w:pPr>
+      <w:rPr/>
+    </w:lvl>
+    <w:lvl w:ilvl="3">
+      <w:start w:val="0"/>
+      <w:numFmt w:val="decimal"/>
+      <w:lvlText w:val=""/>
+      <w:lvlJc w:val="left"/>
+      <w:pPr>
+        <w:tabs>
+          <w:tab w:val="num" w:pos="0"/>
+        </w:tabs>
+        <w:ind w:left="0" w:hanging="0"/>
+      </w:pPr>
+      <w:rPr/>
+    </w:lvl>
+    <w:lvl w:ilvl="4">
+      <w:start w:val="0"/>
+      <w:numFmt w:val="decimal"/>
+      <w:lvlText w:val=""/>
+      <w:lvlJc w:val="left"/>
+      <w:pPr>
+        <w:tabs>
+          <w:tab w:val="num" w:pos="0"/>
+        </w:tabs>
+        <w:ind w:left="0" w:hanging="0"/>
+      </w:pPr>
+      <w:rPr/>
+    </w:lvl>
+    <w:lvl w:ilvl="5">
+      <w:start w:val="0"/>
+      <w:numFmt w:val="decimal"/>
+      <w:lvlText w:val=""/>
+      <w:lvlJc w:val="left"/>
+      <w:pPr>
+        <w:tabs>
+          <w:tab w:val="num" w:pos="0"/>
+        </w:tabs>
+        <w:ind w:left="0" w:hanging="0"/>
+      </w:pPr>
+      <w:rPr/>
+    </w:lvl>
+    <w:lvl w:ilvl="6">
+      <w:start w:val="0"/>
+      <w:numFmt w:val="decimal"/>
+      <w:lvlText w:val=""/>
+      <w:lvlJc w:val="left"/>
+      <w:pPr>
+        <w:tabs>
+          <w:tab w:val="num" w:pos="0"/>
+        </w:tabs>
+        <w:ind w:left="0" w:hanging="0"/>
+      </w:pPr>
+      <w:rPr/>
+    </w:lvl>
+    <w:lvl w:ilvl="7">
+      <w:start w:val="0"/>
+      <w:numFmt w:val="decimal"/>
+      <w:lvlText w:val=""/>
+      <w:lvlJc w:val="left"/>
+      <w:pPr>
+        <w:tabs>
+          <w:tab w:val="num" w:pos="0"/>
+        </w:tabs>
+        <w:ind w:left="0" w:hanging="0"/>
+      </w:pPr>
+      <w:rPr/>
+    </w:lvl>
+    <w:lvl w:ilvl="8">
+      <w:start w:val="0"/>
+      <w:numFmt w:val="decimal"/>
+      <w:lvlText w:val=""/>
+      <w:lvlJc w:val="left"/>
+      <w:pPr>
+        <w:tabs>
+          <w:tab w:val="num" w:pos="0"/>
+        </w:tabs>
+        <w:ind w:left="0" w:hanging="0"/>
+      </w:pPr>
+      <w:rPr/>
+    </w:lvl>
+  </w:abstractNum>
+  <w:abstractNum w:abstractNumId="10">
+    <w:lvl w:ilvl="0">
+      <w:start w:val="1"/>
+      <w:numFmt w:val="bullet"/>
+      <w:lvlText w:val=""/>
+      <w:lvlJc w:val="left"/>
+      <w:pPr>
+        <w:tabs>
+          <w:tab w:val="num" w:pos="0"/>
+        </w:tabs>
+        <w:ind w:left="720" w:hanging="360"/>
+      </w:pPr>
+      <w:rPr>
+        <w:rFonts w:ascii="Symbol" w:hAnsi="Symbol" w:cs="Symbol" w:hint="default"/>
+      </w:rPr>
+    </w:lvl>
+    <w:lvl w:ilvl="1">
+      <w:start w:val="0"/>
+      <w:numFmt w:val="decimal"/>
+      <w:lvlText w:val=""/>
+      <w:lvlJc w:val="left"/>
+      <w:pPr>
+        <w:tabs>
+          <w:tab w:val="num" w:pos="0"/>
+        </w:tabs>
+        <w:ind w:left="0" w:hanging="0"/>
+      </w:pPr>
+      <w:rPr/>
+    </w:lvl>
+    <w:lvl w:ilvl="2">
+      <w:start w:val="0"/>
+      <w:numFmt w:val="decimal"/>
+      <w:lvlText w:val=""/>
+      <w:lvlJc w:val="left"/>
+      <w:pPr>
+        <w:tabs>
+          <w:tab w:val="num" w:pos="0"/>
+        </w:tabs>
+        <w:ind w:left="0" w:hanging="0"/>
+      </w:pPr>
+      <w:rPr/>
+    </w:lvl>
+    <w:lvl w:ilvl="3">
+      <w:start w:val="0"/>
+      <w:numFmt w:val="decimal"/>
+      <w:lvlText w:val=""/>
+      <w:lvlJc w:val="left"/>
+      <w:pPr>
+        <w:tabs>
+          <w:tab w:val="num" w:pos="0"/>
+        </w:tabs>
+        <w:ind w:left="0" w:hanging="0"/>
+      </w:pPr>
+      <w:rPr/>
+    </w:lvl>
+    <w:lvl w:ilvl="4">
+      <w:start w:val="0"/>
+      <w:numFmt w:val="decimal"/>
+      <w:lvlText w:val=""/>
+      <w:lvlJc w:val="left"/>
+      <w:pPr>
+        <w:tabs>
+          <w:tab w:val="num" w:pos="0"/>
+        </w:tabs>
+        <w:ind w:left="0" w:hanging="0"/>
+      </w:pPr>
+      <w:rPr/>
+    </w:lvl>
+    <w:lvl w:ilvl="5">
+      <w:start w:val="0"/>
+      <w:numFmt w:val="decimal"/>
+      <w:lvlText w:val=""/>
+      <w:lvlJc w:val="left"/>
+      <w:pPr>
+        <w:tabs>
+          <w:tab w:val="num" w:pos="0"/>
+        </w:tabs>
+        <w:ind w:left="0" w:hanging="0"/>
+      </w:pPr>
+      <w:rPr/>
+    </w:lvl>
+    <w:lvl w:ilvl="6">
+      <w:start w:val="0"/>
+      <w:numFmt w:val="decimal"/>
+      <w:lvlText w:val=""/>
+      <w:lvlJc w:val="left"/>
+      <w:pPr>
+        <w:tabs>
+          <w:tab w:val="num" w:pos="0"/>
+        </w:tabs>
+        <w:ind w:left="0" w:hanging="0"/>
+      </w:pPr>
+      <w:rPr/>
+    </w:lvl>
+    <w:lvl w:ilvl="7">
+      <w:start w:val="0"/>
+      <w:numFmt w:val="decimal"/>
+      <w:lvlText w:val=""/>
+      <w:lvlJc w:val="left"/>
+      <w:pPr>
+        <w:tabs>
+          <w:tab w:val="num" w:pos="0"/>
+        </w:tabs>
+        <w:ind w:left="0" w:hanging="0"/>
+      </w:pPr>
+      <w:rPr/>
+    </w:lvl>
+    <w:lvl w:ilvl="8">
+      <w:start w:val="0"/>
+      <w:numFmt w:val="decimal"/>
+      <w:lvlText w:val=""/>
+      <w:lvlJc w:val="left"/>
+      <w:pPr>
+        <w:tabs>
+          <w:tab w:val="num" w:pos="0"/>
+        </w:tabs>
+        <w:ind w:left="0" w:hanging="0"/>
+      </w:pPr>
+      <w:rPr/>
+    </w:lvl>
+  </w:abstractNum>
+  <w:abstractNum w:abstractNumId="11">
+    <w:lvl w:ilvl="0">
+      <w:start w:val="1"/>
+      <w:numFmt w:val="bullet"/>
+      <w:lvlText w:val=""/>
+      <w:lvlJc w:val="left"/>
+      <w:pPr>
+        <w:tabs>
+          <w:tab w:val="num" w:pos="0"/>
+        </w:tabs>
+        <w:ind w:left="720" w:hanging="360"/>
+      </w:pPr>
+      <w:rPr>
+        <w:rFonts w:ascii="Symbol" w:hAnsi="Symbol" w:cs="Symbol" w:hint="default"/>
+      </w:rPr>
+    </w:lvl>
+    <w:lvl w:ilvl="1">
+      <w:start w:val="0"/>
+      <w:numFmt w:val="decimal"/>
+      <w:lvlText w:val=""/>
+      <w:lvlJc w:val="left"/>
+      <w:pPr>
+        <w:tabs>
+          <w:tab w:val="num" w:pos="0"/>
+        </w:tabs>
+        <w:ind w:left="0" w:hanging="0"/>
+      </w:pPr>
+      <w:rPr/>
+    </w:lvl>
+    <w:lvl w:ilvl="2">
+      <w:start w:val="0"/>
+      <w:numFmt w:val="decimal"/>
+      <w:lvlText w:val=""/>
+      <w:lvlJc w:val="left"/>
+      <w:pPr>
+        <w:tabs>
+          <w:tab w:val="num" w:pos="0"/>
+        </w:tabs>
+        <w:ind w:left="0" w:hanging="0"/>
+      </w:pPr>
+      <w:rPr/>
+    </w:lvl>
+    <w:lvl w:ilvl="3">
+      <w:start w:val="0"/>
+      <w:numFmt w:val="decimal"/>
+      <w:lvlText w:val=""/>
+      <w:lvlJc w:val="left"/>
+      <w:pPr>
+        <w:tabs>
+          <w:tab w:val="num" w:pos="0"/>
+        </w:tabs>
+        <w:ind w:left="0" w:hanging="0"/>
+      </w:pPr>
+      <w:rPr/>
+    </w:lvl>
+    <w:lvl w:ilvl="4">
+      <w:start w:val="0"/>
+      <w:numFmt w:val="decimal"/>
+      <w:lvlText w:val=""/>
+      <w:lvlJc w:val="left"/>
+      <w:pPr>
+        <w:tabs>
+          <w:tab w:val="num" w:pos="0"/>
+        </w:tabs>
+        <w:ind w:left="0" w:hanging="0"/>
+      </w:pPr>
+      <w:rPr/>
+    </w:lvl>
+    <w:lvl w:ilvl="5">
+      <w:start w:val="0"/>
+      <w:numFmt w:val="decimal"/>
+      <w:lvlText w:val=""/>
+      <w:lvlJc w:val="left"/>
+      <w:pPr>
+        <w:tabs>
+          <w:tab w:val="num" w:pos="0"/>
+        </w:tabs>
+        <w:ind w:left="0" w:hanging="0"/>
+      </w:pPr>
+      <w:rPr/>
+    </w:lvl>
+    <w:lvl w:ilvl="6">
+      <w:start w:val="0"/>
+      <w:numFmt w:val="decimal"/>
+      <w:lvlText w:val=""/>
+      <w:lvlJc w:val="left"/>
+      <w:pPr>
+        <w:tabs>
+          <w:tab w:val="num" w:pos="0"/>
+        </w:tabs>
+        <w:ind w:left="0" w:hanging="0"/>
+      </w:pPr>
+      <w:rPr/>
+    </w:lvl>
+    <w:lvl w:ilvl="7">
+      <w:start w:val="0"/>
+      <w:numFmt w:val="decimal"/>
+      <w:lvlText w:val=""/>
+      <w:lvlJc w:val="left"/>
+      <w:pPr>
+        <w:tabs>
+          <w:tab w:val="num" w:pos="0"/>
+        </w:tabs>
+        <w:ind w:left="0" w:hanging="0"/>
+      </w:pPr>
+      <w:rPr/>
+    </w:lvl>
+    <w:lvl w:ilvl="8">
+      <w:start w:val="0"/>
+      <w:numFmt w:val="decimal"/>
+      <w:lvlText w:val=""/>
+      <w:lvlJc w:val="left"/>
+      <w:pPr>
+        <w:tabs>
+          <w:tab w:val="num" w:pos="0"/>
+        </w:tabs>
+        <w:ind w:left="0" w:hanging="0"/>
+      </w:pPr>
+      <w:rPr/>
+    </w:lvl>
+  </w:abstractNum>
+  <w:abstractNum w:abstractNumId="12">
+    <w:lvl w:ilvl="0">
+      <w:start w:val="1"/>
+      <w:numFmt w:val="bullet"/>
+      <w:lvlText w:val=""/>
+      <w:lvlJc w:val="left"/>
+      <w:pPr>
+        <w:tabs>
+          <w:tab w:val="num" w:pos="0"/>
+        </w:tabs>
+        <w:ind w:left="720" w:hanging="360"/>
+      </w:pPr>
+      <w:rPr>
+        <w:rFonts w:ascii="Symbol" w:hAnsi="Symbol" w:cs="Symbol" w:hint="default"/>
+      </w:rPr>
+    </w:lvl>
+    <w:lvl w:ilvl="1">
+      <w:start w:val="0"/>
+      <w:numFmt w:val="decimal"/>
+      <w:lvlText w:val=""/>
+      <w:lvlJc w:val="left"/>
+      <w:pPr>
+        <w:tabs>
+          <w:tab w:val="num" w:pos="0"/>
+        </w:tabs>
+        <w:ind w:left="0" w:hanging="0"/>
+      </w:pPr>
+      <w:rPr/>
+    </w:lvl>
+    <w:lvl w:ilvl="2">
+      <w:start w:val="0"/>
+      <w:numFmt w:val="decimal"/>
+      <w:lvlText w:val=""/>
+      <w:lvlJc w:val="left"/>
+      <w:pPr>
+        <w:tabs>
+          <w:tab w:val="num" w:pos="0"/>
+        </w:tabs>
+        <w:ind w:left="0" w:hanging="0"/>
+      </w:pPr>
+      <w:rPr/>
+    </w:lvl>
+    <w:lvl w:ilvl="3">
+      <w:start w:val="0"/>
+      <w:numFmt w:val="decimal"/>
+      <w:lvlText w:val=""/>
+      <w:lvlJc w:val="left"/>
+      <w:pPr>
+        <w:tabs>
+          <w:tab w:val="num" w:pos="0"/>
+        </w:tabs>
+        <w:ind w:left="0" w:hanging="0"/>
+      </w:pPr>
+      <w:rPr/>
+    </w:lvl>
+    <w:lvl w:ilvl="4">
+      <w:start w:val="0"/>
+      <w:numFmt w:val="decimal"/>
+      <w:lvlText w:val=""/>
+      <w:lvlJc w:val="left"/>
+      <w:pPr>
+        <w:tabs>
+          <w:tab w:val="num" w:pos="0"/>
+        </w:tabs>
+        <w:ind w:left="0" w:hanging="0"/>
+      </w:pPr>
+      <w:rPr/>
+    </w:lvl>
+    <w:lvl w:ilvl="5">
+      <w:start w:val="0"/>
+      <w:numFmt w:val="decimal"/>
+      <w:lvlText w:val=""/>
+      <w:lvlJc w:val="left"/>
+      <w:pPr>
+        <w:tabs>
+          <w:tab w:val="num" w:pos="0"/>
+        </w:tabs>
+        <w:ind w:left="0" w:hanging="0"/>
+      </w:pPr>
+      <w:rPr/>
+    </w:lvl>
+    <w:lvl w:ilvl="6">
+      <w:start w:val="0"/>
+      <w:numFmt w:val="decimal"/>
+      <w:lvlText w:val=""/>
+      <w:lvlJc w:val="left"/>
+      <w:pPr>
+        <w:tabs>
+          <w:tab w:val="num" w:pos="0"/>
+        </w:tabs>
+        <w:ind w:left="0" w:hanging="0"/>
+      </w:pPr>
+      <w:rPr/>
+    </w:lvl>
+    <w:lvl w:ilvl="7">
+      <w:start w:val="0"/>
+      <w:numFmt w:val="decimal"/>
+      <w:lvlText w:val=""/>
+      <w:lvlJc w:val="left"/>
+      <w:pPr>
+        <w:tabs>
+          <w:tab w:val="num" w:pos="0"/>
+        </w:tabs>
+        <w:ind w:left="0" w:hanging="0"/>
+      </w:pPr>
+      <w:rPr/>
+    </w:lvl>
+    <w:lvl w:ilvl="8">
+      <w:start w:val="0"/>
+      <w:numFmt w:val="decimal"/>
+      <w:lvlText w:val=""/>
+      <w:lvlJc w:val="left"/>
+      <w:pPr>
+        <w:tabs>
+          <w:tab w:val="num" w:pos="0"/>
+        </w:tabs>
+        <w:ind w:left="0" w:hanging="0"/>
+      </w:pPr>
+      <w:rPr/>
+    </w:lvl>
+  </w:abstractNum>
+  <w:abstractNum w:abstractNumId="13">
+    <w:lvl w:ilvl="0">
+      <w:start w:val="1"/>
+      <w:numFmt w:val="bullet"/>
+      <w:lvlText w:val=""/>
+      <w:lvlJc w:val="left"/>
+      <w:pPr>
+        <w:tabs>
+          <w:tab w:val="num" w:pos="0"/>
+        </w:tabs>
+        <w:ind w:left="720" w:hanging="360"/>
+      </w:pPr>
+      <w:rPr>
+        <w:rFonts w:ascii="Symbol" w:hAnsi="Symbol" w:cs="Symbol" w:hint="default"/>
+      </w:rPr>
+    </w:lvl>
+    <w:lvl w:ilvl="1">
+      <w:start w:val="0"/>
+      <w:numFmt w:val="decimal"/>
+      <w:lvlText w:val=""/>
+      <w:lvlJc w:val="left"/>
+      <w:pPr>
+        <w:tabs>
+          <w:tab w:val="num" w:pos="0"/>
+        </w:tabs>
+        <w:ind w:left="0" w:hanging="0"/>
+      </w:pPr>
+      <w:rPr/>
+    </w:lvl>
+    <w:lvl w:ilvl="2">
+      <w:start w:val="0"/>
+      <w:numFmt w:val="decimal"/>
+      <w:lvlText w:val=""/>
+      <w:lvlJc w:val="left"/>
+      <w:pPr>
+        <w:tabs>
+          <w:tab w:val="num" w:pos="0"/>
+        </w:tabs>
+        <w:ind w:left="0" w:hanging="0"/>
+      </w:pPr>
+      <w:rPr/>
+    </w:lvl>
+    <w:lvl w:ilvl="3">
+      <w:start w:val="0"/>
+      <w:numFmt w:val="decimal"/>
+      <w:lvlText w:val=""/>
+      <w:lvlJc w:val="left"/>
+      <w:pPr>
+        <w:tabs>
+          <w:tab w:val="num" w:pos="0"/>
+        </w:tabs>
+        <w:ind w:left="0" w:hanging="0"/>
+      </w:pPr>
+      <w:rPr/>
+    </w:lvl>
+    <w:lvl w:ilvl="4">
+      <w:start w:val="0"/>
+      <w:numFmt w:val="decimal"/>
+      <w:lvlText w:val=""/>
+      <w:lvlJc w:val="left"/>
+      <w:pPr>
+        <w:tabs>
+          <w:tab w:val="num" w:pos="0"/>
+        </w:tabs>
+        <w:ind w:left="0" w:hanging="0"/>
+      </w:pPr>
+      <w:rPr/>
+    </w:lvl>
+    <w:lvl w:ilvl="5">
+      <w:start w:val="0"/>
+      <w:numFmt w:val="decimal"/>
+      <w:lvlText w:val=""/>
+      <w:lvlJc w:val="left"/>
+      <w:pPr>
+        <w:tabs>
+          <w:tab w:val="num" w:pos="0"/>
+        </w:tabs>
+        <w:ind w:left="0" w:hanging="0"/>
+      </w:pPr>
+      <w:rPr/>
+    </w:lvl>
+    <w:lvl w:ilvl="6">
+      <w:start w:val="0"/>
+      <w:numFmt w:val="decimal"/>
+      <w:lvlText w:val=""/>
+      <w:lvlJc w:val="left"/>
+      <w:pPr>
+        <w:tabs>
+          <w:tab w:val="num" w:pos="0"/>
+        </w:tabs>
+        <w:ind w:left="0" w:hanging="0"/>
+      </w:pPr>
+      <w:rPr/>
+    </w:lvl>
+    <w:lvl w:ilvl="7">
+      <w:start w:val="0"/>
+      <w:numFmt w:val="decimal"/>
+      <w:lvlText w:val=""/>
+      <w:lvlJc w:val="left"/>
+      <w:pPr>
+        <w:tabs>
+          <w:tab w:val="num" w:pos="0"/>
+        </w:tabs>
+        <w:ind w:left="0" w:hanging="0"/>
+      </w:pPr>
+      <w:rPr/>
+    </w:lvl>
+    <w:lvl w:ilvl="8">
+      <w:start w:val="0"/>
+      <w:numFmt w:val="decimal"/>
+      <w:lvlText w:val=""/>
+      <w:lvlJc w:val="left"/>
+      <w:pPr>
+        <w:tabs>
+          <w:tab w:val="num" w:pos="0"/>
+        </w:tabs>
+        <w:ind w:left="0" w:hanging="0"/>
+      </w:pPr>
+      <w:rPr/>
+    </w:lvl>
+  </w:abstractNum>
+  <w:abstractNum w:abstractNumId="14">
+    <w:lvl w:ilvl="0">
+      <w:start w:val="1"/>
+      <w:numFmt w:val="bullet"/>
+      <w:lvlText w:val=""/>
+      <w:lvlJc w:val="left"/>
+      <w:pPr>
+        <w:tabs>
+          <w:tab w:val="num" w:pos="0"/>
+        </w:tabs>
+        <w:ind w:left="720" w:hanging="360"/>
+      </w:pPr>
+      <w:rPr>
+        <w:rFonts w:ascii="Symbol" w:hAnsi="Symbol" w:cs="Symbol" w:hint="default"/>
+      </w:rPr>
+    </w:lvl>
+    <w:lvl w:ilvl="1">
+      <w:start w:val="0"/>
+      <w:numFmt w:val="decimal"/>
+      <w:lvlText w:val=""/>
+      <w:lvlJc w:val="left"/>
+      <w:pPr>
+        <w:tabs>
+          <w:tab w:val="num" w:pos="0"/>
+        </w:tabs>
+        <w:ind w:left="0" w:hanging="0"/>
+      </w:pPr>
+      <w:rPr/>
+    </w:lvl>
+    <w:lvl w:ilvl="2">
+      <w:start w:val="0"/>
+      <w:numFmt w:val="decimal"/>
+      <w:lvlText w:val=""/>
+      <w:lvlJc w:val="left"/>
+      <w:pPr>
+        <w:tabs>
+          <w:tab w:val="num" w:pos="0"/>
+        </w:tabs>
+        <w:ind w:left="0" w:hanging="0"/>
+      </w:pPr>
+      <w:rPr/>
+    </w:lvl>
+    <w:lvl w:ilvl="3">
+      <w:start w:val="0"/>
+      <w:numFmt w:val="decimal"/>
+      <w:lvlText w:val=""/>
+      <w:lvlJc w:val="left"/>
+      <w:pPr>
+        <w:tabs>
+          <w:tab w:val="num" w:pos="0"/>
+        </w:tabs>
+        <w:ind w:left="0" w:hanging="0"/>
+      </w:pPr>
+      <w:rPr/>
+    </w:lvl>
+    <w:lvl w:ilvl="4">
+      <w:start w:val="0"/>
+      <w:numFmt w:val="decimal"/>
+      <w:lvlText w:val=""/>
+      <w:lvlJc w:val="left"/>
+      <w:pPr>
+        <w:tabs>
+          <w:tab w:val="num" w:pos="0"/>
+        </w:tabs>
+        <w:ind w:left="0" w:hanging="0"/>
+      </w:pPr>
+      <w:rPr/>
+    </w:lvl>
+    <w:lvl w:ilvl="5">
+      <w:start w:val="0"/>
+      <w:numFmt w:val="decimal"/>
+      <w:lvlText w:val=""/>
+      <w:lvlJc w:val="left"/>
+      <w:pPr>
+        <w:tabs>
+          <w:tab w:val="num" w:pos="0"/>
+        </w:tabs>
+        <w:ind w:left="0" w:hanging="0"/>
+      </w:pPr>
+      <w:rPr/>
+    </w:lvl>
+    <w:lvl w:ilvl="6">
+      <w:start w:val="0"/>
+      <w:numFmt w:val="decimal"/>
+      <w:lvlText w:val=""/>
+      <w:lvlJc w:val="left"/>
+      <w:pPr>
+        <w:tabs>
+          <w:tab w:val="num" w:pos="0"/>
+        </w:tabs>
+        <w:ind w:left="0" w:hanging="0"/>
+      </w:pPr>
+      <w:rPr/>
+    </w:lvl>
+    <w:lvl w:ilvl="7">
+      <w:start w:val="0"/>
+      <w:numFmt w:val="decimal"/>
+      <w:lvlText w:val=""/>
+      <w:lvlJc w:val="left"/>
+      <w:pPr>
+        <w:tabs>
+          <w:tab w:val="num" w:pos="0"/>
+        </w:tabs>
+        <w:ind w:left="0" w:hanging="0"/>
+      </w:pPr>
+      <w:rPr/>
+    </w:lvl>
+    <w:lvl w:ilvl="8">
+      <w:start w:val="0"/>
+      <w:numFmt w:val="decimal"/>
+      <w:lvlText w:val=""/>
+      <w:lvlJc w:val="left"/>
+      <w:pPr>
+        <w:tabs>
+          <w:tab w:val="num" w:pos="0"/>
+        </w:tabs>
+        <w:ind w:left="0" w:hanging="0"/>
+      </w:pPr>
+      <w:rPr/>
+    </w:lvl>
+  </w:abstractNum>
+  <w:abstractNum w:abstractNumId="15">
+    <w:lvl w:ilvl="0">
+      <w:start w:val="1"/>
+      <w:numFmt w:val="bullet"/>
+      <w:lvlText w:val=""/>
+      <w:lvlJc w:val="left"/>
+      <w:pPr>
+        <w:tabs>
+          <w:tab w:val="num" w:pos="0"/>
+        </w:tabs>
+        <w:ind w:left="720" w:hanging="360"/>
+      </w:pPr>
+      <w:rPr>
+        <w:rFonts w:ascii="Symbol" w:hAnsi="Symbol" w:cs="Symbol" w:hint="default"/>
+      </w:rPr>
+    </w:lvl>
+    <w:lvl w:ilvl="1">
+      <w:start w:val="0"/>
+      <w:numFmt w:val="decimal"/>
+      <w:lvlText w:val=""/>
+      <w:lvlJc w:val="left"/>
+      <w:pPr>
+        <w:tabs>
+          <w:tab w:val="num" w:pos="0"/>
+        </w:tabs>
+        <w:ind w:left="0" w:hanging="0"/>
+      </w:pPr>
+      <w:rPr/>
+    </w:lvl>
+    <w:lvl w:ilvl="2">
+      <w:start w:val="0"/>
+      <w:numFmt w:val="decimal"/>
+      <w:lvlText w:val=""/>
+      <w:lvlJc w:val="left"/>
+      <w:pPr>
+        <w:tabs>
+          <w:tab w:val="num" w:pos="0"/>
+        </w:tabs>
+        <w:ind w:left="0" w:hanging="0"/>
+      </w:pPr>
+      <w:rPr/>
+    </w:lvl>
+    <w:lvl w:ilvl="3">
+      <w:start w:val="0"/>
+      <w:numFmt w:val="decimal"/>
+      <w:lvlText w:val=""/>
+      <w:lvlJc w:val="left"/>
+      <w:pPr>
+        <w:tabs>
+          <w:tab w:val="num" w:pos="0"/>
+        </w:tabs>
+        <w:ind w:left="0" w:hanging="0"/>
+      </w:pPr>
+      <w:rPr/>
+    </w:lvl>
+    <w:lvl w:ilvl="4">
+      <w:start w:val="0"/>
+      <w:numFmt w:val="decimal"/>
+      <w:lvlText w:val=""/>
+      <w:lvlJc w:val="left"/>
+      <w:pPr>
+        <w:tabs>
+          <w:tab w:val="num" w:pos="0"/>
+        </w:tabs>
+        <w:ind w:left="0" w:hanging="0"/>
+      </w:pPr>
+      <w:rPr/>
+    </w:lvl>
+    <w:lvl w:ilvl="5">
+      <w:start w:val="0"/>
+      <w:numFmt w:val="decimal"/>
+      <w:lvlText w:val=""/>
+      <w:lvlJc w:val="left"/>
+      <w:pPr>
+        <w:tabs>
+          <w:tab w:val="num" w:pos="0"/>
+        </w:tabs>
+        <w:ind w:left="0" w:hanging="0"/>
+      </w:pPr>
+      <w:rPr/>
+    </w:lvl>
+    <w:lvl w:ilvl="6">
+      <w:start w:val="0"/>
+      <w:numFmt w:val="decimal"/>
+      <w:lvlText w:val=""/>
+      <w:lvlJc w:val="left"/>
+      <w:pPr>
+        <w:tabs>
+          <w:tab w:val="num" w:pos="0"/>
+        </w:tabs>
+        <w:ind w:left="0" w:hanging="0"/>
+      </w:pPr>
+      <w:rPr/>
+    </w:lvl>
+    <w:lvl w:ilvl="7">
+      <w:start w:val="0"/>
+      <w:numFmt w:val="decimal"/>
+      <w:lvlText w:val=""/>
+      <w:lvlJc w:val="left"/>
+      <w:pPr>
+        <w:tabs>
+          <w:tab w:val="num" w:pos="0"/>
+        </w:tabs>
+        <w:ind w:left="0" w:hanging="0"/>
+      </w:pPr>
+      <w:rPr/>
+    </w:lvl>
+    <w:lvl w:ilvl="8">
+      <w:start w:val="0"/>
+      <w:numFmt w:val="decimal"/>
+      <w:lvlText w:val=""/>
+      <w:lvlJc w:val="left"/>
+      <w:pPr>
+        <w:tabs>
+          <w:tab w:val="num" w:pos="0"/>
+        </w:tabs>
+        <w:ind w:left="0" w:hanging="0"/>
+      </w:pPr>
+      <w:rPr/>
+    </w:lvl>
+  </w:abstractNum>
+  <w:abstractNum w:abstractNumId="16">
+    <w:lvl w:ilvl="0">
+      <w:start w:val="1"/>
+      <w:numFmt w:val="bullet"/>
+      <w:lvlText w:val=""/>
+      <w:lvlJc w:val="left"/>
+      <w:pPr>
+        <w:tabs>
+          <w:tab w:val="num" w:pos="0"/>
+        </w:tabs>
+        <w:ind w:left="720" w:hanging="360"/>
+      </w:pPr>
+      <w:rPr>
+        <w:rFonts w:ascii="Symbol" w:hAnsi="Symbol" w:cs="Symbol" w:hint="default"/>
+      </w:rPr>
+    </w:lvl>
+    <w:lvl w:ilvl="1">
+      <w:start w:val="0"/>
+      <w:numFmt w:val="decimal"/>
+      <w:lvlText w:val=""/>
+      <w:lvlJc w:val="left"/>
+      <w:pPr>
+        <w:tabs>
+          <w:tab w:val="num" w:pos="0"/>
+        </w:tabs>
+        <w:ind w:left="0" w:hanging="0"/>
+      </w:pPr>
+      <w:rPr/>
+    </w:lvl>
+    <w:lvl w:ilvl="2">
+      <w:start w:val="0"/>
+      <w:numFmt w:val="decimal"/>
+      <w:lvlText w:val=""/>
+      <w:lvlJc w:val="left"/>
+      <w:pPr>
+        <w:tabs>
+          <w:tab w:val="num" w:pos="0"/>
+        </w:tabs>
+        <w:ind w:left="0" w:hanging="0"/>
+      </w:pPr>
+      <w:rPr/>
+    </w:lvl>
+    <w:lvl w:ilvl="3">
+      <w:start w:val="0"/>
+      <w:numFmt w:val="decimal"/>
+      <w:lvlText w:val=""/>
+      <w:lvlJc w:val="left"/>
+      <w:pPr>
+        <w:tabs>
+          <w:tab w:val="num" w:pos="0"/>
+        </w:tabs>
+        <w:ind w:left="0" w:hanging="0"/>
+      </w:pPr>
+      <w:rPr/>
+    </w:lvl>
+    <w:lvl w:ilvl="4">
+      <w:start w:val="0"/>
+      <w:numFmt w:val="decimal"/>
+      <w:lvlText w:val=""/>
+      <w:lvlJc w:val="left"/>
+      <w:pPr>
+        <w:tabs>
+          <w:tab w:val="num" w:pos="0"/>
+        </w:tabs>
+        <w:ind w:left="0" w:hanging="0"/>
+      </w:pPr>
+      <w:rPr/>
+    </w:lvl>
+    <w:lvl w:ilvl="5">
+      <w:start w:val="0"/>
+      <w:numFmt w:val="decimal"/>
+      <w:lvlText w:val=""/>
+      <w:lvlJc w:val="left"/>
+      <w:pPr>
+        <w:tabs>
+          <w:tab w:val="num" w:pos="0"/>
+        </w:tabs>
+        <w:ind w:left="0" w:hanging="0"/>
+      </w:pPr>
+      <w:rPr/>
+    </w:lvl>
+    <w:lvl w:ilvl="6">
+      <w:start w:val="0"/>
+      <w:numFmt w:val="decimal"/>
+      <w:lvlText w:val=""/>
+      <w:lvlJc w:val="left"/>
+      <w:pPr>
+        <w:tabs>
+          <w:tab w:val="num" w:pos="0"/>
+        </w:tabs>
+        <w:ind w:left="0" w:hanging="0"/>
+      </w:pPr>
+      <w:rPr/>
+    </w:lvl>
+    <w:lvl w:ilvl="7">
+      <w:start w:val="0"/>
+      <w:numFmt w:val="decimal"/>
+      <w:lvlText w:val=""/>
+      <w:lvlJc w:val="left"/>
+      <w:pPr>
+        <w:tabs>
+          <w:tab w:val="num" w:pos="0"/>
+        </w:tabs>
+        <w:ind w:left="0" w:hanging="0"/>
+      </w:pPr>
+      <w:rPr/>
+    </w:lvl>
+    <w:lvl w:ilvl="8">
+      <w:start w:val="0"/>
+      <w:numFmt w:val="decimal"/>
+      <w:lvlText w:val=""/>
+      <w:lvlJc w:val="left"/>
+      <w:pPr>
+        <w:tabs>
+          <w:tab w:val="num" w:pos="0"/>
+        </w:tabs>
+        <w:ind w:left="0" w:hanging="0"/>
+      </w:pPr>
+      <w:rPr/>
+    </w:lvl>
+  </w:abstractNum>
+  <w:abstractNum w:abstractNumId="17">
+    <w:lvl w:ilvl="0">
+      <w:start w:val="1"/>
+      <w:numFmt w:val="bullet"/>
+      <w:lvlText w:val=""/>
+      <w:lvlJc w:val="left"/>
+      <w:pPr>
+        <w:tabs>
+          <w:tab w:val="num" w:pos="0"/>
+        </w:tabs>
+        <w:ind w:left="720" w:hanging="360"/>
+      </w:pPr>
+      <w:rPr>
+        <w:rFonts w:ascii="Symbol" w:hAnsi="Symbol" w:cs="Symbol" w:hint="default"/>
+      </w:rPr>
+    </w:lvl>
+    <w:lvl w:ilvl="1">
+      <w:start w:val="0"/>
+      <w:numFmt w:val="decimal"/>
+      <w:lvlText w:val=""/>
+      <w:lvlJc w:val="left"/>
+      <w:pPr>
+        <w:tabs>
+          <w:tab w:val="num" w:pos="0"/>
+        </w:tabs>
+        <w:ind w:left="0" w:hanging="0"/>
+      </w:pPr>
+      <w:rPr/>
+    </w:lvl>
+    <w:lvl w:ilvl="2">
+      <w:start w:val="0"/>
+      <w:numFmt w:val="decimal"/>
+      <w:lvlText w:val=""/>
+      <w:lvlJc w:val="left"/>
+      <w:pPr>
+        <w:tabs>
+          <w:tab w:val="num" w:pos="0"/>
+        </w:tabs>
+        <w:ind w:left="0" w:hanging="0"/>
+      </w:pPr>
+      <w:rPr/>
+    </w:lvl>
+    <w:lvl w:ilvl="3">
+      <w:start w:val="0"/>
+      <w:numFmt w:val="decimal"/>
+      <w:lvlText w:val=""/>
+      <w:lvlJc w:val="left"/>
+      <w:pPr>
+        <w:tabs>
+          <w:tab w:val="num" w:pos="0"/>
+        </w:tabs>
+        <w:ind w:left="0" w:hanging="0"/>
+      </w:pPr>
+      <w:rPr/>
+    </w:lvl>
+    <w:lvl w:ilvl="4">
+      <w:start w:val="0"/>
+      <w:numFmt w:val="decimal"/>
+      <w:lvlText w:val=""/>
+      <w:lvlJc w:val="left"/>
+      <w:pPr>
+        <w:tabs>
+          <w:tab w:val="num" w:pos="0"/>
+        </w:tabs>
+        <w:ind w:left="0" w:hanging="0"/>
+      </w:pPr>
+      <w:rPr/>
+    </w:lvl>
+    <w:lvl w:ilvl="5">
+      <w:start w:val="0"/>
+      <w:numFmt w:val="decimal"/>
+      <w:lvlText w:val=""/>
+      <w:lvlJc w:val="left"/>
+      <w:pPr>
+        <w:tabs>
+          <w:tab w:val="num" w:pos="0"/>
+        </w:tabs>
+        <w:ind w:left="0" w:hanging="0"/>
+      </w:pPr>
+      <w:rPr/>
+    </w:lvl>
+    <w:lvl w:ilvl="6">
+      <w:start w:val="0"/>
+      <w:numFmt w:val="decimal"/>
+      <w:lvlText w:val=""/>
+      <w:lvlJc w:val="left"/>
+      <w:pPr>
+        <w:tabs>
+          <w:tab w:val="num" w:pos="0"/>
+        </w:tabs>
+        <w:ind w:left="0" w:hanging="0"/>
+      </w:pPr>
+      <w:rPr/>
+    </w:lvl>
+    <w:lvl w:ilvl="7">
+      <w:start w:val="0"/>
+      <w:numFmt w:val="decimal"/>
+      <w:lvlText w:val=""/>
+      <w:lvlJc w:val="left"/>
+      <w:pPr>
+        <w:tabs>
+          <w:tab w:val="num" w:pos="0"/>
+        </w:tabs>
+        <w:ind w:left="0" w:hanging="0"/>
+      </w:pPr>
+      <w:rPr/>
+    </w:lvl>
+    <w:lvl w:ilvl="8">
+      <w:start w:val="0"/>
+      <w:numFmt w:val="decimal"/>
+      <w:lvlText w:val=""/>
+      <w:lvlJc w:val="left"/>
+      <w:pPr>
+        <w:tabs>
+          <w:tab w:val="num" w:pos="0"/>
+        </w:tabs>
+        <w:ind w:left="0" w:hanging="0"/>
+      </w:pPr>
+      <w:rPr/>
+    </w:lvl>
+  </w:abstractNum>
+  <w:abstractNum w:abstractNumId="18">
+    <w:lvl w:ilvl="0">
+      <w:start w:val="1"/>
+      <w:numFmt w:val="bullet"/>
+      <w:lvlText w:val=""/>
+      <w:lvlJc w:val="left"/>
+      <w:pPr>
+        <w:tabs>
+          <w:tab w:val="num" w:pos="0"/>
+        </w:tabs>
+        <w:ind w:left="720" w:hanging="360"/>
+      </w:pPr>
+      <w:rPr>
+        <w:rFonts w:ascii="Symbol" w:hAnsi="Symbol" w:cs="Symbol" w:hint="default"/>
+      </w:rPr>
+    </w:lvl>
+    <w:lvl w:ilvl="1">
+      <w:start w:val="0"/>
+      <w:numFmt w:val="decimal"/>
+      <w:lvlText w:val=""/>
+      <w:lvlJc w:val="left"/>
+      <w:pPr>
+        <w:tabs>
+          <w:tab w:val="num" w:pos="0"/>
+        </w:tabs>
+        <w:ind w:left="0" w:hanging="0"/>
+      </w:pPr>
+      <w:rPr/>
+    </w:lvl>
+    <w:lvl w:ilvl="2">
+      <w:start w:val="0"/>
+      <w:numFmt w:val="decimal"/>
+      <w:lvlText w:val=""/>
+      <w:lvlJc w:val="left"/>
+      <w:pPr>
+        <w:tabs>
+          <w:tab w:val="num" w:pos="0"/>
+        </w:tabs>
+        <w:ind w:left="0" w:hanging="0"/>
+      </w:pPr>
+      <w:rPr/>
+    </w:lvl>
+    <w:lvl w:ilvl="3">
+      <w:start w:val="0"/>
+      <w:numFmt w:val="decimal"/>
+      <w:lvlText w:val=""/>
+      <w:lvlJc w:val="left"/>
+      <w:pPr>
+        <w:tabs>
+          <w:tab w:val="num" w:pos="0"/>
+        </w:tabs>
+        <w:ind w:left="0" w:hanging="0"/>
+      </w:pPr>
+      <w:rPr/>
+    </w:lvl>
+    <w:lvl w:ilvl="4">
+      <w:start w:val="0"/>
+      <w:numFmt w:val="decimal"/>
+      <w:lvlText w:val=""/>
+      <w:lvlJc w:val="left"/>
+      <w:pPr>
+        <w:tabs>
+          <w:tab w:val="num" w:pos="0"/>
+        </w:tabs>
+        <w:ind w:left="0" w:hanging="0"/>
+      </w:pPr>
+      <w:rPr/>
+    </w:lvl>
+    <w:lvl w:ilvl="5">
+      <w:start w:val="0"/>
+      <w:numFmt w:val="decimal"/>
+      <w:lvlText w:val=""/>
+      <w:lvlJc w:val="left"/>
+      <w:pPr>
+        <w:tabs>
+          <w:tab w:val="num" w:pos="0"/>
+        </w:tabs>
+        <w:ind w:left="0" w:hanging="0"/>
+      </w:pPr>
+      <w:rPr/>
+    </w:lvl>
+    <w:lvl w:ilvl="6">
+      <w:start w:val="0"/>
+      <w:numFmt w:val="decimal"/>
+      <w:lvlText w:val=""/>
+      <w:lvlJc w:val="left"/>
+      <w:pPr>
+        <w:tabs>
+          <w:tab w:val="num" w:pos="0"/>
+        </w:tabs>
+        <w:ind w:left="0" w:hanging="0"/>
+      </w:pPr>
+      <w:rPr/>
+    </w:lvl>
+    <w:lvl w:ilvl="7">
+      <w:start w:val="0"/>
+      <w:numFmt w:val="decimal"/>
+      <w:lvlText w:val=""/>
+      <w:lvlJc w:val="left"/>
+      <w:pPr>
+        <w:tabs>
+          <w:tab w:val="num" w:pos="0"/>
+        </w:tabs>
+        <w:ind w:left="0" w:hanging="0"/>
+      </w:pPr>
+      <w:rPr/>
+    </w:lvl>
+    <w:lvl w:ilvl="8">
+      <w:start w:val="0"/>
+      <w:numFmt w:val="decimal"/>
+      <w:lvlText w:val=""/>
+      <w:lvlJc w:val="left"/>
+      <w:pPr>
+        <w:tabs>
+          <w:tab w:val="num" w:pos="0"/>
+        </w:tabs>
+        <w:ind w:left="0" w:hanging="0"/>
+      </w:pPr>
+      <w:rPr/>
+    </w:lvl>
+  </w:abstractNum>
+  <w:abstractNum w:abstractNumId="19">
+    <w:lvl w:ilvl="0">
+      <w:start w:val="1"/>
+      <w:numFmt w:val="bullet"/>
+      <w:lvlText w:val=""/>
+      <w:lvlJc w:val="left"/>
+      <w:pPr>
+        <w:tabs>
+          <w:tab w:val="num" w:pos="0"/>
+        </w:tabs>
+        <w:ind w:left="720" w:hanging="360"/>
+      </w:pPr>
+      <w:rPr>
+        <w:rFonts w:ascii="Symbol" w:hAnsi="Symbol" w:cs="Symbol" w:hint="default"/>
+      </w:rPr>
+    </w:lvl>
+    <w:lvl w:ilvl="1">
+      <w:start w:val="0"/>
+      <w:numFmt w:val="decimal"/>
+      <w:lvlText w:val=""/>
+      <w:lvlJc w:val="left"/>
+      <w:pPr>
+        <w:tabs>
+          <w:tab w:val="num" w:pos="0"/>
+        </w:tabs>
+        <w:ind w:left="0" w:hanging="0"/>
+      </w:pPr>
+      <w:rPr/>
+    </w:lvl>
+    <w:lvl w:ilvl="2">
+      <w:start w:val="0"/>
+      <w:numFmt w:val="decimal"/>
+      <w:lvlText w:val=""/>
+      <w:lvlJc w:val="left"/>
+      <w:pPr>
+        <w:tabs>
+          <w:tab w:val="num" w:pos="0"/>
+        </w:tabs>
+        <w:ind w:left="0" w:hanging="0"/>
+      </w:pPr>
+      <w:rPr/>
+    </w:lvl>
+    <w:lvl w:ilvl="3">
+      <w:start w:val="0"/>
+      <w:numFmt w:val="decimal"/>
+      <w:lvlText w:val=""/>
+      <w:lvlJc w:val="left"/>
+      <w:pPr>
+        <w:tabs>
+          <w:tab w:val="num" w:pos="0"/>
+        </w:tabs>
+        <w:ind w:left="0" w:hanging="0"/>
+      </w:pPr>
+      <w:rPr/>
+    </w:lvl>
+    <w:lvl w:ilvl="4">
+      <w:start w:val="0"/>
+      <w:numFmt w:val="decimal"/>
+      <w:lvlText w:val=""/>
+      <w:lvlJc w:val="left"/>
+      <w:pPr>
+        <w:tabs>
+          <w:tab w:val="num" w:pos="0"/>
+        </w:tabs>
+        <w:ind w:left="0" w:hanging="0"/>
+      </w:pPr>
+      <w:rPr/>
+    </w:lvl>
+    <w:lvl w:ilvl="5">
+      <w:start w:val="0"/>
+      <w:numFmt w:val="decimal"/>
+      <w:lvlText w:val=""/>
+      <w:lvlJc w:val="left"/>
+      <w:pPr>
+        <w:tabs>
+          <w:tab w:val="num" w:pos="0"/>
+        </w:tabs>
+        <w:ind w:left="0" w:hanging="0"/>
+      </w:pPr>
+      <w:rPr/>
+    </w:lvl>
+    <w:lvl w:ilvl="6">
+      <w:start w:val="0"/>
+      <w:numFmt w:val="decimal"/>
+      <w:lvlText w:val=""/>
+      <w:lvlJc w:val="left"/>
+      <w:pPr>
+        <w:tabs>
+          <w:tab w:val="num" w:pos="0"/>
+        </w:tabs>
+        <w:ind w:left="0" w:hanging="0"/>
+      </w:pPr>
+      <w:rPr/>
+    </w:lvl>
+    <w:lvl w:ilvl="7">
+      <w:start w:val="0"/>
+      <w:numFmt w:val="decimal"/>
+      <w:lvlText w:val=""/>
+      <w:lvlJc w:val="left"/>
+      <w:pPr>
+        <w:tabs>
+          <w:tab w:val="num" w:pos="0"/>
+        </w:tabs>
+        <w:ind w:left="0" w:hanging="0"/>
+      </w:pPr>
+      <w:rPr/>
+    </w:lvl>
+    <w:lvl w:ilvl="8">
+      <w:start w:val="0"/>
+      <w:numFmt w:val="decimal"/>
+      <w:lvlText w:val=""/>
+      <w:lvlJc w:val="left"/>
+      <w:pPr>
+        <w:tabs>
+          <w:tab w:val="num" w:pos="0"/>
+        </w:tabs>
+        <w:ind w:left="0" w:hanging="0"/>
+      </w:pPr>
+      <w:rPr/>
+    </w:lvl>
+  </w:abstractNum>
+  <w:abstractNum w:abstractNumId="20">
+    <w:lvl w:ilvl="0">
+      <w:start w:val="1"/>
+      <w:numFmt w:val="bullet"/>
+      <w:lvlText w:val=""/>
+      <w:lvlJc w:val="left"/>
+      <w:pPr>
+        <w:tabs>
+          <w:tab w:val="num" w:pos="0"/>
+        </w:tabs>
+        <w:ind w:left="720" w:hanging="360"/>
+      </w:pPr>
+      <w:rPr>
+        <w:rFonts w:ascii="Symbol" w:hAnsi="Symbol" w:cs="Symbol" w:hint="default"/>
+      </w:rPr>
+    </w:lvl>
+    <w:lvl w:ilvl="1">
+      <w:start w:val="0"/>
+      <w:numFmt w:val="decimal"/>
+      <w:lvlText w:val=""/>
+      <w:lvlJc w:val="left"/>
+      <w:pPr>
+        <w:tabs>
+          <w:tab w:val="num" w:pos="0"/>
+        </w:tabs>
+        <w:ind w:left="0" w:hanging="0"/>
+      </w:pPr>
+      <w:rPr/>
+    </w:lvl>
+    <w:lvl w:ilvl="2">
+      <w:start w:val="0"/>
+      <w:numFmt w:val="decimal"/>
+      <w:lvlText w:val=""/>
+      <w:lvlJc w:val="left"/>
+      <w:pPr>
+        <w:tabs>
+          <w:tab w:val="num" w:pos="0"/>
+        </w:tabs>
+        <w:ind w:left="0" w:hanging="0"/>
+      </w:pPr>
+      <w:rPr/>
+    </w:lvl>
+    <w:lvl w:ilvl="3">
+      <w:start w:val="0"/>
+      <w:numFmt w:val="decimal"/>
+      <w:lvlText w:val=""/>
+      <w:lvlJc w:val="left"/>
+      <w:pPr>
+        <w:tabs>
+          <w:tab w:val="num" w:pos="0"/>
+        </w:tabs>
+        <w:ind w:left="0" w:hanging="0"/>
+      </w:pPr>
+      <w:rPr/>
+    </w:lvl>
+    <w:lvl w:ilvl="4">
+      <w:start w:val="0"/>
+      <w:numFmt w:val="decimal"/>
+      <w:lvlText w:val=""/>
+      <w:lvlJc w:val="left"/>
+      <w:pPr>
+        <w:tabs>
+          <w:tab w:val="num" w:pos="0"/>
+        </w:tabs>
+        <w:ind w:left="0" w:hanging="0"/>
+      </w:pPr>
+      <w:rPr/>
+    </w:lvl>
+    <w:lvl w:ilvl="5">
+      <w:start w:val="0"/>
+      <w:numFmt w:val="decimal"/>
+      <w:lvlText w:val=""/>
+      <w:lvlJc w:val="left"/>
+      <w:pPr>
+        <w:tabs>
+          <w:tab w:val="num" w:pos="0"/>
+        </w:tabs>
+        <w:ind w:left="0" w:hanging="0"/>
+      </w:pPr>
+      <w:rPr/>
+    </w:lvl>
+    <w:lvl w:ilvl="6">
+      <w:start w:val="0"/>
+      <w:numFmt w:val="decimal"/>
+      <w:lvlText w:val=""/>
+      <w:lvlJc w:val="left"/>
+      <w:pPr>
+        <w:tabs>
+          <w:tab w:val="num" w:pos="0"/>
+        </w:tabs>
+        <w:ind w:left="0" w:hanging="0"/>
+      </w:pPr>
+      <w:rPr/>
+    </w:lvl>
+    <w:lvl w:ilvl="7">
+      <w:start w:val="0"/>
+      <w:numFmt w:val="decimal"/>
+      <w:lvlText w:val=""/>
+      <w:lvlJc w:val="left"/>
+      <w:pPr>
+        <w:tabs>
+          <w:tab w:val="num" w:pos="0"/>
+        </w:tabs>
+        <w:ind w:left="0" w:hanging="0"/>
+      </w:pPr>
+      <w:rPr/>
+    </w:lvl>
+    <w:lvl w:ilvl="8">
+      <w:start w:val="0"/>
+      <w:numFmt w:val="decimal"/>
+      <w:lvlText w:val=""/>
+      <w:lvlJc w:val="left"/>
+      <w:pPr>
+        <w:tabs>
+          <w:tab w:val="num" w:pos="0"/>
+        </w:tabs>
+        <w:ind w:left="0" w:hanging="0"/>
+      </w:pPr>
+      <w:rPr/>
+    </w:lvl>
+  </w:abstractNum>
+  <w:abstractNum w:abstractNumId="21">
+    <w:lvl w:ilvl="0">
+      <w:start w:val="1"/>
+      <w:numFmt w:val="bullet"/>
+      <w:lvlText w:val=""/>
+      <w:lvlJc w:val="left"/>
+      <w:pPr>
+        <w:tabs>
+          <w:tab w:val="num" w:pos="0"/>
+        </w:tabs>
+        <w:ind w:left="720" w:hanging="360"/>
+      </w:pPr>
+      <w:rPr>
+        <w:rFonts w:ascii="Symbol" w:hAnsi="Symbol" w:cs="Symbol" w:hint="default"/>
+      </w:rPr>
+    </w:lvl>
+    <w:lvl w:ilvl="1">
+      <w:start w:val="0"/>
+      <w:numFmt w:val="decimal"/>
+      <w:lvlText w:val=""/>
+      <w:lvlJc w:val="left"/>
+      <w:pPr>
+        <w:tabs>
+          <w:tab w:val="num" w:pos="0"/>
+        </w:tabs>
+        <w:ind w:left="0" w:hanging="0"/>
+      </w:pPr>
+      <w:rPr/>
+    </w:lvl>
+    <w:lvl w:ilvl="2">
+      <w:start w:val="0"/>
+      <w:numFmt w:val="decimal"/>
+      <w:lvlText w:val=""/>
+      <w:lvlJc w:val="left"/>
+      <w:pPr>
+        <w:tabs>
+          <w:tab w:val="num" w:pos="0"/>
+        </w:tabs>
+        <w:ind w:left="0" w:hanging="0"/>
+      </w:pPr>
+      <w:rPr/>
+    </w:lvl>
+    <w:lvl w:ilvl="3">
+      <w:start w:val="0"/>
+      <w:numFmt w:val="decimal"/>
+      <w:lvlText w:val=""/>
+      <w:lvlJc w:val="left"/>
+      <w:pPr>
+        <w:tabs>
+          <w:tab w:val="num" w:pos="0"/>
+        </w:tabs>
+        <w:ind w:left="0" w:hanging="0"/>
+      </w:pPr>
+      <w:rPr/>
+    </w:lvl>
+    <w:lvl w:ilvl="4">
+      <w:start w:val="0"/>
+      <w:numFmt w:val="decimal"/>
+      <w:lvlText w:val=""/>
+      <w:lvlJc w:val="left"/>
+      <w:pPr>
+        <w:tabs>
+          <w:tab w:val="num" w:pos="0"/>
+        </w:tabs>
+        <w:ind w:left="0" w:hanging="0"/>
+      </w:pPr>
+      <w:rPr/>
+    </w:lvl>
+    <w:lvl w:ilvl="5">
+      <w:start w:val="0"/>
+      <w:numFmt w:val="decimal"/>
+      <w:lvlText w:val=""/>
+      <w:lvlJc w:val="left"/>
+      <w:pPr>
+        <w:tabs>
+          <w:tab w:val="num" w:pos="0"/>
+        </w:tabs>
+        <w:ind w:left="0" w:hanging="0"/>
+      </w:pPr>
+      <w:rPr/>
+    </w:lvl>
+    <w:lvl w:ilvl="6">
+      <w:start w:val="0"/>
+      <w:numFmt w:val="decimal"/>
+      <w:lvlText w:val=""/>
+      <w:lvlJc w:val="left"/>
+      <w:pPr>
+        <w:tabs>
+          <w:tab w:val="num" w:pos="0"/>
+        </w:tabs>
+        <w:ind w:left="0" w:hanging="0"/>
+      </w:pPr>
+      <w:rPr/>
+    </w:lvl>
+    <w:lvl w:ilvl="7">
+      <w:start w:val="0"/>
+      <w:numFmt w:val="decimal"/>
+      <w:lvlText w:val=""/>
+      <w:lvlJc w:val="left"/>
+      <w:pPr>
+        <w:tabs>
+          <w:tab w:val="num" w:pos="0"/>
+        </w:tabs>
+        <w:ind w:left="0" w:hanging="0"/>
+      </w:pPr>
+      <w:rPr/>
+    </w:lvl>
+    <w:lvl w:ilvl="8">
+      <w:start w:val="0"/>
+      <w:numFmt w:val="decimal"/>
+      <w:lvlText w:val=""/>
+      <w:lvlJc w:val="left"/>
+      <w:pPr>
+        <w:tabs>
+          <w:tab w:val="num" w:pos="0"/>
+        </w:tabs>
+        <w:ind w:left="0" w:hanging="0"/>
+      </w:pPr>
+      <w:rPr/>
+    </w:lvl>
+  </w:abstractNum>
+  <w:abstractNum w:abstractNumId="22">
+    <w:lvl w:ilvl="0">
+      <w:start w:val="1"/>
       <w:numFmt w:val="none"/>
       <w:suff w:val="nothing"/>
       <w:lvlText w:val=""/>
@@ -17837,67 +21541,121 @@
     <w:abstractNumId w:val="4"/>
   </w:num>
   <w:num w:numId="5">
-    <w:abstractNumId w:val="3"/>
+    <w:abstractNumId w:val="5"/>
+  </w:num>
+  <w:num w:numId="6">
+    <w:abstractNumId w:val="6"/>
+  </w:num>
+  <w:num w:numId="7">
+    <w:abstractNumId w:val="7"/>
+  </w:num>
+  <w:num w:numId="8">
+    <w:abstractNumId w:val="8"/>
+  </w:num>
+  <w:num w:numId="9">
+    <w:abstractNumId w:val="9"/>
+  </w:num>
+  <w:num w:numId="10">
+    <w:abstractNumId w:val="10"/>
+  </w:num>
+  <w:num w:numId="11">
+    <w:abstractNumId w:val="11"/>
+  </w:num>
+  <w:num w:numId="12">
+    <w:abstractNumId w:val="12"/>
+  </w:num>
+  <w:num w:numId="13">
+    <w:abstractNumId w:val="13"/>
+  </w:num>
+  <w:num w:numId="14">
+    <w:abstractNumId w:val="14"/>
+  </w:num>
+  <w:num w:numId="15">
+    <w:abstractNumId w:val="15"/>
+  </w:num>
+  <w:num w:numId="16">
+    <w:abstractNumId w:val="16"/>
+  </w:num>
+  <w:num w:numId="17">
+    <w:abstractNumId w:val="17"/>
+  </w:num>
+  <w:num w:numId="18">
+    <w:abstractNumId w:val="18"/>
+  </w:num>
+  <w:num w:numId="19">
+    <w:abstractNumId w:val="19"/>
+  </w:num>
+  <w:num w:numId="20">
+    <w:abstractNumId w:val="20"/>
+  </w:num>
+  <w:num w:numId="21">
+    <w:abstractNumId w:val="21"/>
+  </w:num>
+  <w:num w:numId="22">
+    <w:abstractNumId w:val="22"/>
+  </w:num>
+  <w:num w:numId="23">
+    <w:abstractNumId w:val="2"/>
     <w:lvlOverride w:ilvl="0">
       <w:startOverride w:val="1"/>
     </w:lvlOverride>
   </w:num>
-  <w:num w:numId="6">
-    <w:abstractNumId w:val="3"/>
+  <w:num w:numId="24">
+    <w:abstractNumId w:val="2"/>
   </w:num>
-  <w:num w:numId="7">
-    <w:abstractNumId w:val="3"/>
+  <w:num w:numId="25">
+    <w:abstractNumId w:val="2"/>
   </w:num>
-  <w:num w:numId="8">
-    <w:abstractNumId w:val="3"/>
+  <w:num w:numId="26">
+    <w:abstractNumId w:val="2"/>
   </w:num>
-  <w:num w:numId="9">
-    <w:abstractNumId w:val="3"/>
+  <w:num w:numId="27">
+    <w:abstractNumId w:val="2"/>
   </w:num>
-  <w:num w:numId="10">
-    <w:abstractNumId w:val="3"/>
+  <w:num w:numId="28">
+    <w:abstractNumId w:val="2"/>
   </w:num>
-  <w:num w:numId="11">
-    <w:abstractNumId w:val="3"/>
+  <w:num w:numId="29">
+    <w:abstractNumId w:val="2"/>
   </w:num>
-  <w:num w:numId="12">
-    <w:abstractNumId w:val="3"/>
+  <w:num w:numId="30">
+    <w:abstractNumId w:val="2"/>
   </w:num>
-  <w:num w:numId="13">
-    <w:abstractNumId w:val="3"/>
+  <w:num w:numId="31">
+    <w:abstractNumId w:val="2"/>
   </w:num>
-  <w:num w:numId="14">
-    <w:abstractNumId w:val="3"/>
+  <w:num w:numId="32">
+    <w:abstractNumId w:val="2"/>
   </w:num>
-  <w:num w:numId="15">
-    <w:abstractNumId w:val="3"/>
+  <w:num w:numId="33">
+    <w:abstractNumId w:val="2"/>
   </w:num>
-  <w:num w:numId="16">
-    <w:abstractNumId w:val="3"/>
+  <w:num w:numId="34">
+    <w:abstractNumId w:val="2"/>
   </w:num>
-  <w:num w:numId="17">
-    <w:abstractNumId w:val="3"/>
+  <w:num w:numId="35">
+    <w:abstractNumId w:val="2"/>
   </w:num>
-  <w:num w:numId="18">
-    <w:abstractNumId w:val="3"/>
+  <w:num w:numId="36">
+    <w:abstractNumId w:val="2"/>
   </w:num>
-  <w:num w:numId="19">
-    <w:abstractNumId w:val="3"/>
+  <w:num w:numId="37">
+    <w:abstractNumId w:val="2"/>
   </w:num>
-  <w:num w:numId="20">
-    <w:abstractNumId w:val="3"/>
+  <w:num w:numId="38">
+    <w:abstractNumId w:val="2"/>
   </w:num>
-  <w:num w:numId="21">
-    <w:abstractNumId w:val="3"/>
+  <w:num w:numId="39">
+    <w:abstractNumId w:val="2"/>
   </w:num>
-  <w:num w:numId="22">
-    <w:abstractNumId w:val="3"/>
+  <w:num w:numId="40">
+    <w:abstractNumId w:val="2"/>
   </w:num>
-  <w:num w:numId="23">
-    <w:abstractNumId w:val="3"/>
+  <w:num w:numId="41">
+    <w:abstractNumId w:val="2"/>
   </w:num>
-  <w:num w:numId="24">
-    <w:abstractNumId w:val="3"/>
+  <w:num w:numId="42">
+    <w:abstractNumId w:val="2"/>
   </w:num>
 </w:numbering>
 </file>

--- a/docs/SocialNEURON_MCA401_Report.docx
+++ b/docs/SocialNEURON_MCA401_Report.docx
@@ -3322,6 +3322,76 @@
           <w:tcPr>
             <w:tcW w:w="1992" w:type="dxa"/>
             <w:tcBorders>
+              <w:left w:val="single" w:sz="2" w:space="0" w:color="AAAAAA"/>
+              <w:bottom w:val="single" w:sz="2" w:space="0" w:color="AAAAAA"/>
+              <w:right w:val="single" w:sz="2" w:space="0" w:color="AAAAAA"/>
+            </w:tcBorders>
+            <w:shd w:color="auto" w:fill="EEF4FB" w:val="clear"/>
+          </w:tcPr>
+          <w:p>
+            <w:pPr>
+              <w:pStyle w:val="Normal"/>
+              <w:widowControl w:val="false"/>
+              <w:rPr/>
+            </w:pPr>
+            <w:r>
+              <w:rPr/>
+              <w:t>3.6</w:t>
+            </w:r>
+          </w:p>
+        </w:tc>
+        <w:tc>
+          <w:tcPr>
+            <w:tcW w:w="5495" w:type="dxa"/>
+            <w:tcBorders>
+              <w:left w:val="single" w:sz="2" w:space="0" w:color="AAAAAA"/>
+              <w:bottom w:val="single" w:sz="2" w:space="0" w:color="AAAAAA"/>
+              <w:right w:val="single" w:sz="2" w:space="0" w:color="AAAAAA"/>
+            </w:tcBorders>
+            <w:shd w:color="auto" w:fill="EEF4FB" w:val="clear"/>
+          </w:tcPr>
+          <w:p>
+            <w:pPr>
+              <w:pStyle w:val="Normal"/>
+              <w:widowControl w:val="false"/>
+              <w:rPr/>
+            </w:pPr>
+            <w:r>
+              <w:rPr/>
+              <w:t>Sequence Diagram</w:t>
+            </w:r>
+          </w:p>
+        </w:tc>
+        <w:tc>
+          <w:tcPr>
+            <w:tcW w:w="1527" w:type="dxa"/>
+            <w:tcBorders>
+              <w:left w:val="single" w:sz="2" w:space="0" w:color="AAAAAA"/>
+              <w:bottom w:val="single" w:sz="2" w:space="0" w:color="AAAAAA"/>
+              <w:right w:val="single" w:sz="2" w:space="0" w:color="AAAAAA"/>
+            </w:tcBorders>
+            <w:shd w:color="auto" w:fill="EEF4FB" w:val="clear"/>
+          </w:tcPr>
+          <w:p>
+            <w:pPr>
+              <w:pStyle w:val="Normal"/>
+              <w:widowControl w:val="false"/>
+              <w:rPr/>
+            </w:pPr>
+            <w:r>
+              <w:rPr/>
+            </w:r>
+          </w:p>
+        </w:tc>
+      </w:tr>
+      <w:tr>
+        <w:trPr>
+          <w:trHeight w:val="279" w:hRule="atLeast"/>
+        </w:trPr>
+        <w:tc>
+          <w:tcPr>
+            <w:tcW w:w="1992" w:type="dxa"/>
+            <w:tcBorders>
               <w:top w:val="single" w:sz="2" w:space="0" w:color="AAAAAA"/>
               <w:left w:val="single" w:sz="2" w:space="0" w:color="AAAAAA"/>
               <w:bottom w:val="single" w:sz="2" w:space="0" w:color="AAAAAA"/>
@@ -3340,7 +3410,7 @@
                 <w:sz w:val="22"/>
                 <w:szCs w:val="22"/>
               </w:rPr>
-              <w:t>3.6</w:t>
+              <w:t>3.7</w:t>
             </w:r>
           </w:p>
         </w:tc>
@@ -8574,7 +8644,7 @@
       <w:r>
         <w:rPr/>
         <w:drawing>
-          <wp:anchor behindDoc="0" distT="0" distB="0" distL="0" distR="0" simplePos="0" locked="0" layoutInCell="0" allowOverlap="1" relativeHeight="21">
+          <wp:anchor behindDoc="0" distT="0" distB="0" distL="0" distR="0" simplePos="0" locked="0" layoutInCell="0" allowOverlap="1" relativeHeight="14">
             <wp:simplePos x="0" y="0"/>
             <wp:positionH relativeFrom="column">
               <wp:align>center</wp:align>
@@ -8760,7 +8830,7 @@
           <w:szCs w:val="28"/>
         </w:rPr>
         <w:drawing>
-          <wp:anchor behindDoc="0" distT="0" distB="0" distL="0" distR="0" simplePos="0" locked="0" layoutInCell="0" allowOverlap="1" relativeHeight="23">
+          <wp:anchor behindDoc="0" distT="0" distB="0" distL="0" distR="0" simplePos="0" locked="0" layoutInCell="0" allowOverlap="1" relativeHeight="16">
             <wp:simplePos x="0" y="0"/>
             <wp:positionH relativeFrom="column">
               <wp:align>center</wp:align>
@@ -9697,7 +9767,7 @@
           <w:szCs w:val="28"/>
         </w:rPr>
         <w:drawing>
-          <wp:anchor behindDoc="0" distT="0" distB="0" distL="0" distR="0" simplePos="0" locked="0" layoutInCell="0" allowOverlap="1" relativeHeight="24">
+          <wp:anchor behindDoc="0" distT="0" distB="0" distL="0" distR="0" simplePos="0" locked="0" layoutInCell="0" allowOverlap="1" relativeHeight="17">
             <wp:simplePos x="0" y="0"/>
             <wp:positionH relativeFrom="column">
               <wp:align>center</wp:align>
@@ -9938,7 +10008,7 @@
           <w:szCs w:val="28"/>
         </w:rPr>
         <w:drawing>
-          <wp:anchor behindDoc="0" distT="0" distB="0" distL="0" distR="0" simplePos="0" locked="0" layoutInCell="0" allowOverlap="1" relativeHeight="25">
+          <wp:anchor behindDoc="0" distT="0" distB="0" distL="0" distR="0" simplePos="0" locked="0" layoutInCell="0" allowOverlap="1" relativeHeight="18">
             <wp:simplePos x="0" y="0"/>
             <wp:positionH relativeFrom="column">
               <wp:posOffset>-384175</wp:posOffset>
@@ -10265,7 +10335,7 @@
           <w:szCs w:val="28"/>
         </w:rPr>
         <w:drawing>
-          <wp:anchor behindDoc="0" distT="0" distB="0" distL="0" distR="0" simplePos="0" locked="0" layoutInCell="0" allowOverlap="1" relativeHeight="26">
+          <wp:anchor behindDoc="0" distT="0" distB="0" distL="0" distR="0" simplePos="0" locked="0" layoutInCell="0" allowOverlap="1" relativeHeight="19">
             <wp:simplePos x="0" y="0"/>
             <wp:positionH relativeFrom="column">
               <wp:posOffset>-370840</wp:posOffset>
@@ -10537,7 +10607,7 @@
           <w:szCs w:val="28"/>
         </w:rPr>
         <w:drawing>
-          <wp:anchor behindDoc="0" distT="0" distB="0" distL="0" distR="0" simplePos="0" locked="0" layoutInCell="0" allowOverlap="1" relativeHeight="27">
+          <wp:anchor behindDoc="0" distT="0" distB="0" distL="0" distR="0" simplePos="0" locked="0" layoutInCell="0" allowOverlap="1" relativeHeight="20">
             <wp:simplePos x="0" y="0"/>
             <wp:positionH relativeFrom="column">
               <wp:posOffset>-313690</wp:posOffset>
@@ -14712,44 +14782,16 @@
           <w:sz w:val="22"/>
           <w:szCs w:val="22"/>
         </w:rPr>
-      </w:r>
-    </w:p>
-    <w:p>
-      <w:pPr>
-        <w:pStyle w:val="Normal"/>
-        <w:pBdr>
-          <w:top w:val="single" w:sz="2" w:space="0" w:color="CCCCCC"/>
-          <w:bottom w:val="single" w:sz="2" w:space="0" w:color="CCCCCC"/>
-        </w:pBdr>
-        <w:spacing w:before="200" w:after="100"/>
-        <w:jc w:val="center"/>
-        <w:rPr>
-          <w:i/>
-          <w:i/>
-          <w:iCs/>
-          <w:color w:val="555555"/>
-          <w:sz w:val="22"/>
-          <w:szCs w:val="22"/>
-        </w:rPr>
-      </w:pPr>
-      <w:r>
-        <w:rPr>
-          <w:i/>
-          <w:iCs/>
-          <w:color w:val="555555"/>
-          <w:sz w:val="22"/>
-          <w:szCs w:val="22"/>
-        </w:rPr>
         <w:drawing>
-          <wp:anchor behindDoc="0" distT="0" distB="0" distL="0" distR="0" simplePos="0" locked="0" layoutInCell="0" allowOverlap="1" relativeHeight="12">
+          <wp:anchor behindDoc="0" distT="0" distB="0" distL="0" distR="0" simplePos="0" locked="0" layoutInCell="0" allowOverlap="1" relativeHeight="22">
             <wp:simplePos x="0" y="0"/>
             <wp:positionH relativeFrom="column">
-              <wp:align>center</wp:align>
+              <wp:posOffset>-472440</wp:posOffset>
             </wp:positionH>
             <wp:positionV relativeFrom="paragraph">
               <wp:posOffset>635</wp:posOffset>
             </wp:positionV>
-            <wp:extent cx="6232525" cy="2571750"/>
+            <wp:extent cx="6306820" cy="2616200"/>
             <wp:effectExtent l="0" t="0" r="0" b="0"/>
             <wp:wrapSquare wrapText="largest"/>
             <wp:docPr id="17" name="Image11" descr=""/>
@@ -14774,7 +14816,7 @@
                   <pic:spPr bwMode="auto">
                     <a:xfrm>
                       <a:off x="0" y="0"/>
-                      <a:ext cx="6232525" cy="2571750"/>
+                      <a:ext cx="6306820" cy="2616200"/>
                     </a:xfrm>
                     <a:prstGeom prst="rect">
                       <a:avLst/>
@@ -14796,17 +14838,23 @@
         </w:pBdr>
         <w:spacing w:before="200" w:after="100"/>
         <w:jc w:val="center"/>
-        <w:rPr/>
-      </w:pPr>
-      <w:r>
-        <w:rPr>
+        <w:rPr>
+          <w:i/>
           <w:i/>
           <w:iCs/>
           <w:color w:val="555555"/>
           <w:sz w:val="22"/>
           <w:szCs w:val="22"/>
         </w:rPr>
-        <w:t>[Figure 5.5: Dashboard]</w:t>
+      </w:pPr>
+      <w:r>
+        <w:rPr>
+          <w:i/>
+          <w:iCs/>
+          <w:color w:val="555555"/>
+          <w:sz w:val="22"/>
+          <w:szCs w:val="22"/>
+        </w:rPr>
       </w:r>
     </w:p>
     <w:p>
@@ -14818,23 +14866,17 @@
         </w:pBdr>
         <w:spacing w:before="200" w:after="100"/>
         <w:jc w:val="center"/>
-        <w:rPr>
-          <w:i/>
+        <w:rPr/>
+      </w:pPr>
+      <w:r>
+        <w:rPr>
           <w:i/>
           <w:iCs/>
           <w:color w:val="555555"/>
           <w:sz w:val="22"/>
           <w:szCs w:val="22"/>
         </w:rPr>
-      </w:pPr>
-      <w:r>
-        <w:rPr>
-          <w:i/>
-          <w:iCs/>
-          <w:color w:val="555555"/>
-          <w:sz w:val="22"/>
-          <w:szCs w:val="22"/>
-        </w:rPr>
+        <w:t>[Figure 5.5: Dashboard]</w:t>
       </w:r>
     </w:p>
     <w:p>
@@ -15032,15 +15074,15 @@
           <w:szCs w:val="22"/>
         </w:rPr>
         <w:drawing>
-          <wp:anchor behindDoc="0" distT="0" distB="0" distL="0" distR="0" simplePos="0" locked="0" layoutInCell="0" allowOverlap="1" relativeHeight="13">
+          <wp:anchor behindDoc="0" distT="0" distB="0" distL="0" distR="0" simplePos="0" locked="0" layoutInCell="0" allowOverlap="1" relativeHeight="23">
             <wp:simplePos x="0" y="0"/>
             <wp:positionH relativeFrom="column">
-              <wp:align>center</wp:align>
+              <wp:posOffset>-563880</wp:posOffset>
             </wp:positionH>
             <wp:positionV relativeFrom="paragraph">
-              <wp:posOffset>635</wp:posOffset>
+              <wp:posOffset>76200</wp:posOffset>
             </wp:positionV>
-            <wp:extent cx="6467475" cy="2668905"/>
+            <wp:extent cx="6356985" cy="2637155"/>
             <wp:effectExtent l="0" t="0" r="0" b="0"/>
             <wp:wrapSquare wrapText="largest"/>
             <wp:docPr id="18" name="Image12" descr=""/>
@@ -15065,7 +15107,7 @@
                   <pic:spPr bwMode="auto">
                     <a:xfrm>
                       <a:off x="0" y="0"/>
-                      <a:ext cx="6467475" cy="2668905"/>
+                      <a:ext cx="6356985" cy="2637155"/>
                     </a:xfrm>
                     <a:prstGeom prst="rect">
                       <a:avLst/>
@@ -15087,17 +15129,23 @@
         </w:pBdr>
         <w:spacing w:before="200" w:after="100"/>
         <w:jc w:val="center"/>
-        <w:rPr/>
-      </w:pPr>
-      <w:r>
-        <w:rPr>
+        <w:rPr>
+          <w:i/>
           <w:i/>
           <w:iCs/>
           <w:color w:val="555555"/>
           <w:sz w:val="22"/>
           <w:szCs w:val="22"/>
         </w:rPr>
-        <w:t>[Figure 5.6: Topic Generator]</w:t>
+      </w:pPr>
+      <w:r>
+        <w:rPr>
+          <w:i/>
+          <w:iCs/>
+          <w:color w:val="555555"/>
+          <w:sz w:val="22"/>
+          <w:szCs w:val="22"/>
+        </w:rPr>
       </w:r>
     </w:p>
     <w:p>
@@ -15109,23 +15157,17 @@
         </w:pBdr>
         <w:spacing w:before="200" w:after="100"/>
         <w:jc w:val="center"/>
-        <w:rPr>
-          <w:i/>
+        <w:rPr/>
+      </w:pPr>
+      <w:r>
+        <w:rPr>
           <w:i/>
           <w:iCs/>
           <w:color w:val="555555"/>
           <w:sz w:val="22"/>
           <w:szCs w:val="22"/>
         </w:rPr>
-      </w:pPr>
-      <w:r>
-        <w:rPr>
-          <w:i/>
-          <w:iCs/>
-          <w:color w:val="555555"/>
-          <w:sz w:val="22"/>
-          <w:szCs w:val="22"/>
-        </w:rPr>
+        <w:t>[Figure 5.6: Topic Generator]</w:t>
       </w:r>
     </w:p>
     <w:p>
@@ -15182,44 +15224,16 @@
           <w:sz w:val="22"/>
           <w:szCs w:val="22"/>
         </w:rPr>
-      </w:r>
-    </w:p>
-    <w:p>
-      <w:pPr>
-        <w:pStyle w:val="Normal"/>
-        <w:pBdr>
-          <w:top w:val="single" w:sz="2" w:space="0" w:color="CCCCCC"/>
-          <w:bottom w:val="single" w:sz="2" w:space="0" w:color="CCCCCC"/>
-        </w:pBdr>
-        <w:spacing w:before="200" w:after="100"/>
-        <w:jc w:val="center"/>
-        <w:rPr>
-          <w:i/>
-          <w:i/>
-          <w:iCs/>
-          <w:color w:val="555555"/>
-          <w:sz w:val="22"/>
-          <w:szCs w:val="22"/>
-        </w:rPr>
-      </w:pPr>
-      <w:r>
-        <w:rPr>
-          <w:i/>
-          <w:iCs/>
-          <w:color w:val="555555"/>
-          <w:sz w:val="22"/>
-          <w:szCs w:val="22"/>
-        </w:rPr>
         <w:drawing>
-          <wp:anchor behindDoc="0" distT="0" distB="0" distL="0" distR="0" simplePos="0" locked="0" layoutInCell="0" allowOverlap="1" relativeHeight="14">
+          <wp:anchor behindDoc="0" distT="0" distB="0" distL="0" distR="0" simplePos="0" locked="0" layoutInCell="0" allowOverlap="1" relativeHeight="24">
             <wp:simplePos x="0" y="0"/>
             <wp:positionH relativeFrom="column">
-              <wp:align>center</wp:align>
+              <wp:posOffset>-490855</wp:posOffset>
             </wp:positionH>
             <wp:positionV relativeFrom="paragraph">
-              <wp:posOffset>635</wp:posOffset>
+              <wp:posOffset>200025</wp:posOffset>
             </wp:positionV>
-            <wp:extent cx="6346825" cy="2618740"/>
+            <wp:extent cx="6381750" cy="2647315"/>
             <wp:effectExtent l="0" t="0" r="0" b="0"/>
             <wp:wrapSquare wrapText="largest"/>
             <wp:docPr id="19" name="Image13" descr=""/>
@@ -15244,7 +15258,7 @@
                   <pic:spPr bwMode="auto">
                     <a:xfrm>
                       <a:off x="0" y="0"/>
-                      <a:ext cx="6346825" cy="2618740"/>
+                      <a:ext cx="6381750" cy="2647315"/>
                     </a:xfrm>
                     <a:prstGeom prst="rect">
                       <a:avLst/>
@@ -15266,17 +15280,23 @@
         </w:pBdr>
         <w:spacing w:before="200" w:after="100"/>
         <w:jc w:val="center"/>
-        <w:rPr/>
-      </w:pPr>
-      <w:r>
-        <w:rPr>
+        <w:rPr>
+          <w:i/>
           <w:i/>
           <w:iCs/>
           <w:color w:val="555555"/>
           <w:sz w:val="22"/>
           <w:szCs w:val="22"/>
         </w:rPr>
-        <w:t>[Figure 5.7: Upload Content Schedule]</w:t>
+      </w:pPr>
+      <w:r>
+        <w:rPr>
+          <w:i/>
+          <w:iCs/>
+          <w:color w:val="555555"/>
+          <w:sz w:val="22"/>
+          <w:szCs w:val="22"/>
+        </w:rPr>
       </w:r>
     </w:p>
     <w:p>
@@ -15316,23 +15336,17 @@
         </w:pBdr>
         <w:spacing w:before="200" w:after="100"/>
         <w:jc w:val="center"/>
-        <w:rPr>
-          <w:i/>
+        <w:rPr/>
+      </w:pPr>
+      <w:r>
+        <w:rPr>
           <w:i/>
           <w:iCs/>
           <w:color w:val="555555"/>
           <w:sz w:val="22"/>
           <w:szCs w:val="22"/>
         </w:rPr>
-      </w:pPr>
-      <w:r>
-        <w:rPr>
-          <w:i/>
-          <w:iCs/>
-          <w:color w:val="555555"/>
-          <w:sz w:val="22"/>
-          <w:szCs w:val="22"/>
-        </w:rPr>
+        <w:t>[Figure 5.7: Upload Content Schedule]</w:t>
       </w:r>
     </w:p>
     <w:p>
@@ -15389,19 +15403,47 @@
           <w:sz w:val="22"/>
           <w:szCs w:val="22"/>
         </w:rPr>
+      </w:r>
+    </w:p>
+    <w:p>
+      <w:pPr>
+        <w:pStyle w:val="Normal"/>
+        <w:pBdr>
+          <w:top w:val="single" w:sz="2" w:space="0" w:color="CCCCCC"/>
+          <w:bottom w:val="single" w:sz="2" w:space="0" w:color="CCCCCC"/>
+        </w:pBdr>
+        <w:spacing w:before="200" w:after="100"/>
+        <w:jc w:val="center"/>
+        <w:rPr>
+          <w:i/>
+          <w:i/>
+          <w:iCs/>
+          <w:color w:val="555555"/>
+          <w:sz w:val="22"/>
+          <w:szCs w:val="22"/>
+        </w:rPr>
+      </w:pPr>
+      <w:r>
+        <w:rPr>
+          <w:i/>
+          <w:iCs/>
+          <w:color w:val="555555"/>
+          <w:sz w:val="22"/>
+          <w:szCs w:val="22"/>
+        </w:rPr>
         <w:drawing>
-          <wp:anchor behindDoc="0" distT="0" distB="0" distL="0" distR="0" simplePos="0" locked="0" layoutInCell="0" allowOverlap="1" relativeHeight="15">
+          <wp:anchor behindDoc="0" distT="0" distB="0" distL="0" distR="0" simplePos="0" locked="0" layoutInCell="0" allowOverlap="1" relativeHeight="25">
             <wp:simplePos x="0" y="0"/>
             <wp:positionH relativeFrom="column">
-              <wp:align>center</wp:align>
+              <wp:posOffset>-385445</wp:posOffset>
             </wp:positionH>
             <wp:positionV relativeFrom="paragraph">
-              <wp:posOffset>635</wp:posOffset>
+              <wp:posOffset>-12065</wp:posOffset>
             </wp:positionV>
-            <wp:extent cx="6242050" cy="2575560"/>
+            <wp:extent cx="6090285" cy="2526030"/>
             <wp:effectExtent l="0" t="0" r="0" b="0"/>
             <wp:wrapSquare wrapText="largest"/>
-            <wp:docPr id="20" name="Image14" descr=""/>
+            <wp:docPr id="20" name="Image26" descr=""/>
             <wp:cNvGraphicFramePr>
               <a:graphicFrameLocks xmlns:a="http://schemas.openxmlformats.org/drawingml/2006/main" noChangeAspect="1"/>
             </wp:cNvGraphicFramePr>
@@ -15409,7 +15451,7 @@
               <a:graphicData uri="http://schemas.openxmlformats.org/drawingml/2006/picture">
                 <pic:pic xmlns:pic="http://schemas.openxmlformats.org/drawingml/2006/picture">
                   <pic:nvPicPr>
-                    <pic:cNvPr id="20" name="Image14" descr=""/>
+                    <pic:cNvPr id="20" name="Image26" descr=""/>
                     <pic:cNvPicPr>
                       <a:picLocks noChangeAspect="1" noChangeArrowheads="1"/>
                     </pic:cNvPicPr>
@@ -15423,7 +15465,7 @@
                   <pic:spPr bwMode="auto">
                     <a:xfrm>
                       <a:off x="0" y="0"/>
-                      <a:ext cx="6242050" cy="2575560"/>
+                      <a:ext cx="6090285" cy="2526030"/>
                     </a:xfrm>
                     <a:prstGeom prst="rect">
                       <a:avLst/>
@@ -15445,17 +15487,23 @@
         </w:pBdr>
         <w:spacing w:before="200" w:after="100"/>
         <w:jc w:val="center"/>
-        <w:rPr/>
-      </w:pPr>
-      <w:r>
-        <w:rPr>
+        <w:rPr>
+          <w:i/>
           <w:i/>
           <w:iCs/>
           <w:color w:val="555555"/>
           <w:sz w:val="22"/>
           <w:szCs w:val="22"/>
         </w:rPr>
-        <w:t>[Figure 5.8: Email Integration]</w:t>
+      </w:pPr>
+      <w:r>
+        <w:rPr>
+          <w:i/>
+          <w:iCs/>
+          <w:color w:val="555555"/>
+          <w:sz w:val="22"/>
+          <w:szCs w:val="22"/>
+        </w:rPr>
       </w:r>
     </w:p>
     <w:p>
@@ -15484,6 +15532,7 @@
           <w:sz w:val="22"/>
           <w:szCs w:val="22"/>
         </w:rPr>
+        <w:t>[Figure 5.8: Content Topics]</w:t>
       </w:r>
     </w:p>
     <w:p>
@@ -15568,19 +15617,47 @@
           <w:sz w:val="22"/>
           <w:szCs w:val="22"/>
         </w:rPr>
+      </w:r>
+    </w:p>
+    <w:p>
+      <w:pPr>
+        <w:pStyle w:val="Normal"/>
+        <w:pBdr>
+          <w:top w:val="single" w:sz="2" w:space="0" w:color="CCCCCC"/>
+          <w:bottom w:val="single" w:sz="2" w:space="0" w:color="CCCCCC"/>
+        </w:pBdr>
+        <w:spacing w:before="200" w:after="100"/>
+        <w:jc w:val="center"/>
+        <w:rPr>
+          <w:i/>
+          <w:i/>
+          <w:iCs/>
+          <w:color w:val="555555"/>
+          <w:sz w:val="22"/>
+          <w:szCs w:val="22"/>
+        </w:rPr>
+      </w:pPr>
+      <w:r>
+        <w:rPr>
+          <w:i/>
+          <w:iCs/>
+          <w:color w:val="555555"/>
+          <w:sz w:val="22"/>
+          <w:szCs w:val="22"/>
+        </w:rPr>
         <w:drawing>
-          <wp:anchor behindDoc="0" distT="0" distB="0" distL="0" distR="0" simplePos="0" locked="0" layoutInCell="0" allowOverlap="1" relativeHeight="16">
+          <wp:anchor behindDoc="0" distT="0" distB="0" distL="0" distR="0" simplePos="0" locked="0" layoutInCell="0" allowOverlap="1" relativeHeight="31">
             <wp:simplePos x="0" y="0"/>
             <wp:positionH relativeFrom="column">
-              <wp:align>center</wp:align>
+              <wp:posOffset>-417830</wp:posOffset>
             </wp:positionH>
             <wp:positionV relativeFrom="paragraph">
-              <wp:posOffset>635</wp:posOffset>
+              <wp:posOffset>8255</wp:posOffset>
             </wp:positionV>
-            <wp:extent cx="6146165" cy="2536190"/>
+            <wp:extent cx="6214745" cy="2578100"/>
             <wp:effectExtent l="0" t="0" r="0" b="0"/>
             <wp:wrapSquare wrapText="largest"/>
-            <wp:docPr id="21" name="Image15" descr=""/>
+            <wp:docPr id="21" name="Image28" descr=""/>
             <wp:cNvGraphicFramePr>
               <a:graphicFrameLocks xmlns:a="http://schemas.openxmlformats.org/drawingml/2006/main" noChangeAspect="1"/>
             </wp:cNvGraphicFramePr>
@@ -15588,7 +15665,7 @@
               <a:graphicData uri="http://schemas.openxmlformats.org/drawingml/2006/picture">
                 <pic:pic xmlns:pic="http://schemas.openxmlformats.org/drawingml/2006/picture">
                   <pic:nvPicPr>
-                    <pic:cNvPr id="21" name="Image15" descr=""/>
+                    <pic:cNvPr id="21" name="Image28" descr=""/>
                     <pic:cNvPicPr>
                       <a:picLocks noChangeAspect="1" noChangeArrowheads="1"/>
                     </pic:cNvPicPr>
@@ -15602,7 +15679,7 @@
                   <pic:spPr bwMode="auto">
                     <a:xfrm>
                       <a:off x="0" y="0"/>
-                      <a:ext cx="6146165" cy="2536190"/>
+                      <a:ext cx="6214745" cy="2578100"/>
                     </a:xfrm>
                     <a:prstGeom prst="rect">
                       <a:avLst/>
@@ -15624,17 +15701,23 @@
         </w:pBdr>
         <w:spacing w:before="200" w:after="100"/>
         <w:jc w:val="center"/>
-        <w:rPr/>
-      </w:pPr>
-      <w:r>
-        <w:rPr>
+        <w:rPr>
+          <w:i/>
           <w:i/>
           <w:iCs/>
           <w:color w:val="555555"/>
           <w:sz w:val="22"/>
           <w:szCs w:val="22"/>
         </w:rPr>
-        <w:t>[Figure 5.9: Content Review Center]</w:t>
+      </w:pPr>
+      <w:r>
+        <w:rPr>
+          <w:i/>
+          <w:iCs/>
+          <w:color w:val="555555"/>
+          <w:sz w:val="22"/>
+          <w:szCs w:val="22"/>
+        </w:rPr>
       </w:r>
     </w:p>
     <w:p>
@@ -15663,6 +15746,7 @@
           <w:sz w:val="22"/>
           <w:szCs w:val="22"/>
         </w:rPr>
+        <w:t>[Figure 5.9: Generated Post]</w:t>
       </w:r>
     </w:p>
     <w:p>
@@ -15804,7 +15888,477 @@
           <w:szCs w:val="22"/>
         </w:rPr>
         <w:drawing>
-          <wp:anchor behindDoc="0" distT="0" distB="0" distL="0" distR="0" simplePos="0" locked="0" layoutInCell="0" allowOverlap="1" relativeHeight="17">
+          <wp:anchor behindDoc="0" distT="0" distB="0" distL="0" distR="0" simplePos="0" locked="0" layoutInCell="0" allowOverlap="1" relativeHeight="26">
+            <wp:simplePos x="0" y="0"/>
+            <wp:positionH relativeFrom="column">
+              <wp:posOffset>-509905</wp:posOffset>
+            </wp:positionH>
+            <wp:positionV relativeFrom="paragraph">
+              <wp:posOffset>-5080</wp:posOffset>
+            </wp:positionV>
+            <wp:extent cx="6335395" cy="2627630"/>
+            <wp:effectExtent l="0" t="0" r="0" b="0"/>
+            <wp:wrapSquare wrapText="largest"/>
+            <wp:docPr id="22" name="Image14" descr=""/>
+            <wp:cNvGraphicFramePr>
+              <a:graphicFrameLocks xmlns:a="http://schemas.openxmlformats.org/drawingml/2006/main" noChangeAspect="1"/>
+            </wp:cNvGraphicFramePr>
+            <a:graphic xmlns:a="http://schemas.openxmlformats.org/drawingml/2006/main">
+              <a:graphicData uri="http://schemas.openxmlformats.org/drawingml/2006/picture">
+                <pic:pic xmlns:pic="http://schemas.openxmlformats.org/drawingml/2006/picture">
+                  <pic:nvPicPr>
+                    <pic:cNvPr id="22" name="Image14" descr=""/>
+                    <pic:cNvPicPr>
+                      <a:picLocks noChangeAspect="1" noChangeArrowheads="1"/>
+                    </pic:cNvPicPr>
+                  </pic:nvPicPr>
+                  <pic:blipFill>
+                    <a:blip r:embed="rId23"/>
+                    <a:stretch>
+                      <a:fillRect/>
+                    </a:stretch>
+                  </pic:blipFill>
+                  <pic:spPr bwMode="auto">
+                    <a:xfrm>
+                      <a:off x="0" y="0"/>
+                      <a:ext cx="6335395" cy="2627630"/>
+                    </a:xfrm>
+                    <a:prstGeom prst="rect">
+                      <a:avLst/>
+                    </a:prstGeom>
+                  </pic:spPr>
+                </pic:pic>
+              </a:graphicData>
+            </a:graphic>
+          </wp:anchor>
+        </w:drawing>
+      </w:r>
+    </w:p>
+    <w:p>
+      <w:pPr>
+        <w:pStyle w:val="Normal"/>
+        <w:pBdr>
+          <w:top w:val="single" w:sz="2" w:space="0" w:color="CCCCCC"/>
+          <w:bottom w:val="single" w:sz="2" w:space="0" w:color="CCCCCC"/>
+        </w:pBdr>
+        <w:spacing w:before="200" w:after="100"/>
+        <w:jc w:val="center"/>
+        <w:rPr>
+          <w:i/>
+          <w:i/>
+          <w:iCs/>
+          <w:color w:val="555555"/>
+          <w:sz w:val="22"/>
+          <w:szCs w:val="22"/>
+        </w:rPr>
+      </w:pPr>
+      <w:r>
+        <w:rPr>
+          <w:i/>
+          <w:iCs/>
+          <w:color w:val="555555"/>
+          <w:sz w:val="22"/>
+          <w:szCs w:val="22"/>
+        </w:rPr>
+      </w:r>
+    </w:p>
+    <w:p>
+      <w:pPr>
+        <w:pStyle w:val="Normal"/>
+        <w:pBdr>
+          <w:top w:val="single" w:sz="2" w:space="0" w:color="CCCCCC"/>
+          <w:bottom w:val="single" w:sz="2" w:space="0" w:color="CCCCCC"/>
+        </w:pBdr>
+        <w:spacing w:before="200" w:after="100"/>
+        <w:jc w:val="center"/>
+        <w:rPr>
+          <w:i/>
+          <w:i/>
+          <w:iCs/>
+          <w:color w:val="555555"/>
+          <w:sz w:val="22"/>
+          <w:szCs w:val="22"/>
+        </w:rPr>
+      </w:pPr>
+      <w:r>
+        <w:rPr>
+          <w:i/>
+          <w:iCs/>
+          <w:color w:val="555555"/>
+          <w:sz w:val="22"/>
+          <w:szCs w:val="22"/>
+        </w:rPr>
+      </w:r>
+    </w:p>
+    <w:p>
+      <w:pPr>
+        <w:pStyle w:val="Normal"/>
+        <w:pBdr>
+          <w:top w:val="single" w:sz="2" w:space="0" w:color="CCCCCC"/>
+          <w:bottom w:val="single" w:sz="2" w:space="0" w:color="CCCCCC"/>
+        </w:pBdr>
+        <w:spacing w:before="200" w:after="100"/>
+        <w:jc w:val="center"/>
+        <w:rPr/>
+      </w:pPr>
+      <w:r>
+        <w:rPr>
+          <w:i/>
+          <w:iCs/>
+          <w:color w:val="555555"/>
+          <w:sz w:val="22"/>
+          <w:szCs w:val="22"/>
+        </w:rPr>
+        <w:t>[Figure 5.10: Email Integration]</w:t>
+      </w:r>
+    </w:p>
+    <w:p>
+      <w:pPr>
+        <w:pStyle w:val="Normal"/>
+        <w:pBdr>
+          <w:top w:val="single" w:sz="2" w:space="0" w:color="CCCCCC"/>
+          <w:bottom w:val="single" w:sz="2" w:space="0" w:color="CCCCCC"/>
+        </w:pBdr>
+        <w:spacing w:before="200" w:after="100"/>
+        <w:jc w:val="center"/>
+        <w:rPr>
+          <w:i/>
+          <w:i/>
+          <w:iCs/>
+          <w:color w:val="555555"/>
+          <w:sz w:val="22"/>
+          <w:szCs w:val="22"/>
+        </w:rPr>
+      </w:pPr>
+      <w:r>
+        <w:rPr>
+          <w:i/>
+          <w:iCs/>
+          <w:color w:val="555555"/>
+          <w:sz w:val="22"/>
+          <w:szCs w:val="22"/>
+        </w:rPr>
+      </w:r>
+    </w:p>
+    <w:p>
+      <w:pPr>
+        <w:pStyle w:val="Normal"/>
+        <w:pBdr>
+          <w:top w:val="single" w:sz="2" w:space="0" w:color="CCCCCC"/>
+          <w:bottom w:val="single" w:sz="2" w:space="0" w:color="CCCCCC"/>
+        </w:pBdr>
+        <w:spacing w:before="200" w:after="100"/>
+        <w:jc w:val="center"/>
+        <w:rPr>
+          <w:i/>
+          <w:i/>
+          <w:iCs/>
+          <w:color w:val="555555"/>
+          <w:sz w:val="22"/>
+          <w:szCs w:val="22"/>
+        </w:rPr>
+      </w:pPr>
+      <w:r>
+        <w:rPr>
+          <w:i/>
+          <w:iCs/>
+          <w:color w:val="555555"/>
+          <w:sz w:val="22"/>
+          <w:szCs w:val="22"/>
+        </w:rPr>
+      </w:r>
+    </w:p>
+    <w:p>
+      <w:pPr>
+        <w:pStyle w:val="Normal"/>
+        <w:pBdr>
+          <w:top w:val="single" w:sz="2" w:space="0" w:color="CCCCCC"/>
+          <w:bottom w:val="single" w:sz="2" w:space="0" w:color="CCCCCC"/>
+        </w:pBdr>
+        <w:spacing w:before="200" w:after="100"/>
+        <w:jc w:val="center"/>
+        <w:rPr>
+          <w:i/>
+          <w:i/>
+          <w:iCs/>
+          <w:color w:val="555555"/>
+          <w:sz w:val="22"/>
+          <w:szCs w:val="22"/>
+        </w:rPr>
+      </w:pPr>
+      <w:r>
+        <w:rPr>
+          <w:i/>
+          <w:iCs/>
+          <w:color w:val="555555"/>
+          <w:sz w:val="22"/>
+          <w:szCs w:val="22"/>
+        </w:rPr>
+        <w:drawing>
+          <wp:anchor behindDoc="0" distT="0" distB="0" distL="0" distR="0" simplePos="0" locked="0" layoutInCell="0" allowOverlap="1" relativeHeight="27">
+            <wp:simplePos x="0" y="0"/>
+            <wp:positionH relativeFrom="column">
+              <wp:posOffset>-473710</wp:posOffset>
+            </wp:positionH>
+            <wp:positionV relativeFrom="paragraph">
+              <wp:posOffset>635</wp:posOffset>
+            </wp:positionV>
+            <wp:extent cx="6252210" cy="2593340"/>
+            <wp:effectExtent l="0" t="0" r="0" b="0"/>
+            <wp:wrapSquare wrapText="largest"/>
+            <wp:docPr id="23" name="Image15" descr=""/>
+            <wp:cNvGraphicFramePr>
+              <a:graphicFrameLocks xmlns:a="http://schemas.openxmlformats.org/drawingml/2006/main" noChangeAspect="1"/>
+            </wp:cNvGraphicFramePr>
+            <a:graphic xmlns:a="http://schemas.openxmlformats.org/drawingml/2006/main">
+              <a:graphicData uri="http://schemas.openxmlformats.org/drawingml/2006/picture">
+                <pic:pic xmlns:pic="http://schemas.openxmlformats.org/drawingml/2006/picture">
+                  <pic:nvPicPr>
+                    <pic:cNvPr id="23" name="Image15" descr=""/>
+                    <pic:cNvPicPr>
+                      <a:picLocks noChangeAspect="1" noChangeArrowheads="1"/>
+                    </pic:cNvPicPr>
+                  </pic:nvPicPr>
+                  <pic:blipFill>
+                    <a:blip r:embed="rId24"/>
+                    <a:stretch>
+                      <a:fillRect/>
+                    </a:stretch>
+                  </pic:blipFill>
+                  <pic:spPr bwMode="auto">
+                    <a:xfrm>
+                      <a:off x="0" y="0"/>
+                      <a:ext cx="6252210" cy="2593340"/>
+                    </a:xfrm>
+                    <a:prstGeom prst="rect">
+                      <a:avLst/>
+                    </a:prstGeom>
+                  </pic:spPr>
+                </pic:pic>
+              </a:graphicData>
+            </a:graphic>
+          </wp:anchor>
+        </w:drawing>
+      </w:r>
+    </w:p>
+    <w:p>
+      <w:pPr>
+        <w:pStyle w:val="Normal"/>
+        <w:pBdr>
+          <w:top w:val="single" w:sz="2" w:space="0" w:color="CCCCCC"/>
+          <w:bottom w:val="single" w:sz="2" w:space="0" w:color="CCCCCC"/>
+        </w:pBdr>
+        <w:spacing w:before="200" w:after="100"/>
+        <w:jc w:val="center"/>
+        <w:rPr>
+          <w:i/>
+          <w:i/>
+          <w:iCs/>
+          <w:color w:val="555555"/>
+          <w:sz w:val="22"/>
+          <w:szCs w:val="22"/>
+        </w:rPr>
+      </w:pPr>
+      <w:r>
+        <w:rPr>
+          <w:i/>
+          <w:iCs/>
+          <w:color w:val="555555"/>
+          <w:sz w:val="22"/>
+          <w:szCs w:val="22"/>
+        </w:rPr>
+      </w:r>
+    </w:p>
+    <w:p>
+      <w:pPr>
+        <w:pStyle w:val="Normal"/>
+        <w:pBdr>
+          <w:top w:val="single" w:sz="2" w:space="0" w:color="CCCCCC"/>
+          <w:bottom w:val="single" w:sz="2" w:space="0" w:color="CCCCCC"/>
+        </w:pBdr>
+        <w:spacing w:before="200" w:after="100"/>
+        <w:jc w:val="center"/>
+        <w:rPr/>
+      </w:pPr>
+      <w:r>
+        <w:rPr>
+          <w:i/>
+          <w:iCs/>
+          <w:color w:val="555555"/>
+          <w:sz w:val="22"/>
+          <w:szCs w:val="22"/>
+        </w:rPr>
+        <w:t>[Figure 5.11: Content Review Center]</w:t>
+      </w:r>
+    </w:p>
+    <w:p>
+      <w:pPr>
+        <w:pStyle w:val="Normal"/>
+        <w:pBdr>
+          <w:top w:val="single" w:sz="2" w:space="0" w:color="CCCCCC"/>
+          <w:bottom w:val="single" w:sz="2" w:space="0" w:color="CCCCCC"/>
+        </w:pBdr>
+        <w:spacing w:before="200" w:after="100"/>
+        <w:jc w:val="center"/>
+        <w:rPr>
+          <w:i/>
+          <w:i/>
+          <w:iCs/>
+          <w:color w:val="555555"/>
+          <w:sz w:val="22"/>
+          <w:szCs w:val="22"/>
+        </w:rPr>
+      </w:pPr>
+      <w:r>
+        <w:rPr>
+          <w:i/>
+          <w:iCs/>
+          <w:color w:val="555555"/>
+          <w:sz w:val="22"/>
+          <w:szCs w:val="22"/>
+        </w:rPr>
+      </w:r>
+    </w:p>
+    <w:p>
+      <w:pPr>
+        <w:pStyle w:val="Normal"/>
+        <w:pBdr>
+          <w:top w:val="single" w:sz="2" w:space="0" w:color="CCCCCC"/>
+          <w:bottom w:val="single" w:sz="2" w:space="0" w:color="CCCCCC"/>
+        </w:pBdr>
+        <w:spacing w:before="200" w:after="100"/>
+        <w:jc w:val="center"/>
+        <w:rPr>
+          <w:i/>
+          <w:i/>
+          <w:iCs/>
+          <w:color w:val="555555"/>
+          <w:sz w:val="22"/>
+          <w:szCs w:val="22"/>
+        </w:rPr>
+      </w:pPr>
+      <w:r>
+        <w:rPr>
+          <w:i/>
+          <w:iCs/>
+          <w:color w:val="555555"/>
+          <w:sz w:val="22"/>
+          <w:szCs w:val="22"/>
+        </w:rPr>
+      </w:r>
+    </w:p>
+    <w:p>
+      <w:pPr>
+        <w:pStyle w:val="Normal"/>
+        <w:pBdr>
+          <w:top w:val="single" w:sz="2" w:space="0" w:color="CCCCCC"/>
+          <w:bottom w:val="single" w:sz="2" w:space="0" w:color="CCCCCC"/>
+        </w:pBdr>
+        <w:spacing w:before="200" w:after="100"/>
+        <w:jc w:val="center"/>
+        <w:rPr>
+          <w:i/>
+          <w:i/>
+          <w:iCs/>
+          <w:color w:val="555555"/>
+          <w:sz w:val="22"/>
+          <w:szCs w:val="22"/>
+        </w:rPr>
+      </w:pPr>
+      <w:r>
+        <w:rPr>
+          <w:i/>
+          <w:iCs/>
+          <w:color w:val="555555"/>
+          <w:sz w:val="22"/>
+          <w:szCs w:val="22"/>
+        </w:rPr>
+      </w:r>
+    </w:p>
+    <w:p>
+      <w:pPr>
+        <w:pStyle w:val="Normal"/>
+        <w:pBdr>
+          <w:top w:val="single" w:sz="2" w:space="0" w:color="CCCCCC"/>
+          <w:bottom w:val="single" w:sz="2" w:space="0" w:color="CCCCCC"/>
+        </w:pBdr>
+        <w:spacing w:before="200" w:after="100"/>
+        <w:jc w:val="center"/>
+        <w:rPr>
+          <w:i/>
+          <w:i/>
+          <w:iCs/>
+          <w:color w:val="555555"/>
+          <w:sz w:val="22"/>
+          <w:szCs w:val="22"/>
+        </w:rPr>
+      </w:pPr>
+      <w:r>
+        <w:rPr>
+          <w:i/>
+          <w:iCs/>
+          <w:color w:val="555555"/>
+          <w:sz w:val="22"/>
+          <w:szCs w:val="22"/>
+        </w:rPr>
+      </w:r>
+    </w:p>
+    <w:p>
+      <w:pPr>
+        <w:pStyle w:val="Normal"/>
+        <w:pBdr>
+          <w:top w:val="single" w:sz="2" w:space="0" w:color="CCCCCC"/>
+          <w:bottom w:val="single" w:sz="2" w:space="0" w:color="CCCCCC"/>
+        </w:pBdr>
+        <w:spacing w:before="200" w:after="100"/>
+        <w:jc w:val="center"/>
+        <w:rPr>
+          <w:i/>
+          <w:i/>
+          <w:iCs/>
+          <w:color w:val="555555"/>
+          <w:sz w:val="22"/>
+          <w:szCs w:val="22"/>
+        </w:rPr>
+      </w:pPr>
+      <w:r>
+        <w:rPr>
+          <w:i/>
+          <w:iCs/>
+          <w:color w:val="555555"/>
+          <w:sz w:val="22"/>
+          <w:szCs w:val="22"/>
+        </w:rPr>
+      </w:r>
+    </w:p>
+    <w:p>
+      <w:pPr>
+        <w:pStyle w:val="Normal"/>
+        <w:pBdr>
+          <w:top w:val="single" w:sz="2" w:space="0" w:color="CCCCCC"/>
+          <w:bottom w:val="single" w:sz="2" w:space="0" w:color="CCCCCC"/>
+        </w:pBdr>
+        <w:spacing w:before="200" w:after="100"/>
+        <w:jc w:val="center"/>
+        <w:rPr>
+          <w:i/>
+          <w:i/>
+          <w:iCs/>
+          <w:color w:val="555555"/>
+          <w:sz w:val="22"/>
+          <w:szCs w:val="22"/>
+        </w:rPr>
+      </w:pPr>
+      <w:r>
+        <w:rPr>
+          <w:i/>
+          <w:iCs/>
+          <w:color w:val="555555"/>
+          <w:sz w:val="22"/>
+          <w:szCs w:val="22"/>
+        </w:rPr>
+        <w:drawing>
+          <wp:anchor behindDoc="0" distT="0" distB="0" distL="0" distR="0" simplePos="0" locked="0" layoutInCell="0" allowOverlap="1" relativeHeight="12">
             <wp:simplePos x="0" y="0"/>
             <wp:positionH relativeFrom="column">
               <wp:align>center</wp:align>
@@ -15815,7 +16369,7 @@
             <wp:extent cx="6380480" cy="2632710"/>
             <wp:effectExtent l="0" t="0" r="0" b="0"/>
             <wp:wrapSquare wrapText="largest"/>
-            <wp:docPr id="22" name="Image16" descr=""/>
+            <wp:docPr id="24" name="Image16" descr=""/>
             <wp:cNvGraphicFramePr>
               <a:graphicFrameLocks xmlns:a="http://schemas.openxmlformats.org/drawingml/2006/main" noChangeAspect="1"/>
             </wp:cNvGraphicFramePr>
@@ -15823,13 +16377,13 @@
               <a:graphicData uri="http://schemas.openxmlformats.org/drawingml/2006/picture">
                 <pic:pic xmlns:pic="http://schemas.openxmlformats.org/drawingml/2006/picture">
                   <pic:nvPicPr>
-                    <pic:cNvPr id="22" name="Image16" descr=""/>
+                    <pic:cNvPr id="24" name="Image16" descr=""/>
                     <pic:cNvPicPr>
                       <a:picLocks noChangeAspect="1" noChangeArrowheads="1"/>
                     </pic:cNvPicPr>
                   </pic:nvPicPr>
                   <pic:blipFill>
-                    <a:blip r:embed="rId23"/>
+                    <a:blip r:embed="rId25"/>
                     <a:stretch>
                       <a:fillRect/>
                     </a:stretch>
@@ -15869,7 +16423,7 @@
           <w:sz w:val="22"/>
           <w:szCs w:val="22"/>
         </w:rPr>
-        <w:t>[Figure 5.10: Published History]</w:t>
+        <w:t>[Figure 5.12: Published History]</w:t>
       </w:r>
     </w:p>
     <w:p>
@@ -15955,18 +16509,18 @@
           <w:szCs w:val="22"/>
         </w:rPr>
         <w:drawing>
-          <wp:anchor behindDoc="0" distT="0" distB="0" distL="0" distR="0" simplePos="0" locked="0" layoutInCell="0" allowOverlap="1" relativeHeight="18">
+          <wp:anchor behindDoc="0" distT="0" distB="0" distL="0" distR="0" simplePos="0" locked="0" layoutInCell="0" allowOverlap="1" relativeHeight="28">
             <wp:simplePos x="0" y="0"/>
             <wp:positionH relativeFrom="column">
-              <wp:align>center</wp:align>
+              <wp:posOffset>-397510</wp:posOffset>
             </wp:positionH>
             <wp:positionV relativeFrom="paragraph">
-              <wp:posOffset>635</wp:posOffset>
+              <wp:posOffset>114300</wp:posOffset>
             </wp:positionV>
-            <wp:extent cx="6139815" cy="2533650"/>
+            <wp:extent cx="6137910" cy="2864485"/>
             <wp:effectExtent l="0" t="0" r="0" b="0"/>
             <wp:wrapSquare wrapText="largest"/>
-            <wp:docPr id="23" name="Image17" descr=""/>
+            <wp:docPr id="25" name="Image17" descr=""/>
             <wp:cNvGraphicFramePr>
               <a:graphicFrameLocks xmlns:a="http://schemas.openxmlformats.org/drawingml/2006/main" noChangeAspect="1"/>
             </wp:cNvGraphicFramePr>
@@ -15974,393 +16528,7 @@
               <a:graphicData uri="http://schemas.openxmlformats.org/drawingml/2006/picture">
                 <pic:pic xmlns:pic="http://schemas.openxmlformats.org/drawingml/2006/picture">
                   <pic:nvPicPr>
-                    <pic:cNvPr id="23" name="Image17" descr=""/>
-                    <pic:cNvPicPr>
-                      <a:picLocks noChangeAspect="1" noChangeArrowheads="1"/>
-                    </pic:cNvPicPr>
-                  </pic:nvPicPr>
-                  <pic:blipFill>
-                    <a:blip r:embed="rId24"/>
-                    <a:stretch>
-                      <a:fillRect/>
-                    </a:stretch>
-                  </pic:blipFill>
-                  <pic:spPr bwMode="auto">
-                    <a:xfrm>
-                      <a:off x="0" y="0"/>
-                      <a:ext cx="6139815" cy="2533650"/>
-                    </a:xfrm>
-                    <a:prstGeom prst="rect">
-                      <a:avLst/>
-                    </a:prstGeom>
-                  </pic:spPr>
-                </pic:pic>
-              </a:graphicData>
-            </a:graphic>
-          </wp:anchor>
-        </w:drawing>
-      </w:r>
-    </w:p>
-    <w:p>
-      <w:pPr>
-        <w:pStyle w:val="Normal"/>
-        <w:pBdr>
-          <w:top w:val="single" w:sz="2" w:space="0" w:color="CCCCCC"/>
-          <w:bottom w:val="single" w:sz="2" w:space="0" w:color="CCCCCC"/>
-        </w:pBdr>
-        <w:spacing w:before="200" w:after="100"/>
-        <w:jc w:val="center"/>
-        <w:rPr/>
-      </w:pPr>
-      <w:r>
-        <w:rPr>
-          <w:i/>
-          <w:iCs/>
-          <w:color w:val="555555"/>
-          <w:sz w:val="22"/>
-          <w:szCs w:val="22"/>
-        </w:rPr>
-        <w:t>[Figure 5.11: Custom Topic]</w:t>
-      </w:r>
-    </w:p>
-    <w:p>
-      <w:pPr>
-        <w:pStyle w:val="Normal"/>
-        <w:pBdr>
-          <w:top w:val="single" w:sz="2" w:space="0" w:color="CCCCCC"/>
-          <w:bottom w:val="single" w:sz="2" w:space="0" w:color="CCCCCC"/>
-        </w:pBdr>
-        <w:spacing w:before="200" w:after="100"/>
-        <w:jc w:val="center"/>
-        <w:rPr>
-          <w:i/>
-          <w:i/>
-          <w:iCs/>
-          <w:color w:val="555555"/>
-          <w:sz w:val="22"/>
-          <w:szCs w:val="22"/>
-        </w:rPr>
-      </w:pPr>
-      <w:r>
-        <w:rPr>
-          <w:i/>
-          <w:iCs/>
-          <w:color w:val="555555"/>
-          <w:sz w:val="22"/>
-          <w:szCs w:val="22"/>
-        </w:rPr>
-      </w:r>
-    </w:p>
-    <w:p>
-      <w:pPr>
-        <w:pStyle w:val="Normal"/>
-        <w:pBdr>
-          <w:top w:val="single" w:sz="2" w:space="0" w:color="CCCCCC"/>
-          <w:bottom w:val="single" w:sz="2" w:space="0" w:color="CCCCCC"/>
-        </w:pBdr>
-        <w:spacing w:before="200" w:after="100"/>
-        <w:jc w:val="center"/>
-        <w:rPr>
-          <w:i/>
-          <w:i/>
-          <w:iCs/>
-          <w:color w:val="555555"/>
-          <w:sz w:val="22"/>
-          <w:szCs w:val="22"/>
-        </w:rPr>
-      </w:pPr>
-      <w:r>
-        <w:rPr>
-          <w:i/>
-          <w:iCs/>
-          <w:color w:val="555555"/>
-          <w:sz w:val="22"/>
-          <w:szCs w:val="22"/>
-        </w:rPr>
-      </w:r>
-    </w:p>
-    <w:p>
-      <w:pPr>
-        <w:pStyle w:val="Normal"/>
-        <w:pBdr>
-          <w:top w:val="single" w:sz="2" w:space="0" w:color="CCCCCC"/>
-          <w:bottom w:val="single" w:sz="2" w:space="0" w:color="CCCCCC"/>
-        </w:pBdr>
-        <w:spacing w:before="200" w:after="100"/>
-        <w:jc w:val="center"/>
-        <w:rPr>
-          <w:i/>
-          <w:i/>
-          <w:iCs/>
-          <w:color w:val="555555"/>
-          <w:sz w:val="22"/>
-          <w:szCs w:val="22"/>
-        </w:rPr>
-      </w:pPr>
-      <w:r>
-        <w:rPr>
-          <w:i/>
-          <w:iCs/>
-          <w:color w:val="555555"/>
-          <w:sz w:val="22"/>
-          <w:szCs w:val="22"/>
-        </w:rPr>
-      </w:r>
-    </w:p>
-    <w:p>
-      <w:pPr>
-        <w:pStyle w:val="Normal"/>
-        <w:pBdr>
-          <w:top w:val="single" w:sz="2" w:space="0" w:color="CCCCCC"/>
-          <w:bottom w:val="single" w:sz="2" w:space="0" w:color="CCCCCC"/>
-        </w:pBdr>
-        <w:spacing w:before="200" w:after="100"/>
-        <w:jc w:val="center"/>
-        <w:rPr>
-          <w:i/>
-          <w:i/>
-          <w:iCs/>
-          <w:color w:val="555555"/>
-          <w:sz w:val="22"/>
-          <w:szCs w:val="22"/>
-        </w:rPr>
-      </w:pPr>
-      <w:r>
-        <w:rPr>
-          <w:i/>
-          <w:iCs/>
-          <w:color w:val="555555"/>
-          <w:sz w:val="22"/>
-          <w:szCs w:val="22"/>
-        </w:rPr>
-      </w:r>
-    </w:p>
-    <w:p>
-      <w:pPr>
-        <w:pStyle w:val="Normal"/>
-        <w:pBdr>
-          <w:top w:val="single" w:sz="2" w:space="0" w:color="CCCCCC"/>
-          <w:bottom w:val="single" w:sz="2" w:space="0" w:color="CCCCCC"/>
-        </w:pBdr>
-        <w:spacing w:before="200" w:after="100"/>
-        <w:jc w:val="center"/>
-        <w:rPr>
-          <w:i/>
-          <w:i/>
-          <w:iCs/>
-          <w:color w:val="555555"/>
-          <w:sz w:val="22"/>
-          <w:szCs w:val="22"/>
-        </w:rPr>
-      </w:pPr>
-      <w:r>
-        <w:rPr>
-          <w:i/>
-          <w:iCs/>
-          <w:color w:val="555555"/>
-          <w:sz w:val="22"/>
-          <w:szCs w:val="22"/>
-        </w:rPr>
-      </w:r>
-    </w:p>
-    <w:p>
-      <w:pPr>
-        <w:pStyle w:val="Normal"/>
-        <w:pBdr>
-          <w:top w:val="single" w:sz="2" w:space="0" w:color="CCCCCC"/>
-          <w:bottom w:val="single" w:sz="2" w:space="0" w:color="CCCCCC"/>
-        </w:pBdr>
-        <w:spacing w:before="200" w:after="100"/>
-        <w:jc w:val="center"/>
-        <w:rPr>
-          <w:i/>
-          <w:i/>
-          <w:iCs/>
-          <w:color w:val="555555"/>
-          <w:sz w:val="22"/>
-          <w:szCs w:val="22"/>
-        </w:rPr>
-      </w:pPr>
-      <w:r>
-        <w:rPr>
-          <w:i/>
-          <w:iCs/>
-          <w:color w:val="555555"/>
-          <w:sz w:val="22"/>
-          <w:szCs w:val="22"/>
-        </w:rPr>
-        <w:drawing>
-          <wp:anchor behindDoc="0" distT="0" distB="0" distL="0" distR="0" simplePos="0" locked="0" layoutInCell="0" allowOverlap="1" relativeHeight="19">
-            <wp:simplePos x="0" y="0"/>
-            <wp:positionH relativeFrom="column">
-              <wp:align>center</wp:align>
-            </wp:positionH>
-            <wp:positionV relativeFrom="paragraph">
-              <wp:posOffset>635</wp:posOffset>
-            </wp:positionV>
-            <wp:extent cx="6179820" cy="2550160"/>
-            <wp:effectExtent l="0" t="0" r="0" b="0"/>
-            <wp:wrapSquare wrapText="largest"/>
-            <wp:docPr id="24" name="Image18" descr=""/>
-            <wp:cNvGraphicFramePr>
-              <a:graphicFrameLocks xmlns:a="http://schemas.openxmlformats.org/drawingml/2006/main" noChangeAspect="1"/>
-            </wp:cNvGraphicFramePr>
-            <a:graphic xmlns:a="http://schemas.openxmlformats.org/drawingml/2006/main">
-              <a:graphicData uri="http://schemas.openxmlformats.org/drawingml/2006/picture">
-                <pic:pic xmlns:pic="http://schemas.openxmlformats.org/drawingml/2006/picture">
-                  <pic:nvPicPr>
-                    <pic:cNvPr id="24" name="Image18" descr=""/>
-                    <pic:cNvPicPr>
-                      <a:picLocks noChangeAspect="1" noChangeArrowheads="1"/>
-                    </pic:cNvPicPr>
-                  </pic:nvPicPr>
-                  <pic:blipFill>
-                    <a:blip r:embed="rId25"/>
-                    <a:stretch>
-                      <a:fillRect/>
-                    </a:stretch>
-                  </pic:blipFill>
-                  <pic:spPr bwMode="auto">
-                    <a:xfrm>
-                      <a:off x="0" y="0"/>
-                      <a:ext cx="6179820" cy="2550160"/>
-                    </a:xfrm>
-                    <a:prstGeom prst="rect">
-                      <a:avLst/>
-                    </a:prstGeom>
-                  </pic:spPr>
-                </pic:pic>
-              </a:graphicData>
-            </a:graphic>
-          </wp:anchor>
-        </w:drawing>
-      </w:r>
-    </w:p>
-    <w:p>
-      <w:pPr>
-        <w:pStyle w:val="Normal"/>
-        <w:pBdr>
-          <w:top w:val="single" w:sz="2" w:space="0" w:color="CCCCCC"/>
-          <w:bottom w:val="single" w:sz="2" w:space="0" w:color="CCCCCC"/>
-        </w:pBdr>
-        <w:spacing w:before="200" w:after="100"/>
-        <w:jc w:val="center"/>
-        <w:rPr/>
-      </w:pPr>
-      <w:r>
-        <w:rPr>
-          <w:i/>
-          <w:iCs/>
-          <w:color w:val="555555"/>
-          <w:sz w:val="22"/>
-          <w:szCs w:val="22"/>
-        </w:rPr>
-        <w:t>[Figure 5.12: Workspace Settings]</w:t>
-      </w:r>
-    </w:p>
-    <w:p>
-      <w:pPr>
-        <w:pStyle w:val="Normal"/>
-        <w:pBdr>
-          <w:top w:val="single" w:sz="2" w:space="0" w:color="CCCCCC"/>
-          <w:bottom w:val="single" w:sz="2" w:space="0" w:color="CCCCCC"/>
-        </w:pBdr>
-        <w:spacing w:before="200" w:after="100"/>
-        <w:jc w:val="center"/>
-        <w:rPr>
-          <w:i/>
-          <w:i/>
-          <w:iCs/>
-          <w:color w:val="555555"/>
-          <w:sz w:val="22"/>
-          <w:szCs w:val="22"/>
-        </w:rPr>
-      </w:pPr>
-      <w:r>
-        <w:rPr>
-          <w:i/>
-          <w:iCs/>
-          <w:color w:val="555555"/>
-          <w:sz w:val="22"/>
-          <w:szCs w:val="22"/>
-        </w:rPr>
-      </w:r>
-    </w:p>
-    <w:p>
-      <w:pPr>
-        <w:pStyle w:val="Normal"/>
-        <w:pBdr>
-          <w:top w:val="single" w:sz="2" w:space="0" w:color="CCCCCC"/>
-          <w:bottom w:val="single" w:sz="2" w:space="0" w:color="CCCCCC"/>
-        </w:pBdr>
-        <w:spacing w:before="200" w:after="100"/>
-        <w:jc w:val="center"/>
-        <w:rPr>
-          <w:i/>
-          <w:i/>
-          <w:iCs/>
-          <w:color w:val="555555"/>
-          <w:sz w:val="22"/>
-          <w:szCs w:val="22"/>
-        </w:rPr>
-      </w:pPr>
-      <w:r>
-        <w:rPr>
-          <w:i/>
-          <w:iCs/>
-          <w:color w:val="555555"/>
-          <w:sz w:val="22"/>
-          <w:szCs w:val="22"/>
-        </w:rPr>
-      </w:r>
-    </w:p>
-    <w:p>
-      <w:pPr>
-        <w:pStyle w:val="Normal"/>
-        <w:pBdr>
-          <w:top w:val="single" w:sz="2" w:space="0" w:color="CCCCCC"/>
-          <w:bottom w:val="single" w:sz="2" w:space="0" w:color="CCCCCC"/>
-        </w:pBdr>
-        <w:spacing w:before="200" w:after="100"/>
-        <w:jc w:val="center"/>
-        <w:rPr>
-          <w:i/>
-          <w:i/>
-          <w:iCs/>
-          <w:color w:val="555555"/>
-          <w:sz w:val="22"/>
-          <w:szCs w:val="22"/>
-        </w:rPr>
-      </w:pPr>
-      <w:r>
-        <w:rPr>
-          <w:i/>
-          <w:iCs/>
-          <w:color w:val="555555"/>
-          <w:sz w:val="22"/>
-          <w:szCs w:val="22"/>
-        </w:rPr>
-        <w:drawing>
-          <wp:anchor behindDoc="0" distT="0" distB="0" distL="0" distR="0" simplePos="0" locked="0" layoutInCell="0" allowOverlap="1" relativeHeight="20">
-            <wp:simplePos x="0" y="0"/>
-            <wp:positionH relativeFrom="column">
-              <wp:align>center</wp:align>
-            </wp:positionH>
-            <wp:positionV relativeFrom="paragraph">
-              <wp:posOffset>635</wp:posOffset>
-            </wp:positionV>
-            <wp:extent cx="6070600" cy="2505075"/>
-            <wp:effectExtent l="0" t="0" r="0" b="0"/>
-            <wp:wrapSquare wrapText="largest"/>
-            <wp:docPr id="25" name="Image19" descr=""/>
-            <wp:cNvGraphicFramePr>
-              <a:graphicFrameLocks xmlns:a="http://schemas.openxmlformats.org/drawingml/2006/main" noChangeAspect="1"/>
-            </wp:cNvGraphicFramePr>
-            <a:graphic xmlns:a="http://schemas.openxmlformats.org/drawingml/2006/main">
-              <a:graphicData uri="http://schemas.openxmlformats.org/drawingml/2006/picture">
-                <pic:pic xmlns:pic="http://schemas.openxmlformats.org/drawingml/2006/picture">
-                  <pic:nvPicPr>
-                    <pic:cNvPr id="25" name="Image19" descr=""/>
+                    <pic:cNvPr id="25" name="Image17" descr=""/>
                     <pic:cNvPicPr>
                       <a:picLocks noChangeAspect="1" noChangeArrowheads="1"/>
                     </pic:cNvPicPr>
@@ -16374,7 +16542,7 @@
                   <pic:spPr bwMode="auto">
                     <a:xfrm>
                       <a:off x="0" y="0"/>
-                      <a:ext cx="6070600" cy="2505075"/>
+                      <a:ext cx="6137910" cy="2864485"/>
                     </a:xfrm>
                     <a:prstGeom prst="rect">
                       <a:avLst/>
@@ -16396,23 +16564,17 @@
         </w:pBdr>
         <w:spacing w:before="200" w:after="100"/>
         <w:jc w:val="center"/>
-        <w:rPr>
-          <w:i/>
+        <w:rPr/>
+      </w:pPr>
+      <w:r>
+        <w:rPr>
           <w:i/>
           <w:iCs/>
           <w:color w:val="555555"/>
           <w:sz w:val="22"/>
           <w:szCs w:val="22"/>
         </w:rPr>
-      </w:pPr>
-      <w:r>
-        <w:rPr>
-          <w:i/>
-          <w:iCs/>
-          <w:color w:val="555555"/>
-          <w:sz w:val="22"/>
-          <w:szCs w:val="22"/>
-        </w:rPr>
+        <w:t>[Figure 5.13: Custom Topic]</w:t>
       </w:r>
     </w:p>
     <w:p>
@@ -16424,17 +16586,409 @@
         </w:pBdr>
         <w:spacing w:before="200" w:after="100"/>
         <w:jc w:val="center"/>
-        <w:rPr/>
-      </w:pPr>
-      <w:r>
-        <w:rPr>
+        <w:rPr>
+          <w:i/>
           <w:i/>
           <w:iCs/>
           <w:color w:val="555555"/>
           <w:sz w:val="22"/>
           <w:szCs w:val="22"/>
         </w:rPr>
-        <w:t>[Figure 5.13: Forgot Password]</w:t>
+      </w:pPr>
+      <w:r>
+        <w:rPr>
+          <w:i/>
+          <w:iCs/>
+          <w:color w:val="555555"/>
+          <w:sz w:val="22"/>
+          <w:szCs w:val="22"/>
+        </w:rPr>
+      </w:r>
+    </w:p>
+    <w:p>
+      <w:pPr>
+        <w:pStyle w:val="Normal"/>
+        <w:pBdr>
+          <w:top w:val="single" w:sz="2" w:space="0" w:color="CCCCCC"/>
+          <w:bottom w:val="single" w:sz="2" w:space="0" w:color="CCCCCC"/>
+        </w:pBdr>
+        <w:spacing w:before="200" w:after="100"/>
+        <w:jc w:val="center"/>
+        <w:rPr>
+          <w:i/>
+          <w:i/>
+          <w:iCs/>
+          <w:color w:val="555555"/>
+          <w:sz w:val="22"/>
+          <w:szCs w:val="22"/>
+        </w:rPr>
+      </w:pPr>
+      <w:r>
+        <w:rPr>
+          <w:i/>
+          <w:iCs/>
+          <w:color w:val="555555"/>
+          <w:sz w:val="22"/>
+          <w:szCs w:val="22"/>
+        </w:rPr>
+      </w:r>
+    </w:p>
+    <w:p>
+      <w:pPr>
+        <w:pStyle w:val="Normal"/>
+        <w:pBdr>
+          <w:top w:val="single" w:sz="2" w:space="0" w:color="CCCCCC"/>
+          <w:bottom w:val="single" w:sz="2" w:space="0" w:color="CCCCCC"/>
+        </w:pBdr>
+        <w:spacing w:before="200" w:after="100"/>
+        <w:jc w:val="center"/>
+        <w:rPr>
+          <w:i/>
+          <w:i/>
+          <w:iCs/>
+          <w:color w:val="555555"/>
+          <w:sz w:val="22"/>
+          <w:szCs w:val="22"/>
+        </w:rPr>
+      </w:pPr>
+      <w:r>
+        <w:rPr>
+          <w:i/>
+          <w:iCs/>
+          <w:color w:val="555555"/>
+          <w:sz w:val="22"/>
+          <w:szCs w:val="22"/>
+        </w:rPr>
+      </w:r>
+    </w:p>
+    <w:p>
+      <w:pPr>
+        <w:pStyle w:val="Normal"/>
+        <w:pBdr>
+          <w:top w:val="single" w:sz="2" w:space="0" w:color="CCCCCC"/>
+          <w:bottom w:val="single" w:sz="2" w:space="0" w:color="CCCCCC"/>
+        </w:pBdr>
+        <w:spacing w:before="200" w:after="100"/>
+        <w:jc w:val="center"/>
+        <w:rPr>
+          <w:i/>
+          <w:i/>
+          <w:iCs/>
+          <w:color w:val="555555"/>
+          <w:sz w:val="22"/>
+          <w:szCs w:val="22"/>
+        </w:rPr>
+      </w:pPr>
+      <w:r>
+        <w:rPr>
+          <w:i/>
+          <w:iCs/>
+          <w:color w:val="555555"/>
+          <w:sz w:val="22"/>
+          <w:szCs w:val="22"/>
+        </w:rPr>
+        <w:drawing>
+          <wp:anchor behindDoc="0" distT="0" distB="0" distL="0" distR="0" simplePos="0" locked="0" layoutInCell="0" allowOverlap="1" relativeHeight="29">
+            <wp:simplePos x="0" y="0"/>
+            <wp:positionH relativeFrom="column">
+              <wp:align>center</wp:align>
+            </wp:positionH>
+            <wp:positionV relativeFrom="paragraph">
+              <wp:posOffset>635</wp:posOffset>
+            </wp:positionV>
+            <wp:extent cx="6201410" cy="2905125"/>
+            <wp:effectExtent l="0" t="0" r="0" b="0"/>
+            <wp:wrapSquare wrapText="largest"/>
+            <wp:docPr id="26" name="Image18" descr=""/>
+            <wp:cNvGraphicFramePr>
+              <a:graphicFrameLocks xmlns:a="http://schemas.openxmlformats.org/drawingml/2006/main" noChangeAspect="1"/>
+            </wp:cNvGraphicFramePr>
+            <a:graphic xmlns:a="http://schemas.openxmlformats.org/drawingml/2006/main">
+              <a:graphicData uri="http://schemas.openxmlformats.org/drawingml/2006/picture">
+                <pic:pic xmlns:pic="http://schemas.openxmlformats.org/drawingml/2006/picture">
+                  <pic:nvPicPr>
+                    <pic:cNvPr id="26" name="Image18" descr=""/>
+                    <pic:cNvPicPr>
+                      <a:picLocks noChangeAspect="1" noChangeArrowheads="1"/>
+                    </pic:cNvPicPr>
+                  </pic:nvPicPr>
+                  <pic:blipFill>
+                    <a:blip r:embed="rId27"/>
+                    <a:stretch>
+                      <a:fillRect/>
+                    </a:stretch>
+                  </pic:blipFill>
+                  <pic:spPr bwMode="auto">
+                    <a:xfrm>
+                      <a:off x="0" y="0"/>
+                      <a:ext cx="6201410" cy="2905125"/>
+                    </a:xfrm>
+                    <a:prstGeom prst="rect">
+                      <a:avLst/>
+                    </a:prstGeom>
+                  </pic:spPr>
+                </pic:pic>
+              </a:graphicData>
+            </a:graphic>
+          </wp:anchor>
+        </w:drawing>
+      </w:r>
+    </w:p>
+    <w:p>
+      <w:pPr>
+        <w:pStyle w:val="Normal"/>
+        <w:pBdr>
+          <w:top w:val="single" w:sz="2" w:space="0" w:color="CCCCCC"/>
+          <w:bottom w:val="single" w:sz="2" w:space="0" w:color="CCCCCC"/>
+        </w:pBdr>
+        <w:spacing w:before="200" w:after="100"/>
+        <w:jc w:val="center"/>
+        <w:rPr>
+          <w:i/>
+          <w:i/>
+          <w:iCs/>
+          <w:color w:val="555555"/>
+          <w:sz w:val="22"/>
+          <w:szCs w:val="22"/>
+        </w:rPr>
+      </w:pPr>
+      <w:r>
+        <w:rPr>
+          <w:i/>
+          <w:iCs/>
+          <w:color w:val="555555"/>
+          <w:sz w:val="22"/>
+          <w:szCs w:val="22"/>
+        </w:rPr>
+      </w:r>
+    </w:p>
+    <w:p>
+      <w:pPr>
+        <w:pStyle w:val="Normal"/>
+        <w:pBdr>
+          <w:top w:val="single" w:sz="2" w:space="0" w:color="CCCCCC"/>
+          <w:bottom w:val="single" w:sz="2" w:space="0" w:color="CCCCCC"/>
+        </w:pBdr>
+        <w:spacing w:before="200" w:after="100"/>
+        <w:jc w:val="center"/>
+        <w:rPr>
+          <w:i/>
+          <w:i/>
+          <w:iCs/>
+          <w:color w:val="555555"/>
+          <w:sz w:val="22"/>
+          <w:szCs w:val="22"/>
+        </w:rPr>
+      </w:pPr>
+      <w:r>
+        <w:rPr>
+          <w:i/>
+          <w:iCs/>
+          <w:color w:val="555555"/>
+          <w:sz w:val="22"/>
+          <w:szCs w:val="22"/>
+        </w:rPr>
+      </w:r>
+    </w:p>
+    <w:p>
+      <w:pPr>
+        <w:pStyle w:val="Normal"/>
+        <w:pBdr>
+          <w:top w:val="single" w:sz="2" w:space="0" w:color="CCCCCC"/>
+          <w:bottom w:val="single" w:sz="2" w:space="0" w:color="CCCCCC"/>
+        </w:pBdr>
+        <w:spacing w:before="200" w:after="100"/>
+        <w:jc w:val="center"/>
+        <w:rPr/>
+      </w:pPr>
+      <w:r>
+        <w:rPr>
+          <w:i/>
+          <w:iCs/>
+          <w:color w:val="555555"/>
+          <w:sz w:val="22"/>
+          <w:szCs w:val="22"/>
+        </w:rPr>
+        <w:t>[Figure 5.14: Workspace Settings]</w:t>
+      </w:r>
+    </w:p>
+    <w:p>
+      <w:pPr>
+        <w:pStyle w:val="Normal"/>
+        <w:pBdr>
+          <w:top w:val="single" w:sz="2" w:space="0" w:color="CCCCCC"/>
+          <w:bottom w:val="single" w:sz="2" w:space="0" w:color="CCCCCC"/>
+        </w:pBdr>
+        <w:spacing w:before="200" w:after="100"/>
+        <w:jc w:val="center"/>
+        <w:rPr>
+          <w:i/>
+          <w:i/>
+          <w:iCs/>
+          <w:color w:val="555555"/>
+          <w:sz w:val="22"/>
+          <w:szCs w:val="22"/>
+        </w:rPr>
+      </w:pPr>
+      <w:r>
+        <w:rPr>
+          <w:i/>
+          <w:iCs/>
+          <w:color w:val="555555"/>
+          <w:sz w:val="22"/>
+          <w:szCs w:val="22"/>
+        </w:rPr>
+      </w:r>
+    </w:p>
+    <w:p>
+      <w:pPr>
+        <w:pStyle w:val="Normal"/>
+        <w:pBdr>
+          <w:top w:val="single" w:sz="2" w:space="0" w:color="CCCCCC"/>
+          <w:bottom w:val="single" w:sz="2" w:space="0" w:color="CCCCCC"/>
+        </w:pBdr>
+        <w:spacing w:before="200" w:after="100"/>
+        <w:jc w:val="center"/>
+        <w:rPr>
+          <w:i/>
+          <w:i/>
+          <w:iCs/>
+          <w:color w:val="555555"/>
+          <w:sz w:val="22"/>
+          <w:szCs w:val="22"/>
+        </w:rPr>
+      </w:pPr>
+      <w:r>
+        <w:rPr>
+          <w:i/>
+          <w:iCs/>
+          <w:color w:val="555555"/>
+          <w:sz w:val="22"/>
+          <w:szCs w:val="22"/>
+        </w:rPr>
+        <w:drawing>
+          <wp:anchor behindDoc="0" distT="0" distB="0" distL="0" distR="0" simplePos="0" locked="0" layoutInCell="0" allowOverlap="1" relativeHeight="13">
+            <wp:simplePos x="0" y="0"/>
+            <wp:positionH relativeFrom="column">
+              <wp:posOffset>-517525</wp:posOffset>
+            </wp:positionH>
+            <wp:positionV relativeFrom="paragraph">
+              <wp:posOffset>100965</wp:posOffset>
+            </wp:positionV>
+            <wp:extent cx="6377940" cy="2632075"/>
+            <wp:effectExtent l="0" t="0" r="0" b="0"/>
+            <wp:wrapSquare wrapText="largest"/>
+            <wp:docPr id="27" name="Image19" descr=""/>
+            <wp:cNvGraphicFramePr>
+              <a:graphicFrameLocks xmlns:a="http://schemas.openxmlformats.org/drawingml/2006/main" noChangeAspect="1"/>
+            </wp:cNvGraphicFramePr>
+            <a:graphic xmlns:a="http://schemas.openxmlformats.org/drawingml/2006/main">
+              <a:graphicData uri="http://schemas.openxmlformats.org/drawingml/2006/picture">
+                <pic:pic xmlns:pic="http://schemas.openxmlformats.org/drawingml/2006/picture">
+                  <pic:nvPicPr>
+                    <pic:cNvPr id="27" name="Image19" descr=""/>
+                    <pic:cNvPicPr>
+                      <a:picLocks noChangeAspect="1" noChangeArrowheads="1"/>
+                    </pic:cNvPicPr>
+                  </pic:nvPicPr>
+                  <pic:blipFill>
+                    <a:blip r:embed="rId28"/>
+                    <a:stretch>
+                      <a:fillRect/>
+                    </a:stretch>
+                  </pic:blipFill>
+                  <pic:spPr bwMode="auto">
+                    <a:xfrm>
+                      <a:off x="0" y="0"/>
+                      <a:ext cx="6377940" cy="2632075"/>
+                    </a:xfrm>
+                    <a:prstGeom prst="rect">
+                      <a:avLst/>
+                    </a:prstGeom>
+                  </pic:spPr>
+                </pic:pic>
+              </a:graphicData>
+            </a:graphic>
+          </wp:anchor>
+        </w:drawing>
+      </w:r>
+    </w:p>
+    <w:p>
+      <w:pPr>
+        <w:pStyle w:val="Normal"/>
+        <w:pBdr>
+          <w:top w:val="single" w:sz="2" w:space="0" w:color="CCCCCC"/>
+          <w:bottom w:val="single" w:sz="2" w:space="0" w:color="CCCCCC"/>
+        </w:pBdr>
+        <w:spacing w:before="200" w:after="100"/>
+        <w:jc w:val="center"/>
+        <w:rPr>
+          <w:i/>
+          <w:i/>
+          <w:iCs/>
+          <w:color w:val="555555"/>
+          <w:sz w:val="22"/>
+          <w:szCs w:val="22"/>
+        </w:rPr>
+      </w:pPr>
+      <w:r>
+        <w:rPr>
+          <w:i/>
+          <w:iCs/>
+          <w:color w:val="555555"/>
+          <w:sz w:val="22"/>
+          <w:szCs w:val="22"/>
+        </w:rPr>
+      </w:r>
+    </w:p>
+    <w:p>
+      <w:pPr>
+        <w:pStyle w:val="Normal"/>
+        <w:pBdr>
+          <w:top w:val="single" w:sz="2" w:space="0" w:color="CCCCCC"/>
+          <w:bottom w:val="single" w:sz="2" w:space="0" w:color="CCCCCC"/>
+        </w:pBdr>
+        <w:spacing w:before="200" w:after="100"/>
+        <w:jc w:val="center"/>
+        <w:rPr>
+          <w:i/>
+          <w:i/>
+          <w:iCs/>
+          <w:color w:val="555555"/>
+          <w:sz w:val="22"/>
+          <w:szCs w:val="22"/>
+        </w:rPr>
+      </w:pPr>
+      <w:r>
+        <w:rPr>
+          <w:i/>
+          <w:iCs/>
+          <w:color w:val="555555"/>
+          <w:sz w:val="22"/>
+          <w:szCs w:val="22"/>
+        </w:rPr>
+      </w:r>
+    </w:p>
+    <w:p>
+      <w:pPr>
+        <w:pStyle w:val="Normal"/>
+        <w:pBdr>
+          <w:top w:val="single" w:sz="2" w:space="0" w:color="CCCCCC"/>
+          <w:bottom w:val="single" w:sz="2" w:space="0" w:color="CCCCCC"/>
+        </w:pBdr>
+        <w:spacing w:before="200" w:after="100"/>
+        <w:jc w:val="center"/>
+        <w:rPr/>
+      </w:pPr>
+      <w:r>
+        <w:rPr>
+          <w:i/>
+          <w:iCs/>
+          <w:color w:val="555555"/>
+          <w:sz w:val="22"/>
+          <w:szCs w:val="22"/>
+        </w:rPr>
+        <w:t>[Figure 5.15: Forgot Password]</w:t>
       </w:r>
     </w:p>
     <w:p>
@@ -16505,7 +17059,7 @@
           <w:szCs w:val="28"/>
         </w:rPr>
         <w:drawing>
-          <wp:anchor behindDoc="0" distT="0" distB="0" distL="0" distR="0" simplePos="0" locked="0" layoutInCell="0" allowOverlap="1" relativeHeight="22">
+          <wp:anchor behindDoc="0" distT="0" distB="0" distL="0" distR="0" simplePos="0" locked="0" layoutInCell="0" allowOverlap="1" relativeHeight="15">
             <wp:simplePos x="0" y="0"/>
             <wp:positionH relativeFrom="column">
               <wp:posOffset>-454025</wp:posOffset>
@@ -16516,7 +17070,7 @@
             <wp:extent cx="6332220" cy="2626360"/>
             <wp:effectExtent l="0" t="0" r="0" b="0"/>
             <wp:wrapSquare wrapText="largest"/>
-            <wp:docPr id="26" name="Image20" descr=""/>
+            <wp:docPr id="28" name="Image20" descr=""/>
             <wp:cNvGraphicFramePr>
               <a:graphicFrameLocks xmlns:a="http://schemas.openxmlformats.org/drawingml/2006/main" noChangeAspect="1"/>
             </wp:cNvGraphicFramePr>
@@ -16524,13 +17078,13 @@
               <a:graphicData uri="http://schemas.openxmlformats.org/drawingml/2006/picture">
                 <pic:pic xmlns:pic="http://schemas.openxmlformats.org/drawingml/2006/picture">
                   <pic:nvPicPr>
-                    <pic:cNvPr id="26" name="Image20" descr=""/>
+                    <pic:cNvPr id="28" name="Image20" descr=""/>
                     <pic:cNvPicPr>
                       <a:picLocks noChangeAspect="1" noChangeArrowheads="1"/>
                     </pic:cNvPicPr>
                   </pic:nvPicPr>
                   <pic:blipFill>
-                    <a:blip r:embed="rId27"/>
+                    <a:blip r:embed="rId29"/>
                     <a:stretch>
                       <a:fillRect/>
                     </a:stretch>
@@ -16575,7 +17129,7 @@
           <w:szCs w:val="22"/>
         </w:rPr>
         <w:br/>
-        <w:t>[Figure 5.13: Admin Login ]</w:t>
+        <w:t>[Figure 5.16: Admin Login ]</w:t>
       </w:r>
     </w:p>
     <w:p>
@@ -16593,6 +17147,123 @@
           <w:sz w:val="28"/>
           <w:szCs w:val="28"/>
         </w:rPr>
+        <w:drawing>
+          <wp:anchor behindDoc="0" distT="0" distB="0" distL="0" distR="0" simplePos="0" locked="0" layoutInCell="0" allowOverlap="1" relativeHeight="30">
+            <wp:simplePos x="0" y="0"/>
+            <wp:positionH relativeFrom="column">
+              <wp:posOffset>-316230</wp:posOffset>
+            </wp:positionH>
+            <wp:positionV relativeFrom="paragraph">
+              <wp:posOffset>476250</wp:posOffset>
+            </wp:positionV>
+            <wp:extent cx="6128385" cy="2541905"/>
+            <wp:effectExtent l="0" t="0" r="0" b="0"/>
+            <wp:wrapSquare wrapText="largest"/>
+            <wp:docPr id="29" name="Image27" descr=""/>
+            <wp:cNvGraphicFramePr>
+              <a:graphicFrameLocks xmlns:a="http://schemas.openxmlformats.org/drawingml/2006/main" noChangeAspect="1"/>
+            </wp:cNvGraphicFramePr>
+            <a:graphic xmlns:a="http://schemas.openxmlformats.org/drawingml/2006/main">
+              <a:graphicData uri="http://schemas.openxmlformats.org/drawingml/2006/picture">
+                <pic:pic xmlns:pic="http://schemas.openxmlformats.org/drawingml/2006/picture">
+                  <pic:nvPicPr>
+                    <pic:cNvPr id="29" name="Image27" descr=""/>
+                    <pic:cNvPicPr>
+                      <a:picLocks noChangeAspect="1" noChangeArrowheads="1"/>
+                    </pic:cNvPicPr>
+                  </pic:nvPicPr>
+                  <pic:blipFill>
+                    <a:blip r:embed="rId30"/>
+                    <a:stretch>
+                      <a:fillRect/>
+                    </a:stretch>
+                  </pic:blipFill>
+                  <pic:spPr bwMode="auto">
+                    <a:xfrm>
+                      <a:off x="0" y="0"/>
+                      <a:ext cx="6128385" cy="2541905"/>
+                    </a:xfrm>
+                    <a:prstGeom prst="rect">
+                      <a:avLst/>
+                    </a:prstGeom>
+                  </pic:spPr>
+                </pic:pic>
+              </a:graphicData>
+            </a:graphic>
+          </wp:anchor>
+        </w:drawing>
+      </w:r>
+    </w:p>
+    <w:p>
+      <w:pPr>
+        <w:pStyle w:val="Normal"/>
+        <w:pBdr>
+          <w:top w:val="single" w:sz="2" w:space="0" w:color="CCCCCC"/>
+          <w:bottom w:val="single" w:sz="2" w:space="0" w:color="CCCCCC"/>
+        </w:pBdr>
+        <w:spacing w:before="200" w:after="100"/>
+        <w:jc w:val="center"/>
+        <w:rPr>
+          <w:color w:val="000000" w:themeColor="text1"/>
+          <w:sz w:val="28"/>
+          <w:szCs w:val="28"/>
+        </w:rPr>
+      </w:pPr>
+      <w:r>
+        <w:rPr>
+          <w:color w:val="000000" w:themeColor="text1"/>
+          <w:sz w:val="28"/>
+          <w:szCs w:val="28"/>
+        </w:rPr>
+      </w:r>
+    </w:p>
+    <w:p>
+      <w:pPr>
+        <w:pStyle w:val="Normal"/>
+        <w:pBdr>
+          <w:top w:val="single" w:sz="2" w:space="0" w:color="CCCCCC"/>
+          <w:bottom w:val="single" w:sz="2" w:space="0" w:color="CCCCCC"/>
+        </w:pBdr>
+        <w:spacing w:before="200" w:after="100"/>
+        <w:jc w:val="center"/>
+        <w:rPr>
+          <w:color w:val="000000" w:themeColor="text1"/>
+          <w:sz w:val="28"/>
+          <w:szCs w:val="28"/>
+        </w:rPr>
+      </w:pPr>
+      <w:r>
+        <w:rPr>
+          <w:i/>
+          <w:iCs/>
+          <w:color w:val="555555" w:themeColor="text1"/>
+          <w:sz w:val="22"/>
+          <w:szCs w:val="22"/>
+        </w:rPr>
+        <w:t>[Figure 5.17: Admin Dashboard ]</w:t>
+      </w:r>
+    </w:p>
+    <w:p>
+      <w:pPr>
+        <w:pStyle w:val="Normal"/>
+        <w:pBdr>
+          <w:top w:val="single" w:sz="2" w:space="0" w:color="CCCCCC"/>
+          <w:bottom w:val="single" w:sz="2" w:space="0" w:color="CCCCCC"/>
+        </w:pBdr>
+        <w:spacing w:before="200" w:after="100"/>
+        <w:jc w:val="center"/>
+        <w:rPr>
+          <w:color w:val="000000" w:themeColor="text1"/>
+          <w:sz w:val="28"/>
+          <w:szCs w:val="28"/>
+        </w:rPr>
+      </w:pPr>
+      <w:r>
+        <w:rPr>
+          <w:color w:val="000000" w:themeColor="text1"/>
+          <w:sz w:val="28"/>
+          <w:szCs w:val="28"/>
+        </w:rPr>
       </w:r>
     </w:p>
     <w:p>
@@ -16610,8 +17281,42 @@
           <w:sz w:val="28"/>
           <w:szCs w:val="28"/>
         </w:rPr>
+      </w:r>
+    </w:p>
+    <w:p>
+      <w:pPr>
+        <w:pStyle w:val="Heading2"/>
+        <w:rPr>
+          <w:color w:val="000000" w:themeColor="text1"/>
+          <w:sz w:val="28"/>
+          <w:szCs w:val="28"/>
+        </w:rPr>
+      </w:pPr>
+      <w:r>
+        <w:rPr>
+          <w:color w:val="000000" w:themeColor="text1"/>
+          <w:sz w:val="28"/>
+          <w:szCs w:val="28"/>
+        </w:rPr>
+      </w:r>
+    </w:p>
+    <w:p>
+      <w:pPr>
+        <w:pStyle w:val="Heading2"/>
+        <w:rPr>
+          <w:color w:val="000000" w:themeColor="text1"/>
+          <w:sz w:val="28"/>
+          <w:szCs w:val="28"/>
+        </w:rPr>
+      </w:pPr>
+      <w:r>
+        <w:rPr>
+          <w:color w:val="000000" w:themeColor="text1"/>
+          <w:sz w:val="28"/>
+          <w:szCs w:val="28"/>
+        </w:rPr>
         <w:drawing>
-          <wp:anchor behindDoc="0" distT="0" distB="0" distL="0" distR="0" simplePos="0" locked="0" layoutInCell="0" allowOverlap="1" relativeHeight="28">
+          <wp:anchor behindDoc="0" distT="0" distB="0" distL="0" distR="0" simplePos="0" locked="0" layoutInCell="0" allowOverlap="1" relativeHeight="21">
             <wp:simplePos x="0" y="0"/>
             <wp:positionH relativeFrom="column">
               <wp:posOffset>-421005</wp:posOffset>
@@ -16622,7 +17327,7 @@
             <wp:extent cx="6280785" cy="2605405"/>
             <wp:effectExtent l="0" t="0" r="0" b="0"/>
             <wp:wrapSquare wrapText="largest"/>
-            <wp:docPr id="27" name="Image25" descr=""/>
+            <wp:docPr id="30" name="Image25" descr=""/>
             <wp:cNvGraphicFramePr>
               <a:graphicFrameLocks xmlns:a="http://schemas.openxmlformats.org/drawingml/2006/main" noChangeAspect="1"/>
             </wp:cNvGraphicFramePr>
@@ -16630,13 +17335,13 @@
               <a:graphicData uri="http://schemas.openxmlformats.org/drawingml/2006/picture">
                 <pic:pic xmlns:pic="http://schemas.openxmlformats.org/drawingml/2006/picture">
                   <pic:nvPicPr>
-                    <pic:cNvPr id="27" name="Image25" descr=""/>
+                    <pic:cNvPr id="30" name="Image25" descr=""/>
                     <pic:cNvPicPr>
                       <a:picLocks noChangeAspect="1" noChangeArrowheads="1"/>
                     </pic:cNvPicPr>
                   </pic:nvPicPr>
                   <pic:blipFill>
-                    <a:blip r:embed="rId28"/>
+                    <a:blip r:embed="rId31"/>
                     <a:stretch>
                       <a:fillRect/>
                     </a:stretch>
@@ -16680,7 +17385,126 @@
           <w:sz w:val="22"/>
           <w:szCs w:val="22"/>
         </w:rPr>
-        <w:t>[Figure 5.14: Mange Prompt Templates]</w:t>
+        <w:t>[Figure 5.18: Mange Prompt Templates]</w:t>
+      </w:r>
+    </w:p>
+    <w:p>
+      <w:pPr>
+        <w:pStyle w:val="Heading2"/>
+        <w:rPr>
+          <w:color w:val="000000" w:themeColor="text1"/>
+          <w:sz w:val="28"/>
+          <w:szCs w:val="28"/>
+        </w:rPr>
+      </w:pPr>
+      <w:r>
+        <w:rPr>
+          <w:color w:val="000000" w:themeColor="text1"/>
+          <w:sz w:val="28"/>
+          <w:szCs w:val="28"/>
+        </w:rPr>
+      </w:r>
+    </w:p>
+    <w:p>
+      <w:pPr>
+        <w:pStyle w:val="Heading2"/>
+        <w:rPr>
+          <w:color w:val="000000" w:themeColor="text1"/>
+          <w:sz w:val="28"/>
+          <w:szCs w:val="28"/>
+        </w:rPr>
+      </w:pPr>
+      <w:r>
+        <w:rPr>
+          <w:color w:val="000000" w:themeColor="text1"/>
+          <w:sz w:val="28"/>
+          <w:szCs w:val="28"/>
+        </w:rPr>
+      </w:r>
+    </w:p>
+    <w:p>
+      <w:pPr>
+        <w:pStyle w:val="Heading2"/>
+        <w:rPr>
+          <w:color w:val="000000" w:themeColor="text1"/>
+          <w:sz w:val="28"/>
+          <w:szCs w:val="28"/>
+        </w:rPr>
+      </w:pPr>
+      <w:r>
+        <w:rPr>
+          <w:color w:val="000000" w:themeColor="text1"/>
+          <w:sz w:val="28"/>
+          <w:szCs w:val="28"/>
+        </w:rPr>
+      </w:r>
+    </w:p>
+    <w:p>
+      <w:pPr>
+        <w:pStyle w:val="Heading2"/>
+        <w:rPr>
+          <w:color w:val="000000" w:themeColor="text1"/>
+          <w:sz w:val="28"/>
+          <w:szCs w:val="28"/>
+        </w:rPr>
+      </w:pPr>
+      <w:r>
+        <w:rPr>
+          <w:color w:val="000000" w:themeColor="text1"/>
+          <w:sz w:val="28"/>
+          <w:szCs w:val="28"/>
+        </w:rPr>
+      </w:r>
+    </w:p>
+    <w:p>
+      <w:pPr>
+        <w:pStyle w:val="Heading2"/>
+        <w:rPr>
+          <w:color w:val="000000" w:themeColor="text1"/>
+          <w:sz w:val="28"/>
+          <w:szCs w:val="28"/>
+        </w:rPr>
+      </w:pPr>
+      <w:r>
+        <w:rPr>
+          <w:color w:val="000000" w:themeColor="text1"/>
+          <w:sz w:val="28"/>
+          <w:szCs w:val="28"/>
+        </w:rPr>
+      </w:r>
+    </w:p>
+    <w:p>
+      <w:pPr>
+        <w:pStyle w:val="Heading2"/>
+        <w:rPr>
+          <w:color w:val="000000" w:themeColor="text1"/>
+          <w:sz w:val="28"/>
+          <w:szCs w:val="28"/>
+        </w:rPr>
+      </w:pPr>
+      <w:r>
+        <w:rPr>
+          <w:color w:val="000000" w:themeColor="text1"/>
+          <w:sz w:val="28"/>
+          <w:szCs w:val="28"/>
+        </w:rPr>
+      </w:r>
+    </w:p>
+    <w:p>
+      <w:pPr>
+        <w:pStyle w:val="Heading2"/>
+        <w:rPr>
+          <w:color w:val="000000" w:themeColor="text1"/>
+          <w:sz w:val="28"/>
+          <w:szCs w:val="28"/>
+        </w:rPr>
+      </w:pPr>
+      <w:r>
+        <w:rPr>
+          <w:color w:val="000000" w:themeColor="text1"/>
+          <w:sz w:val="28"/>
+          <w:szCs w:val="28"/>
+        </w:rPr>
       </w:r>
     </w:p>
     <w:p>
@@ -18640,7 +19464,11 @@
         </w:rPr>
       </w:pPr>
       <w:r>
-        <w:rPr/>
+        <w:rPr>
+          <w:color w:val="000000" w:themeColor="text1"/>
+          <w:sz w:val="28"/>
+          <w:szCs w:val="28"/>
+        </w:rPr>
       </w:r>
     </w:p>
     <w:p>
@@ -18713,16 +19541,7 @@
           <w:sz w:val="32"/>
           <w:szCs w:val="32"/>
         </w:rPr>
-        <w:t>R</w:t>
-      </w:r>
-      <w:r>
-        <w:rPr>
-          <w:b/>
-          <w:bCs/>
-          <w:sz w:val="32"/>
-          <w:szCs w:val="32"/>
-        </w:rPr>
-        <w:t>EFERENCES</w:t>
+        <w:t>REFERENCES</w:t>
       </w:r>
     </w:p>
     <w:p>
